--- a/files/отчет для 4 варианта.docx
+++ b/files/отчет для 4 варианта.docx
@@ -3538,17 +3538,26 @@
                 <w:color w:val="000000"/>
                 <w:sz w:val="24"/>
                 <w:szCs w:val="24"/>
+                <w:lang w:val="ru-RU"/>
+              </w:rPr>
+            </w:pPr>
+            <w:r>
+              <w:rPr>
+                <w:color w:val="000000"/>
+                <w:sz w:val="24"/>
+                <w:szCs w:val="24"/>
                 <w:lang w:val="en-US"/>
               </w:rPr>
-            </w:pPr>
-            <w:r>
-              <w:rPr>
-                <w:color w:val="000000"/>
-                <w:sz w:val="24"/>
-                <w:szCs w:val="24"/>
-                <w:lang w:val="en-US"/>
-              </w:rPr>
               <w:t>192.168.99.</w:t>
+            </w:r>
+            <w:r>
+              <w:rPr>
+                <w:color w:val="000000"/>
+                <w:sz w:val="24"/>
+                <w:szCs w:val="24"/>
+                <w:lang w:val="ru-RU"/>
+              </w:rPr>
+              <w:t>1</w:t>
             </w:r>
           </w:p>
         </w:tc>
@@ -8394,28 +8403,28 @@
 </file>
 
 <file path=customXml/item1.xml><?xml version="1.0" encoding="utf-8"?>
+<b:Sources xmlns:b="http://schemas.openxmlformats.org/officeDocument/2006/bibliography" xmlns="http://schemas.openxmlformats.org/officeDocument/2006/bibliography" SelectedStyle="\APA.XSL" StyleName="APA"/>
+</file>
+
+<file path=customXml/item2.xml><?xml version="1.0" encoding="utf-8"?>
 <go:gDocsCustomXmlDataStorage xmlns:go="http://customooxmlschemas.google.com/" xmlns:r="http://schemas.openxmlformats.org/officeDocument/2006/relationships" uri="GoogleDocsCustomDataVersion2">
   <go:docsCustomData xmlns:go="http://customooxmlschemas.google.com/" roundtripDataSignature="AMtx7mhqWHGFhzFKBdDgdGqMDypiuy0LcA==">CgMxLjAyDmguOGZyM3Y0dG9vejhnMg5oLmV1dGp0bzhibGVrNzIOaC5jOW5xZXA2NGt4ZTQyDmguaDZldTZ5NGp2ZGdrMg5oLmx0cXJ1cGl0dW93ZDIOaC5zaGRtNHZ2dnJiZmYyDmgua2Ztb3Nla3JwcTdwMg5oLmdpdHJ6ZzhpeXFzaTIOaC5mYnFwMjZyZnZsbHQyDmguaXRodGl6bjZucmluMg5oLnF5YW02dTZtcWg2cDIOaC50ZXFldWtjcTU5bG8yDmguOTIxOTB5M2JzZWt3Mg5oLngwdng2cXhjbDN5djIOaC4xMW83czRsd2Z0d3Y4AHIhMVl2UVA3dzlRdENYRTd1bmcxb3hsaXJDclpjMzU0Tncx</go:docsCustomData>
 </go:gDocsCustomXmlDataStorage>
 </file>
 
-<file path=customXml/item2.xml><?xml version="1.0" encoding="utf-8"?>
-<b:Sources xmlns:b="http://schemas.openxmlformats.org/officeDocument/2006/bibliography" xmlns="http://schemas.openxmlformats.org/officeDocument/2006/bibliography" SelectedStyle="\APA.XSL" StyleName="APA"/>
+<file path=customXml/itemProps1.xml><?xml version="1.0" encoding="utf-8"?>
+<ds:datastoreItem xmlns:ds="http://schemas.openxmlformats.org/officeDocument/2006/customXml" ds:itemID="{73D6B838-1AA7-4562-9CAC-FAE212A13DA6}">
+  <ds:schemaRefs>
+    <ds:schemaRef ds:uri="http://schemas.openxmlformats.org/officeDocument/2006/bibliography"/>
+  </ds:schemaRefs>
+</ds:datastoreItem>
 </file>
 
-<file path=customXml/itemProps1.xml><?xml version="1.0" encoding="utf-8"?>
+<file path=customXml/itemProps2.xml><?xml version="1.0" encoding="utf-8"?>
 <ds:datastoreItem xmlns:ds="http://schemas.openxmlformats.org/officeDocument/2006/customXml" ds:itemID="{11111111-1234-1234-1234-123412341234}">
   <ds:schemaRefs>
     <ds:schemaRef ds:uri="http://customooxmlschemas.google.com/"/>
     <ds:schemaRef ds:uri="http://schemas.openxmlformats.org/officeDocument/2006/relationships"/>
   </ds:schemaRefs>
 </ds:datastoreItem>
-</file>
-
-<file path=customXml/itemProps2.xml><?xml version="1.0" encoding="utf-8"?>
-<ds:datastoreItem xmlns:ds="http://schemas.openxmlformats.org/officeDocument/2006/customXml" ds:itemID="{73D6B838-1AA7-4562-9CAC-FAE212A13DA6}">
-  <ds:schemaRefs>
-    <ds:schemaRef ds:uri="http://schemas.openxmlformats.org/officeDocument/2006/bibliography"/>
-  </ds:schemaRefs>
-</ds:datastoreItem>
 </file>
--- a/files/отчет для 4 варианта.docx
+++ b/files/отчет для 4 варианта.docx
@@ -1868,8 +1868,7 @@
     </w:p>
     <w:tbl>
       <w:tblPr>
-        <w:tblStyle w:val="af4"/>
-        <w:tblW w:w="9571" w:type="dxa"/>
+        <w:tblW w:w="9570" w:type="dxa"/>
         <w:tblInd w:w="-108" w:type="dxa"/>
         <w:tblBorders>
           <w:top w:val="single" w:sz="4" w:space="0" w:color="000000"/>
@@ -1883,7 +1882,7 @@
         <w:tblLook w:val="0400" w:firstRow="0" w:lastRow="0" w:firstColumn="0" w:lastColumn="0" w:noHBand="0" w:noVBand="1"/>
       </w:tblPr>
       <w:tblGrid>
-        <w:gridCol w:w="1337"/>
+        <w:gridCol w:w="1336"/>
         <w:gridCol w:w="1705"/>
         <w:gridCol w:w="1716"/>
         <w:gridCol w:w="1103"/>
@@ -1895,20 +1894,36 @@
         <w:tc>
           <w:tcPr>
             <w:tcW w:w="1337" w:type="dxa"/>
-          </w:tcPr>
-          <w:p>
-            <w:pPr>
-              <w:ind w:firstLine="0"/>
-              <w:jc w:val="center"/>
-              <w:rPr>
-                <w:sz w:val="24"/>
-                <w:szCs w:val="24"/>
-              </w:rPr>
-            </w:pPr>
-            <w:r>
-              <w:rPr>
-                <w:sz w:val="24"/>
-                <w:szCs w:val="24"/>
+            <w:tcBorders>
+              <w:top w:val="single" w:sz="4" w:space="0" w:color="000000"/>
+              <w:left w:val="single" w:sz="4" w:space="0" w:color="000000"/>
+              <w:bottom w:val="single" w:sz="4" w:space="0" w:color="000000"/>
+              <w:right w:val="single" w:sz="4" w:space="0" w:color="000000"/>
+            </w:tcBorders>
+            <w:hideMark/>
+          </w:tcPr>
+          <w:p>
+            <w:pPr>
+              <w:keepNext/>
+              <w:keepLines/>
+              <w:pBdr>
+                <w:top w:val="nil"/>
+                <w:left w:val="nil"/>
+                <w:bottom w:val="nil"/>
+                <w:right w:val="nil"/>
+                <w:between w:val="nil"/>
+              </w:pBdr>
+              <w:spacing w:line="240" w:lineRule="auto"/>
+              <w:ind w:firstLine="0"/>
+              <w:rPr>
+                <w:color w:val="000000"/>
+                <w:lang w:val="ru-RU"/>
+              </w:rPr>
+            </w:pPr>
+            <w:r>
+              <w:rPr>
+                <w:color w:val="000000"/>
+                <w:lang w:val="ru-RU"/>
               </w:rPr>
               <w:t>Устройство</w:t>
             </w:r>
@@ -1917,30 +1932,36 @@
         <w:tc>
           <w:tcPr>
             <w:tcW w:w="1705" w:type="dxa"/>
-          </w:tcPr>
-          <w:p>
-            <w:pPr>
-              <w:widowControl w:val="0"/>
-              <w:pBdr>
-                <w:top w:val="nil"/>
-                <w:left w:val="nil"/>
-                <w:bottom w:val="nil"/>
-                <w:right w:val="nil"/>
-                <w:between w:val="nil"/>
-              </w:pBdr>
-              <w:ind w:left="89" w:firstLine="0"/>
-              <w:jc w:val="center"/>
-              <w:rPr>
-                <w:color w:val="000000"/>
-                <w:sz w:val="24"/>
-                <w:szCs w:val="24"/>
-              </w:rPr>
-            </w:pPr>
-            <w:r>
-              <w:rPr>
-                <w:color w:val="000000"/>
-                <w:sz w:val="24"/>
-                <w:szCs w:val="24"/>
+            <w:tcBorders>
+              <w:top w:val="single" w:sz="4" w:space="0" w:color="000000"/>
+              <w:left w:val="single" w:sz="4" w:space="0" w:color="000000"/>
+              <w:bottom w:val="single" w:sz="4" w:space="0" w:color="000000"/>
+              <w:right w:val="single" w:sz="4" w:space="0" w:color="000000"/>
+            </w:tcBorders>
+            <w:hideMark/>
+          </w:tcPr>
+          <w:p>
+            <w:pPr>
+              <w:keepNext/>
+              <w:keepLines/>
+              <w:pBdr>
+                <w:top w:val="nil"/>
+                <w:left w:val="nil"/>
+                <w:bottom w:val="nil"/>
+                <w:right w:val="nil"/>
+                <w:between w:val="nil"/>
+              </w:pBdr>
+              <w:spacing w:line="240" w:lineRule="auto"/>
+              <w:ind w:firstLine="0"/>
+              <w:rPr>
+                <w:color w:val="000000"/>
+                <w:lang w:val="ru-RU"/>
+              </w:rPr>
+            </w:pPr>
+            <w:r>
+              <w:rPr>
+                <w:color w:val="000000"/>
+                <w:lang w:val="ru-RU"/>
               </w:rPr>
               <w:t>Интерфейс</w:t>
             </w:r>
@@ -1949,20 +1970,36 @@
         <w:tc>
           <w:tcPr>
             <w:tcW w:w="1716" w:type="dxa"/>
-          </w:tcPr>
-          <w:p>
-            <w:pPr>
-              <w:ind w:firstLine="0"/>
-              <w:jc w:val="center"/>
-              <w:rPr>
-                <w:sz w:val="24"/>
-                <w:szCs w:val="24"/>
-              </w:rPr>
-            </w:pPr>
-            <w:r>
-              <w:rPr>
-                <w:sz w:val="24"/>
-                <w:szCs w:val="24"/>
+            <w:tcBorders>
+              <w:top w:val="single" w:sz="4" w:space="0" w:color="000000"/>
+              <w:left w:val="single" w:sz="4" w:space="0" w:color="000000"/>
+              <w:bottom w:val="single" w:sz="4" w:space="0" w:color="000000"/>
+              <w:right w:val="single" w:sz="4" w:space="0" w:color="000000"/>
+            </w:tcBorders>
+            <w:hideMark/>
+          </w:tcPr>
+          <w:p>
+            <w:pPr>
+              <w:keepNext/>
+              <w:keepLines/>
+              <w:pBdr>
+                <w:top w:val="nil"/>
+                <w:left w:val="nil"/>
+                <w:bottom w:val="nil"/>
+                <w:right w:val="nil"/>
+                <w:between w:val="nil"/>
+              </w:pBdr>
+              <w:spacing w:line="240" w:lineRule="auto"/>
+              <w:ind w:firstLine="0"/>
+              <w:rPr>
+                <w:color w:val="000000"/>
+                <w:lang w:val="ru-RU"/>
+              </w:rPr>
+            </w:pPr>
+            <w:r>
+              <w:rPr>
+                <w:color w:val="000000"/>
+                <w:lang w:val="ru-RU"/>
               </w:rPr>
               <w:t>IP-адрес</w:t>
             </w:r>
@@ -1971,20 +2008,36 @@
         <w:tc>
           <w:tcPr>
             <w:tcW w:w="1103" w:type="dxa"/>
-          </w:tcPr>
-          <w:p>
-            <w:pPr>
-              <w:ind w:firstLine="0"/>
-              <w:jc w:val="center"/>
-              <w:rPr>
-                <w:sz w:val="24"/>
-                <w:szCs w:val="24"/>
-              </w:rPr>
-            </w:pPr>
-            <w:r>
-              <w:rPr>
-                <w:sz w:val="24"/>
-                <w:szCs w:val="24"/>
+            <w:tcBorders>
+              <w:top w:val="single" w:sz="4" w:space="0" w:color="000000"/>
+              <w:left w:val="single" w:sz="4" w:space="0" w:color="000000"/>
+              <w:bottom w:val="single" w:sz="4" w:space="0" w:color="000000"/>
+              <w:right w:val="single" w:sz="4" w:space="0" w:color="000000"/>
+            </w:tcBorders>
+            <w:hideMark/>
+          </w:tcPr>
+          <w:p>
+            <w:pPr>
+              <w:keepNext/>
+              <w:keepLines/>
+              <w:pBdr>
+                <w:top w:val="nil"/>
+                <w:left w:val="nil"/>
+                <w:bottom w:val="nil"/>
+                <w:right w:val="nil"/>
+                <w:between w:val="nil"/>
+              </w:pBdr>
+              <w:spacing w:line="240" w:lineRule="auto"/>
+              <w:ind w:firstLine="0"/>
+              <w:rPr>
+                <w:color w:val="000000"/>
+                <w:lang w:val="ru-RU"/>
+              </w:rPr>
+            </w:pPr>
+            <w:r>
+              <w:rPr>
+                <w:color w:val="000000"/>
+                <w:lang w:val="ru-RU"/>
               </w:rPr>
               <w:t>Маска</w:t>
             </w:r>
@@ -1993,20 +2046,36 @@
         <w:tc>
           <w:tcPr>
             <w:tcW w:w="1102" w:type="dxa"/>
-          </w:tcPr>
-          <w:p>
-            <w:pPr>
-              <w:ind w:firstLine="0"/>
-              <w:jc w:val="center"/>
-              <w:rPr>
-                <w:sz w:val="24"/>
-                <w:szCs w:val="24"/>
-              </w:rPr>
-            </w:pPr>
-            <w:r>
-              <w:rPr>
-                <w:sz w:val="24"/>
-                <w:szCs w:val="24"/>
+            <w:tcBorders>
+              <w:top w:val="single" w:sz="4" w:space="0" w:color="000000"/>
+              <w:left w:val="single" w:sz="4" w:space="0" w:color="000000"/>
+              <w:bottom w:val="single" w:sz="4" w:space="0" w:color="000000"/>
+              <w:right w:val="single" w:sz="4" w:space="0" w:color="000000"/>
+            </w:tcBorders>
+            <w:hideMark/>
+          </w:tcPr>
+          <w:p>
+            <w:pPr>
+              <w:keepNext/>
+              <w:keepLines/>
+              <w:pBdr>
+                <w:top w:val="nil"/>
+                <w:left w:val="nil"/>
+                <w:bottom w:val="nil"/>
+                <w:right w:val="nil"/>
+                <w:between w:val="nil"/>
+              </w:pBdr>
+              <w:spacing w:line="240" w:lineRule="auto"/>
+              <w:ind w:firstLine="0"/>
+              <w:rPr>
+                <w:color w:val="000000"/>
+                <w:lang w:val="ru-RU"/>
+              </w:rPr>
+            </w:pPr>
+            <w:r>
+              <w:rPr>
+                <w:color w:val="000000"/>
+                <w:lang w:val="ru-RU"/>
               </w:rPr>
               <w:t>VLAN</w:t>
             </w:r>
@@ -2015,20 +2084,36 @@
         <w:tc>
           <w:tcPr>
             <w:tcW w:w="1243" w:type="dxa"/>
-          </w:tcPr>
-          <w:p>
-            <w:pPr>
-              <w:ind w:firstLine="0"/>
-              <w:jc w:val="center"/>
-              <w:rPr>
-                <w:sz w:val="24"/>
-                <w:szCs w:val="24"/>
-              </w:rPr>
-            </w:pPr>
-            <w:r>
-              <w:rPr>
-                <w:sz w:val="24"/>
-                <w:szCs w:val="24"/>
+            <w:tcBorders>
+              <w:top w:val="single" w:sz="4" w:space="0" w:color="000000"/>
+              <w:left w:val="single" w:sz="4" w:space="0" w:color="000000"/>
+              <w:bottom w:val="single" w:sz="4" w:space="0" w:color="000000"/>
+              <w:right w:val="single" w:sz="4" w:space="0" w:color="000000"/>
+            </w:tcBorders>
+            <w:hideMark/>
+          </w:tcPr>
+          <w:p>
+            <w:pPr>
+              <w:keepNext/>
+              <w:keepLines/>
+              <w:pBdr>
+                <w:top w:val="nil"/>
+                <w:left w:val="nil"/>
+                <w:bottom w:val="nil"/>
+                <w:right w:val="nil"/>
+                <w:between w:val="nil"/>
+              </w:pBdr>
+              <w:spacing w:line="240" w:lineRule="auto"/>
+              <w:ind w:firstLine="0"/>
+              <w:rPr>
+                <w:color w:val="000000"/>
+                <w:lang w:val="ru-RU"/>
+              </w:rPr>
+            </w:pPr>
+            <w:r>
+              <w:rPr>
+                <w:color w:val="000000"/>
+                <w:lang w:val="ru-RU"/>
               </w:rPr>
               <w:t>Подсеть</w:t>
             </w:r>
@@ -2037,20 +2122,36 @@
         <w:tc>
           <w:tcPr>
             <w:tcW w:w="1365" w:type="dxa"/>
-          </w:tcPr>
-          <w:p>
-            <w:pPr>
-              <w:ind w:firstLine="0"/>
-              <w:jc w:val="center"/>
-              <w:rPr>
-                <w:sz w:val="24"/>
-                <w:szCs w:val="24"/>
-              </w:rPr>
-            </w:pPr>
-            <w:r>
-              <w:rPr>
-                <w:sz w:val="24"/>
-                <w:szCs w:val="24"/>
+            <w:tcBorders>
+              <w:top w:val="single" w:sz="4" w:space="0" w:color="000000"/>
+              <w:left w:val="single" w:sz="4" w:space="0" w:color="000000"/>
+              <w:bottom w:val="single" w:sz="4" w:space="0" w:color="000000"/>
+              <w:right w:val="single" w:sz="4" w:space="0" w:color="000000"/>
+            </w:tcBorders>
+            <w:hideMark/>
+          </w:tcPr>
+          <w:p>
+            <w:pPr>
+              <w:keepNext/>
+              <w:keepLines/>
+              <w:pBdr>
+                <w:top w:val="nil"/>
+                <w:left w:val="nil"/>
+                <w:bottom w:val="nil"/>
+                <w:right w:val="nil"/>
+                <w:between w:val="nil"/>
+              </w:pBdr>
+              <w:spacing w:line="240" w:lineRule="auto"/>
+              <w:ind w:firstLine="0"/>
+              <w:rPr>
+                <w:color w:val="000000"/>
+                <w:lang w:val="ru-RU"/>
+              </w:rPr>
+            </w:pPr>
+            <w:r>
+              <w:rPr>
+                <w:color w:val="000000"/>
+                <w:lang w:val="ru-RU"/>
               </w:rPr>
               <w:t>Шлюз</w:t>
             </w:r>
@@ -2062,21 +2163,36 @@
           <w:tcPr>
             <w:tcW w:w="1337" w:type="dxa"/>
             <w:vMerge w:val="restart"/>
-          </w:tcPr>
-          <w:p>
-            <w:pPr>
-              <w:spacing w:line="240" w:lineRule="auto"/>
-              <w:ind w:firstLine="0"/>
-              <w:jc w:val="center"/>
-              <w:rPr>
-                <w:sz w:val="24"/>
-                <w:szCs w:val="24"/>
-              </w:rPr>
-            </w:pPr>
-            <w:r>
-              <w:rPr>
-                <w:sz w:val="24"/>
-                <w:szCs w:val="24"/>
+            <w:tcBorders>
+              <w:top w:val="single" w:sz="4" w:space="0" w:color="000000"/>
+              <w:left w:val="single" w:sz="4" w:space="0" w:color="000000"/>
+              <w:bottom w:val="single" w:sz="4" w:space="0" w:color="000000"/>
+              <w:right w:val="single" w:sz="4" w:space="0" w:color="000000"/>
+            </w:tcBorders>
+            <w:hideMark/>
+          </w:tcPr>
+          <w:p>
+            <w:pPr>
+              <w:keepNext/>
+              <w:keepLines/>
+              <w:pBdr>
+                <w:top w:val="nil"/>
+                <w:left w:val="nil"/>
+                <w:bottom w:val="nil"/>
+                <w:right w:val="nil"/>
+                <w:between w:val="nil"/>
+              </w:pBdr>
+              <w:spacing w:line="240" w:lineRule="auto"/>
+              <w:ind w:firstLine="0"/>
+              <w:rPr>
+                <w:color w:val="000000"/>
+                <w:lang w:val="ru-RU"/>
+              </w:rPr>
+            </w:pPr>
+            <w:r>
+              <w:rPr>
+                <w:color w:val="000000"/>
+                <w:lang w:val="ru-RU"/>
               </w:rPr>
               <w:t>ISP</w:t>
             </w:r>
@@ -2085,30 +2201,36 @@
         <w:tc>
           <w:tcPr>
             <w:tcW w:w="1705" w:type="dxa"/>
-          </w:tcPr>
-          <w:p>
-            <w:pPr>
-              <w:widowControl w:val="0"/>
-              <w:pBdr>
-                <w:top w:val="nil"/>
-                <w:left w:val="nil"/>
-                <w:bottom w:val="nil"/>
-                <w:right w:val="nil"/>
-                <w:between w:val="nil"/>
-              </w:pBdr>
-              <w:ind w:left="89" w:firstLine="0"/>
-              <w:jc w:val="center"/>
-              <w:rPr>
-                <w:color w:val="000000"/>
-                <w:sz w:val="24"/>
-                <w:szCs w:val="24"/>
-              </w:rPr>
-            </w:pPr>
-            <w:r>
-              <w:rPr>
-                <w:color w:val="000000"/>
-                <w:sz w:val="24"/>
-                <w:szCs w:val="24"/>
+            <w:tcBorders>
+              <w:top w:val="single" w:sz="4" w:space="0" w:color="000000"/>
+              <w:left w:val="single" w:sz="4" w:space="0" w:color="000000"/>
+              <w:bottom w:val="single" w:sz="4" w:space="0" w:color="000000"/>
+              <w:right w:val="single" w:sz="4" w:space="0" w:color="000000"/>
+            </w:tcBorders>
+            <w:hideMark/>
+          </w:tcPr>
+          <w:p>
+            <w:pPr>
+              <w:keepNext/>
+              <w:keepLines/>
+              <w:pBdr>
+                <w:top w:val="nil"/>
+                <w:left w:val="nil"/>
+                <w:bottom w:val="nil"/>
+                <w:right w:val="nil"/>
+                <w:between w:val="nil"/>
+              </w:pBdr>
+              <w:spacing w:line="240" w:lineRule="auto"/>
+              <w:ind w:firstLine="0"/>
+              <w:rPr>
+                <w:color w:val="000000"/>
+                <w:lang w:val="ru-RU"/>
+              </w:rPr>
+            </w:pPr>
+            <w:r>
+              <w:rPr>
+                <w:color w:val="000000"/>
+                <w:lang w:val="ru-RU"/>
               </w:rPr>
               <w:t>ens18</w:t>
             </w:r>
@@ -2117,30 +2239,36 @@
         <w:tc>
           <w:tcPr>
             <w:tcW w:w="1716" w:type="dxa"/>
-          </w:tcPr>
-          <w:p>
-            <w:pPr>
-              <w:widowControl w:val="0"/>
-              <w:pBdr>
-                <w:top w:val="nil"/>
-                <w:left w:val="nil"/>
-                <w:bottom w:val="nil"/>
-                <w:right w:val="nil"/>
-                <w:between w:val="nil"/>
-              </w:pBdr>
-              <w:ind w:left="89" w:firstLine="0"/>
-              <w:jc w:val="center"/>
-              <w:rPr>
-                <w:color w:val="000000"/>
-                <w:sz w:val="24"/>
-                <w:szCs w:val="24"/>
-              </w:rPr>
-            </w:pPr>
-            <w:r>
-              <w:rPr>
-                <w:color w:val="000000"/>
-                <w:sz w:val="24"/>
-                <w:szCs w:val="24"/>
+            <w:tcBorders>
+              <w:top w:val="single" w:sz="4" w:space="0" w:color="000000"/>
+              <w:left w:val="single" w:sz="4" w:space="0" w:color="000000"/>
+              <w:bottom w:val="single" w:sz="4" w:space="0" w:color="000000"/>
+              <w:right w:val="single" w:sz="4" w:space="0" w:color="000000"/>
+            </w:tcBorders>
+            <w:hideMark/>
+          </w:tcPr>
+          <w:p>
+            <w:pPr>
+              <w:keepNext/>
+              <w:keepLines/>
+              <w:pBdr>
+                <w:top w:val="nil"/>
+                <w:left w:val="nil"/>
+                <w:bottom w:val="nil"/>
+                <w:right w:val="nil"/>
+                <w:between w:val="nil"/>
+              </w:pBdr>
+              <w:spacing w:line="240" w:lineRule="auto"/>
+              <w:ind w:firstLine="0"/>
+              <w:rPr>
+                <w:color w:val="000000"/>
+                <w:lang w:val="ru-RU"/>
+              </w:rPr>
+            </w:pPr>
+            <w:r>
+              <w:rPr>
+                <w:color w:val="000000"/>
+                <w:lang w:val="ru-RU"/>
               </w:rPr>
               <w:t>DHCP</w:t>
             </w:r>
@@ -2149,30 +2277,36 @@
         <w:tc>
           <w:tcPr>
             <w:tcW w:w="1103" w:type="dxa"/>
-          </w:tcPr>
-          <w:p>
-            <w:pPr>
-              <w:widowControl w:val="0"/>
-              <w:pBdr>
-                <w:top w:val="nil"/>
-                <w:left w:val="nil"/>
-                <w:bottom w:val="nil"/>
-                <w:right w:val="nil"/>
-                <w:between w:val="nil"/>
-              </w:pBdr>
-              <w:ind w:left="89" w:firstLine="0"/>
-              <w:jc w:val="center"/>
-              <w:rPr>
-                <w:color w:val="000000"/>
-                <w:sz w:val="24"/>
-                <w:szCs w:val="24"/>
-              </w:rPr>
-            </w:pPr>
-            <w:r>
-              <w:rPr>
-                <w:color w:val="000000"/>
-                <w:sz w:val="24"/>
-                <w:szCs w:val="24"/>
+            <w:tcBorders>
+              <w:top w:val="single" w:sz="4" w:space="0" w:color="000000"/>
+              <w:left w:val="single" w:sz="4" w:space="0" w:color="000000"/>
+              <w:bottom w:val="single" w:sz="4" w:space="0" w:color="000000"/>
+              <w:right w:val="single" w:sz="4" w:space="0" w:color="000000"/>
+            </w:tcBorders>
+            <w:hideMark/>
+          </w:tcPr>
+          <w:p>
+            <w:pPr>
+              <w:keepNext/>
+              <w:keepLines/>
+              <w:pBdr>
+                <w:top w:val="nil"/>
+                <w:left w:val="nil"/>
+                <w:bottom w:val="nil"/>
+                <w:right w:val="nil"/>
+                <w:between w:val="nil"/>
+              </w:pBdr>
+              <w:spacing w:line="240" w:lineRule="auto"/>
+              <w:ind w:firstLine="0"/>
+              <w:rPr>
+                <w:color w:val="000000"/>
+                <w:lang w:val="ru-RU"/>
+              </w:rPr>
+            </w:pPr>
+            <w:r>
+              <w:rPr>
+                <w:color w:val="000000"/>
+                <w:lang w:val="ru-RU"/>
               </w:rPr>
               <w:t>DHCP</w:t>
             </w:r>
@@ -2181,30 +2315,36 @@
         <w:tc>
           <w:tcPr>
             <w:tcW w:w="1102" w:type="dxa"/>
-          </w:tcPr>
-          <w:p>
-            <w:pPr>
-              <w:widowControl w:val="0"/>
-              <w:pBdr>
-                <w:top w:val="nil"/>
-                <w:left w:val="nil"/>
-                <w:bottom w:val="nil"/>
-                <w:right w:val="nil"/>
-                <w:between w:val="nil"/>
-              </w:pBdr>
-              <w:ind w:left="89" w:firstLine="0"/>
-              <w:jc w:val="center"/>
-              <w:rPr>
-                <w:color w:val="000000"/>
-                <w:sz w:val="24"/>
-                <w:szCs w:val="24"/>
-              </w:rPr>
-            </w:pPr>
-            <w:r>
-              <w:rPr>
-                <w:color w:val="000000"/>
-                <w:sz w:val="24"/>
-                <w:szCs w:val="24"/>
+            <w:tcBorders>
+              <w:top w:val="single" w:sz="4" w:space="0" w:color="000000"/>
+              <w:left w:val="single" w:sz="4" w:space="0" w:color="000000"/>
+              <w:bottom w:val="single" w:sz="4" w:space="0" w:color="000000"/>
+              <w:right w:val="single" w:sz="4" w:space="0" w:color="000000"/>
+            </w:tcBorders>
+            <w:hideMark/>
+          </w:tcPr>
+          <w:p>
+            <w:pPr>
+              <w:keepNext/>
+              <w:keepLines/>
+              <w:pBdr>
+                <w:top w:val="nil"/>
+                <w:left w:val="nil"/>
+                <w:bottom w:val="nil"/>
+                <w:right w:val="nil"/>
+                <w:between w:val="nil"/>
+              </w:pBdr>
+              <w:spacing w:line="240" w:lineRule="auto"/>
+              <w:ind w:firstLine="0"/>
+              <w:rPr>
+                <w:color w:val="000000"/>
+                <w:lang w:val="ru-RU"/>
+              </w:rPr>
+            </w:pPr>
+            <w:r>
+              <w:rPr>
+                <w:color w:val="000000"/>
+                <w:lang w:val="ru-RU"/>
               </w:rPr>
               <w:t>-</w:t>
             </w:r>
@@ -2213,30 +2353,36 @@
         <w:tc>
           <w:tcPr>
             <w:tcW w:w="1243" w:type="dxa"/>
-          </w:tcPr>
-          <w:p>
-            <w:pPr>
-              <w:widowControl w:val="0"/>
-              <w:pBdr>
-                <w:top w:val="nil"/>
-                <w:left w:val="nil"/>
-                <w:bottom w:val="nil"/>
-                <w:right w:val="nil"/>
-                <w:between w:val="nil"/>
-              </w:pBdr>
-              <w:ind w:left="89" w:firstLine="0"/>
-              <w:jc w:val="center"/>
-              <w:rPr>
-                <w:color w:val="000000"/>
-                <w:sz w:val="24"/>
-                <w:szCs w:val="24"/>
-              </w:rPr>
-            </w:pPr>
-            <w:r>
-              <w:rPr>
-                <w:color w:val="000000"/>
-                <w:sz w:val="24"/>
-                <w:szCs w:val="24"/>
+            <w:tcBorders>
+              <w:top w:val="single" w:sz="4" w:space="0" w:color="000000"/>
+              <w:left w:val="single" w:sz="4" w:space="0" w:color="000000"/>
+              <w:bottom w:val="single" w:sz="4" w:space="0" w:color="000000"/>
+              <w:right w:val="single" w:sz="4" w:space="0" w:color="000000"/>
+            </w:tcBorders>
+            <w:hideMark/>
+          </w:tcPr>
+          <w:p>
+            <w:pPr>
+              <w:keepNext/>
+              <w:keepLines/>
+              <w:pBdr>
+                <w:top w:val="nil"/>
+                <w:left w:val="nil"/>
+                <w:bottom w:val="nil"/>
+                <w:right w:val="nil"/>
+                <w:between w:val="nil"/>
+              </w:pBdr>
+              <w:spacing w:line="240" w:lineRule="auto"/>
+              <w:ind w:firstLine="0"/>
+              <w:rPr>
+                <w:color w:val="000000"/>
+                <w:lang w:val="ru-RU"/>
+              </w:rPr>
+            </w:pPr>
+            <w:r>
+              <w:rPr>
+                <w:color w:val="000000"/>
+                <w:lang w:val="ru-RU"/>
               </w:rPr>
               <w:t>DHCP</w:t>
             </w:r>
@@ -2245,30 +2391,36 @@
         <w:tc>
           <w:tcPr>
             <w:tcW w:w="1365" w:type="dxa"/>
-          </w:tcPr>
-          <w:p>
-            <w:pPr>
-              <w:widowControl w:val="0"/>
-              <w:pBdr>
-                <w:top w:val="nil"/>
-                <w:left w:val="nil"/>
-                <w:bottom w:val="nil"/>
-                <w:right w:val="nil"/>
-                <w:between w:val="nil"/>
-              </w:pBdr>
-              <w:ind w:left="89" w:right="89" w:firstLine="0"/>
-              <w:jc w:val="center"/>
-              <w:rPr>
-                <w:color w:val="000000"/>
-                <w:sz w:val="24"/>
-                <w:szCs w:val="24"/>
-              </w:rPr>
-            </w:pPr>
-            <w:r>
-              <w:rPr>
-                <w:color w:val="000000"/>
-                <w:sz w:val="24"/>
-                <w:szCs w:val="24"/>
+            <w:tcBorders>
+              <w:top w:val="single" w:sz="4" w:space="0" w:color="000000"/>
+              <w:left w:val="single" w:sz="4" w:space="0" w:color="000000"/>
+              <w:bottom w:val="single" w:sz="4" w:space="0" w:color="000000"/>
+              <w:right w:val="single" w:sz="4" w:space="0" w:color="000000"/>
+            </w:tcBorders>
+            <w:hideMark/>
+          </w:tcPr>
+          <w:p>
+            <w:pPr>
+              <w:keepNext/>
+              <w:keepLines/>
+              <w:pBdr>
+                <w:top w:val="nil"/>
+                <w:left w:val="nil"/>
+                <w:bottom w:val="nil"/>
+                <w:right w:val="nil"/>
+                <w:between w:val="nil"/>
+              </w:pBdr>
+              <w:spacing w:line="240" w:lineRule="auto"/>
+              <w:ind w:firstLine="0"/>
+              <w:rPr>
+                <w:color w:val="000000"/>
+                <w:lang w:val="ru-RU"/>
+              </w:rPr>
+            </w:pPr>
+            <w:r>
+              <w:rPr>
+                <w:color w:val="000000"/>
+                <w:lang w:val="ru-RU"/>
               </w:rPr>
               <w:t>DHCP</w:t>
             </w:r>
@@ -2280,24 +2432,31 @@
           <w:tcPr>
             <w:tcW w:w="1337" w:type="dxa"/>
             <w:vMerge/>
-          </w:tcPr>
-          <w:p>
-            <w:pPr>
-              <w:widowControl w:val="0"/>
-              <w:pBdr>
-                <w:top w:val="nil"/>
-                <w:left w:val="nil"/>
-                <w:bottom w:val="nil"/>
-                <w:right w:val="nil"/>
-                <w:between w:val="nil"/>
-              </w:pBdr>
-              <w:spacing w:line="276" w:lineRule="auto"/>
-              <w:ind w:firstLine="0"/>
-              <w:jc w:val="left"/>
-              <w:rPr>
-                <w:color w:val="000000"/>
-                <w:sz w:val="24"/>
-                <w:szCs w:val="24"/>
+            <w:tcBorders>
+              <w:top w:val="single" w:sz="4" w:space="0" w:color="000000"/>
+              <w:left w:val="single" w:sz="4" w:space="0" w:color="000000"/>
+              <w:bottom w:val="single" w:sz="4" w:space="0" w:color="000000"/>
+              <w:right w:val="single" w:sz="4" w:space="0" w:color="000000"/>
+            </w:tcBorders>
+            <w:vAlign w:val="center"/>
+            <w:hideMark/>
+          </w:tcPr>
+          <w:p>
+            <w:pPr>
+              <w:keepNext/>
+              <w:keepLines/>
+              <w:pBdr>
+                <w:top w:val="nil"/>
+                <w:left w:val="nil"/>
+                <w:bottom w:val="nil"/>
+                <w:right w:val="nil"/>
+                <w:between w:val="nil"/>
+              </w:pBdr>
+              <w:spacing w:line="240" w:lineRule="auto"/>
+              <w:ind w:firstLine="0"/>
+              <w:rPr>
+                <w:color w:val="000000"/>
+                <w:lang w:val="ru-RU"/>
               </w:rPr>
             </w:pPr>
           </w:p>
@@ -2305,30 +2464,36 @@
         <w:tc>
           <w:tcPr>
             <w:tcW w:w="1705" w:type="dxa"/>
-          </w:tcPr>
-          <w:p>
-            <w:pPr>
-              <w:widowControl w:val="0"/>
-              <w:pBdr>
-                <w:top w:val="nil"/>
-                <w:left w:val="nil"/>
-                <w:bottom w:val="nil"/>
-                <w:right w:val="nil"/>
-                <w:between w:val="nil"/>
-              </w:pBdr>
-              <w:ind w:left="89" w:firstLine="0"/>
-              <w:jc w:val="center"/>
-              <w:rPr>
-                <w:color w:val="000000"/>
-                <w:sz w:val="24"/>
-                <w:szCs w:val="24"/>
-              </w:rPr>
-            </w:pPr>
-            <w:r>
-              <w:rPr>
-                <w:color w:val="000000"/>
-                <w:sz w:val="24"/>
-                <w:szCs w:val="24"/>
+            <w:tcBorders>
+              <w:top w:val="single" w:sz="4" w:space="0" w:color="000000"/>
+              <w:left w:val="single" w:sz="4" w:space="0" w:color="000000"/>
+              <w:bottom w:val="single" w:sz="4" w:space="0" w:color="000000"/>
+              <w:right w:val="single" w:sz="4" w:space="0" w:color="000000"/>
+            </w:tcBorders>
+            <w:hideMark/>
+          </w:tcPr>
+          <w:p>
+            <w:pPr>
+              <w:keepNext/>
+              <w:keepLines/>
+              <w:pBdr>
+                <w:top w:val="nil"/>
+                <w:left w:val="nil"/>
+                <w:bottom w:val="nil"/>
+                <w:right w:val="nil"/>
+                <w:between w:val="nil"/>
+              </w:pBdr>
+              <w:spacing w:line="240" w:lineRule="auto"/>
+              <w:ind w:firstLine="0"/>
+              <w:rPr>
+                <w:color w:val="000000"/>
+                <w:lang w:val="ru-RU"/>
+              </w:rPr>
+            </w:pPr>
+            <w:r>
+              <w:rPr>
+                <w:color w:val="000000"/>
+                <w:lang w:val="ru-RU"/>
               </w:rPr>
               <w:t>ens19</w:t>
             </w:r>
@@ -2337,74 +2502,73 @@
         <w:tc>
           <w:tcPr>
             <w:tcW w:w="1716" w:type="dxa"/>
-          </w:tcPr>
-          <w:p>
-            <w:pPr>
-              <w:widowControl w:val="0"/>
-              <w:pBdr>
-                <w:top w:val="nil"/>
-                <w:left w:val="nil"/>
-                <w:bottom w:val="nil"/>
-                <w:right w:val="nil"/>
-                <w:between w:val="nil"/>
-              </w:pBdr>
-              <w:ind w:left="89" w:firstLine="0"/>
-              <w:jc w:val="center"/>
-              <w:rPr>
-                <w:color w:val="000000"/>
-                <w:sz w:val="24"/>
-                <w:szCs w:val="24"/>
-                <w:lang w:val="ru-RU"/>
-              </w:rPr>
-            </w:pPr>
-            <w:r>
-              <w:rPr>
-                <w:color w:val="000000"/>
-                <w:sz w:val="24"/>
-                <w:szCs w:val="24"/>
-                <w:lang w:val="ru-RU"/>
-              </w:rPr>
-              <w:t>172.16.7</w:t>
-            </w:r>
-            <w:r>
-              <w:rPr>
-                <w:color w:val="000000"/>
-                <w:sz w:val="24"/>
-                <w:szCs w:val="24"/>
-                <w:lang w:val="ru-RU"/>
-              </w:rPr>
-              <w:t>0.1</w:t>
+            <w:tcBorders>
+              <w:top w:val="single" w:sz="4" w:space="0" w:color="000000"/>
+              <w:left w:val="single" w:sz="4" w:space="0" w:color="000000"/>
+              <w:bottom w:val="single" w:sz="4" w:space="0" w:color="000000"/>
+              <w:right w:val="single" w:sz="4" w:space="0" w:color="000000"/>
+            </w:tcBorders>
+            <w:hideMark/>
+          </w:tcPr>
+          <w:p>
+            <w:pPr>
+              <w:keepNext/>
+              <w:keepLines/>
+              <w:pBdr>
+                <w:top w:val="nil"/>
+                <w:left w:val="nil"/>
+                <w:bottom w:val="nil"/>
+                <w:right w:val="nil"/>
+                <w:between w:val="nil"/>
+              </w:pBdr>
+              <w:spacing w:line="240" w:lineRule="auto"/>
+              <w:ind w:firstLine="0"/>
+              <w:rPr>
+                <w:color w:val="000000"/>
+                <w:lang w:val="ru-RU"/>
+              </w:rPr>
+            </w:pPr>
+            <w:r>
+              <w:rPr>
+                <w:color w:val="000000"/>
+                <w:lang w:val="ru-RU"/>
+              </w:rPr>
+              <w:t>172.16.70.1</w:t>
             </w:r>
           </w:p>
         </w:tc>
         <w:tc>
           <w:tcPr>
             <w:tcW w:w="1103" w:type="dxa"/>
-          </w:tcPr>
-          <w:p>
-            <w:pPr>
-              <w:widowControl w:val="0"/>
-              <w:pBdr>
-                <w:top w:val="nil"/>
-                <w:left w:val="nil"/>
-                <w:bottom w:val="nil"/>
-                <w:right w:val="nil"/>
-                <w:between w:val="nil"/>
-              </w:pBdr>
-              <w:ind w:left="89" w:firstLine="0"/>
-              <w:jc w:val="center"/>
-              <w:rPr>
-                <w:color w:val="000000"/>
-                <w:sz w:val="24"/>
-                <w:szCs w:val="24"/>
-                <w:lang w:val="ru-RU"/>
-              </w:rPr>
-            </w:pPr>
-            <w:r>
-              <w:rPr>
-                <w:color w:val="000000"/>
-                <w:sz w:val="24"/>
-                <w:szCs w:val="24"/>
+            <w:tcBorders>
+              <w:top w:val="single" w:sz="4" w:space="0" w:color="000000"/>
+              <w:left w:val="single" w:sz="4" w:space="0" w:color="000000"/>
+              <w:bottom w:val="single" w:sz="4" w:space="0" w:color="000000"/>
+              <w:right w:val="single" w:sz="4" w:space="0" w:color="000000"/>
+            </w:tcBorders>
+            <w:hideMark/>
+          </w:tcPr>
+          <w:p>
+            <w:pPr>
+              <w:keepNext/>
+              <w:keepLines/>
+              <w:pBdr>
+                <w:top w:val="nil"/>
+                <w:left w:val="nil"/>
+                <w:bottom w:val="nil"/>
+                <w:right w:val="nil"/>
+                <w:between w:val="nil"/>
+              </w:pBdr>
+              <w:spacing w:line="240" w:lineRule="auto"/>
+              <w:ind w:firstLine="0"/>
+              <w:rPr>
+                <w:color w:val="000000"/>
+                <w:lang w:val="ru-RU"/>
+              </w:rPr>
+            </w:pPr>
+            <w:r>
+              <w:rPr>
+                <w:color w:val="000000"/>
                 <w:lang w:val="en-US"/>
               </w:rPr>
               <w:t>/</w:t>
@@ -2412,8 +2576,6 @@
             <w:r>
               <w:rPr>
                 <w:color w:val="000000"/>
-                <w:sz w:val="24"/>
-                <w:szCs w:val="24"/>
                 <w:lang w:val="ru-RU"/>
               </w:rPr>
               <w:t>28</w:t>
@@ -2423,30 +2585,36 @@
         <w:tc>
           <w:tcPr>
             <w:tcW w:w="1102" w:type="dxa"/>
-          </w:tcPr>
-          <w:p>
-            <w:pPr>
-              <w:widowControl w:val="0"/>
-              <w:pBdr>
-                <w:top w:val="nil"/>
-                <w:left w:val="nil"/>
-                <w:bottom w:val="nil"/>
-                <w:right w:val="nil"/>
-                <w:between w:val="nil"/>
-              </w:pBdr>
-              <w:ind w:left="89" w:firstLine="0"/>
-              <w:jc w:val="center"/>
-              <w:rPr>
-                <w:color w:val="000000"/>
-                <w:sz w:val="24"/>
-                <w:szCs w:val="24"/>
-              </w:rPr>
-            </w:pPr>
-            <w:r>
-              <w:rPr>
-                <w:color w:val="000000"/>
-                <w:sz w:val="24"/>
-                <w:szCs w:val="24"/>
+            <w:tcBorders>
+              <w:top w:val="single" w:sz="4" w:space="0" w:color="000000"/>
+              <w:left w:val="single" w:sz="4" w:space="0" w:color="000000"/>
+              <w:bottom w:val="single" w:sz="4" w:space="0" w:color="000000"/>
+              <w:right w:val="single" w:sz="4" w:space="0" w:color="000000"/>
+            </w:tcBorders>
+            <w:hideMark/>
+          </w:tcPr>
+          <w:p>
+            <w:pPr>
+              <w:keepNext/>
+              <w:keepLines/>
+              <w:pBdr>
+                <w:top w:val="nil"/>
+                <w:left w:val="nil"/>
+                <w:bottom w:val="nil"/>
+                <w:right w:val="nil"/>
+                <w:between w:val="nil"/>
+              </w:pBdr>
+              <w:spacing w:line="240" w:lineRule="auto"/>
+              <w:ind w:firstLine="0"/>
+              <w:rPr>
+                <w:color w:val="000000"/>
+                <w:lang w:val="ru-RU"/>
+              </w:rPr>
+            </w:pPr>
+            <w:r>
+              <w:rPr>
+                <w:color w:val="000000"/>
+                <w:lang w:val="ru-RU"/>
               </w:rPr>
               <w:t>-</w:t>
             </w:r>
@@ -2455,23 +2623,29 @@
         <w:tc>
           <w:tcPr>
             <w:tcW w:w="1243" w:type="dxa"/>
-          </w:tcPr>
-          <w:p>
-            <w:pPr>
-              <w:widowControl w:val="0"/>
-              <w:pBdr>
-                <w:top w:val="nil"/>
-                <w:left w:val="nil"/>
-                <w:bottom w:val="nil"/>
-                <w:right w:val="nil"/>
-                <w:between w:val="nil"/>
-              </w:pBdr>
-              <w:ind w:left="89" w:firstLine="0"/>
-              <w:jc w:val="center"/>
-              <w:rPr>
-                <w:color w:val="000000"/>
-                <w:sz w:val="24"/>
-                <w:szCs w:val="24"/>
+            <w:tcBorders>
+              <w:top w:val="single" w:sz="4" w:space="0" w:color="000000"/>
+              <w:left w:val="single" w:sz="4" w:space="0" w:color="000000"/>
+              <w:bottom w:val="single" w:sz="4" w:space="0" w:color="000000"/>
+              <w:right w:val="single" w:sz="4" w:space="0" w:color="000000"/>
+            </w:tcBorders>
+          </w:tcPr>
+          <w:p>
+            <w:pPr>
+              <w:keepNext/>
+              <w:keepLines/>
+              <w:pBdr>
+                <w:top w:val="nil"/>
+                <w:left w:val="nil"/>
+                <w:bottom w:val="nil"/>
+                <w:right w:val="nil"/>
+                <w:between w:val="nil"/>
+              </w:pBdr>
+              <w:spacing w:line="240" w:lineRule="auto"/>
+              <w:ind w:firstLine="0"/>
+              <w:rPr>
+                <w:color w:val="000000"/>
+                <w:lang w:val="ru-RU"/>
               </w:rPr>
             </w:pPr>
           </w:p>
@@ -2479,30 +2653,36 @@
         <w:tc>
           <w:tcPr>
             <w:tcW w:w="1365" w:type="dxa"/>
-          </w:tcPr>
-          <w:p>
-            <w:pPr>
-              <w:widowControl w:val="0"/>
-              <w:pBdr>
-                <w:top w:val="nil"/>
-                <w:left w:val="nil"/>
-                <w:bottom w:val="nil"/>
-                <w:right w:val="nil"/>
-                <w:between w:val="nil"/>
-              </w:pBdr>
-              <w:ind w:left="89" w:right="89" w:firstLine="0"/>
-              <w:jc w:val="center"/>
-              <w:rPr>
-                <w:color w:val="000000"/>
-                <w:sz w:val="24"/>
-                <w:szCs w:val="24"/>
-              </w:rPr>
-            </w:pPr>
-            <w:r>
-              <w:rPr>
-                <w:color w:val="000000"/>
-                <w:sz w:val="24"/>
-                <w:szCs w:val="24"/>
+            <w:tcBorders>
+              <w:top w:val="single" w:sz="4" w:space="0" w:color="000000"/>
+              <w:left w:val="single" w:sz="4" w:space="0" w:color="000000"/>
+              <w:bottom w:val="single" w:sz="4" w:space="0" w:color="000000"/>
+              <w:right w:val="single" w:sz="4" w:space="0" w:color="000000"/>
+            </w:tcBorders>
+            <w:hideMark/>
+          </w:tcPr>
+          <w:p>
+            <w:pPr>
+              <w:keepNext/>
+              <w:keepLines/>
+              <w:pBdr>
+                <w:top w:val="nil"/>
+                <w:left w:val="nil"/>
+                <w:bottom w:val="nil"/>
+                <w:right w:val="nil"/>
+                <w:between w:val="nil"/>
+              </w:pBdr>
+              <w:spacing w:line="240" w:lineRule="auto"/>
+              <w:ind w:firstLine="0"/>
+              <w:rPr>
+                <w:color w:val="000000"/>
+                <w:lang w:val="ru-RU"/>
+              </w:rPr>
+            </w:pPr>
+            <w:r>
+              <w:rPr>
+                <w:color w:val="000000"/>
+                <w:lang w:val="ru-RU"/>
               </w:rPr>
               <w:t>-</w:t>
             </w:r>
@@ -2514,24 +2694,31 @@
           <w:tcPr>
             <w:tcW w:w="1337" w:type="dxa"/>
             <w:vMerge/>
-          </w:tcPr>
-          <w:p>
-            <w:pPr>
-              <w:widowControl w:val="0"/>
-              <w:pBdr>
-                <w:top w:val="nil"/>
-                <w:left w:val="nil"/>
-                <w:bottom w:val="nil"/>
-                <w:right w:val="nil"/>
-                <w:between w:val="nil"/>
-              </w:pBdr>
-              <w:spacing w:line="276" w:lineRule="auto"/>
-              <w:ind w:firstLine="0"/>
-              <w:jc w:val="left"/>
-              <w:rPr>
-                <w:color w:val="000000"/>
-                <w:sz w:val="24"/>
-                <w:szCs w:val="24"/>
+            <w:tcBorders>
+              <w:top w:val="single" w:sz="4" w:space="0" w:color="000000"/>
+              <w:left w:val="single" w:sz="4" w:space="0" w:color="000000"/>
+              <w:bottom w:val="single" w:sz="4" w:space="0" w:color="000000"/>
+              <w:right w:val="single" w:sz="4" w:space="0" w:color="000000"/>
+            </w:tcBorders>
+            <w:vAlign w:val="center"/>
+            <w:hideMark/>
+          </w:tcPr>
+          <w:p>
+            <w:pPr>
+              <w:keepNext/>
+              <w:keepLines/>
+              <w:pBdr>
+                <w:top w:val="nil"/>
+                <w:left w:val="nil"/>
+                <w:bottom w:val="nil"/>
+                <w:right w:val="nil"/>
+                <w:between w:val="nil"/>
+              </w:pBdr>
+              <w:spacing w:line="240" w:lineRule="auto"/>
+              <w:ind w:firstLine="0"/>
+              <w:rPr>
+                <w:color w:val="000000"/>
+                <w:lang w:val="ru-RU"/>
               </w:rPr>
             </w:pPr>
           </w:p>
@@ -2539,30 +2726,36 @@
         <w:tc>
           <w:tcPr>
             <w:tcW w:w="1705" w:type="dxa"/>
-          </w:tcPr>
-          <w:p>
-            <w:pPr>
-              <w:widowControl w:val="0"/>
-              <w:pBdr>
-                <w:top w:val="nil"/>
-                <w:left w:val="nil"/>
-                <w:bottom w:val="nil"/>
-                <w:right w:val="nil"/>
-                <w:between w:val="nil"/>
-              </w:pBdr>
-              <w:ind w:left="89" w:firstLine="0"/>
-              <w:jc w:val="center"/>
-              <w:rPr>
-                <w:color w:val="000000"/>
-                <w:sz w:val="24"/>
-                <w:szCs w:val="24"/>
-              </w:rPr>
-            </w:pPr>
-            <w:r>
-              <w:rPr>
-                <w:color w:val="000000"/>
-                <w:sz w:val="24"/>
-                <w:szCs w:val="24"/>
+            <w:tcBorders>
+              <w:top w:val="single" w:sz="4" w:space="0" w:color="000000"/>
+              <w:left w:val="single" w:sz="4" w:space="0" w:color="000000"/>
+              <w:bottom w:val="single" w:sz="4" w:space="0" w:color="000000"/>
+              <w:right w:val="single" w:sz="4" w:space="0" w:color="000000"/>
+            </w:tcBorders>
+            <w:hideMark/>
+          </w:tcPr>
+          <w:p>
+            <w:pPr>
+              <w:keepNext/>
+              <w:keepLines/>
+              <w:pBdr>
+                <w:top w:val="nil"/>
+                <w:left w:val="nil"/>
+                <w:bottom w:val="nil"/>
+                <w:right w:val="nil"/>
+                <w:between w:val="nil"/>
+              </w:pBdr>
+              <w:spacing w:line="240" w:lineRule="auto"/>
+              <w:ind w:firstLine="0"/>
+              <w:rPr>
+                <w:color w:val="000000"/>
+                <w:lang w:val="ru-RU"/>
+              </w:rPr>
+            </w:pPr>
+            <w:r>
+              <w:rPr>
+                <w:color w:val="000000"/>
+                <w:lang w:val="ru-RU"/>
               </w:rPr>
               <w:t>ens20</w:t>
             </w:r>
@@ -2571,74 +2764,73 @@
         <w:tc>
           <w:tcPr>
             <w:tcW w:w="1716" w:type="dxa"/>
-          </w:tcPr>
-          <w:p>
-            <w:pPr>
-              <w:widowControl w:val="0"/>
-              <w:pBdr>
-                <w:top w:val="nil"/>
-                <w:left w:val="nil"/>
-                <w:bottom w:val="nil"/>
-                <w:right w:val="nil"/>
-                <w:between w:val="nil"/>
-              </w:pBdr>
-              <w:ind w:left="89" w:firstLine="0"/>
-              <w:jc w:val="center"/>
-              <w:rPr>
-                <w:color w:val="000000"/>
-                <w:sz w:val="24"/>
-                <w:szCs w:val="24"/>
-                <w:lang w:val="ru-RU"/>
-              </w:rPr>
-            </w:pPr>
-            <w:r>
-              <w:rPr>
-                <w:color w:val="000000"/>
-                <w:sz w:val="24"/>
-                <w:szCs w:val="24"/>
-                <w:lang w:val="ru-RU"/>
-              </w:rPr>
-              <w:t>172.16.8</w:t>
-            </w:r>
-            <w:r>
-              <w:rPr>
-                <w:color w:val="000000"/>
-                <w:sz w:val="24"/>
-                <w:szCs w:val="24"/>
-                <w:lang w:val="ru-RU"/>
-              </w:rPr>
-              <w:t>0.1</w:t>
+            <w:tcBorders>
+              <w:top w:val="single" w:sz="4" w:space="0" w:color="000000"/>
+              <w:left w:val="single" w:sz="4" w:space="0" w:color="000000"/>
+              <w:bottom w:val="single" w:sz="4" w:space="0" w:color="000000"/>
+              <w:right w:val="single" w:sz="4" w:space="0" w:color="000000"/>
+            </w:tcBorders>
+            <w:hideMark/>
+          </w:tcPr>
+          <w:p>
+            <w:pPr>
+              <w:keepNext/>
+              <w:keepLines/>
+              <w:pBdr>
+                <w:top w:val="nil"/>
+                <w:left w:val="nil"/>
+                <w:bottom w:val="nil"/>
+                <w:right w:val="nil"/>
+                <w:between w:val="nil"/>
+              </w:pBdr>
+              <w:spacing w:line="240" w:lineRule="auto"/>
+              <w:ind w:firstLine="0"/>
+              <w:rPr>
+                <w:color w:val="000000"/>
+                <w:lang w:val="ru-RU"/>
+              </w:rPr>
+            </w:pPr>
+            <w:r>
+              <w:rPr>
+                <w:color w:val="000000"/>
+                <w:lang w:val="ru-RU"/>
+              </w:rPr>
+              <w:t>172.16.80.1</w:t>
             </w:r>
           </w:p>
         </w:tc>
         <w:tc>
           <w:tcPr>
             <w:tcW w:w="1103" w:type="dxa"/>
-          </w:tcPr>
-          <w:p>
-            <w:pPr>
-              <w:widowControl w:val="0"/>
-              <w:pBdr>
-                <w:top w:val="nil"/>
-                <w:left w:val="nil"/>
-                <w:bottom w:val="nil"/>
-                <w:right w:val="nil"/>
-                <w:between w:val="nil"/>
-              </w:pBdr>
-              <w:ind w:left="89" w:firstLine="0"/>
-              <w:jc w:val="center"/>
-              <w:rPr>
-                <w:color w:val="000000"/>
-                <w:sz w:val="24"/>
-                <w:szCs w:val="24"/>
-                <w:lang w:val="ru-RU"/>
-              </w:rPr>
-            </w:pPr>
-            <w:r>
-              <w:rPr>
-                <w:color w:val="000000"/>
-                <w:sz w:val="24"/>
-                <w:szCs w:val="24"/>
+            <w:tcBorders>
+              <w:top w:val="single" w:sz="4" w:space="0" w:color="000000"/>
+              <w:left w:val="single" w:sz="4" w:space="0" w:color="000000"/>
+              <w:bottom w:val="single" w:sz="4" w:space="0" w:color="000000"/>
+              <w:right w:val="single" w:sz="4" w:space="0" w:color="000000"/>
+            </w:tcBorders>
+            <w:hideMark/>
+          </w:tcPr>
+          <w:p>
+            <w:pPr>
+              <w:keepNext/>
+              <w:keepLines/>
+              <w:pBdr>
+                <w:top w:val="nil"/>
+                <w:left w:val="nil"/>
+                <w:bottom w:val="nil"/>
+                <w:right w:val="nil"/>
+                <w:between w:val="nil"/>
+              </w:pBdr>
+              <w:spacing w:line="240" w:lineRule="auto"/>
+              <w:ind w:firstLine="0"/>
+              <w:rPr>
+                <w:color w:val="000000"/>
+                <w:lang w:val="ru-RU"/>
+              </w:rPr>
+            </w:pPr>
+            <w:r>
+              <w:rPr>
+                <w:color w:val="000000"/>
                 <w:lang w:val="en-US"/>
               </w:rPr>
               <w:t>/</w:t>
@@ -2646,8 +2838,6 @@
             <w:r>
               <w:rPr>
                 <w:color w:val="000000"/>
-                <w:sz w:val="24"/>
-                <w:szCs w:val="24"/>
                 <w:lang w:val="ru-RU"/>
               </w:rPr>
               <w:t>28</w:t>
@@ -2657,30 +2847,36 @@
         <w:tc>
           <w:tcPr>
             <w:tcW w:w="1102" w:type="dxa"/>
-          </w:tcPr>
-          <w:p>
-            <w:pPr>
-              <w:widowControl w:val="0"/>
-              <w:pBdr>
-                <w:top w:val="nil"/>
-                <w:left w:val="nil"/>
-                <w:bottom w:val="nil"/>
-                <w:right w:val="nil"/>
-                <w:between w:val="nil"/>
-              </w:pBdr>
-              <w:ind w:left="89" w:firstLine="0"/>
-              <w:jc w:val="center"/>
-              <w:rPr>
-                <w:color w:val="000000"/>
-                <w:sz w:val="24"/>
-                <w:szCs w:val="24"/>
-              </w:rPr>
-            </w:pPr>
-            <w:r>
-              <w:rPr>
-                <w:color w:val="000000"/>
-                <w:sz w:val="24"/>
-                <w:szCs w:val="24"/>
+            <w:tcBorders>
+              <w:top w:val="single" w:sz="4" w:space="0" w:color="000000"/>
+              <w:left w:val="single" w:sz="4" w:space="0" w:color="000000"/>
+              <w:bottom w:val="single" w:sz="4" w:space="0" w:color="000000"/>
+              <w:right w:val="single" w:sz="4" w:space="0" w:color="000000"/>
+            </w:tcBorders>
+            <w:hideMark/>
+          </w:tcPr>
+          <w:p>
+            <w:pPr>
+              <w:keepNext/>
+              <w:keepLines/>
+              <w:pBdr>
+                <w:top w:val="nil"/>
+                <w:left w:val="nil"/>
+                <w:bottom w:val="nil"/>
+                <w:right w:val="nil"/>
+                <w:between w:val="nil"/>
+              </w:pBdr>
+              <w:spacing w:line="240" w:lineRule="auto"/>
+              <w:ind w:firstLine="0"/>
+              <w:rPr>
+                <w:color w:val="000000"/>
+                <w:lang w:val="ru-RU"/>
+              </w:rPr>
+            </w:pPr>
+            <w:r>
+              <w:rPr>
+                <w:color w:val="000000"/>
+                <w:lang w:val="ru-RU"/>
               </w:rPr>
               <w:t>-</w:t>
             </w:r>
@@ -2689,23 +2885,29 @@
         <w:tc>
           <w:tcPr>
             <w:tcW w:w="1243" w:type="dxa"/>
-          </w:tcPr>
-          <w:p>
-            <w:pPr>
-              <w:widowControl w:val="0"/>
-              <w:pBdr>
-                <w:top w:val="nil"/>
-                <w:left w:val="nil"/>
-                <w:bottom w:val="nil"/>
-                <w:right w:val="nil"/>
-                <w:between w:val="nil"/>
-              </w:pBdr>
-              <w:ind w:left="89" w:firstLine="0"/>
-              <w:jc w:val="center"/>
-              <w:rPr>
-                <w:color w:val="000000"/>
-                <w:sz w:val="24"/>
-                <w:szCs w:val="24"/>
+            <w:tcBorders>
+              <w:top w:val="single" w:sz="4" w:space="0" w:color="000000"/>
+              <w:left w:val="single" w:sz="4" w:space="0" w:color="000000"/>
+              <w:bottom w:val="single" w:sz="4" w:space="0" w:color="000000"/>
+              <w:right w:val="single" w:sz="4" w:space="0" w:color="000000"/>
+            </w:tcBorders>
+          </w:tcPr>
+          <w:p>
+            <w:pPr>
+              <w:keepNext/>
+              <w:keepLines/>
+              <w:pBdr>
+                <w:top w:val="nil"/>
+                <w:left w:val="nil"/>
+                <w:bottom w:val="nil"/>
+                <w:right w:val="nil"/>
+                <w:between w:val="nil"/>
+              </w:pBdr>
+              <w:spacing w:line="240" w:lineRule="auto"/>
+              <w:ind w:firstLine="0"/>
+              <w:rPr>
+                <w:color w:val="000000"/>
+                <w:lang w:val="ru-RU"/>
               </w:rPr>
             </w:pPr>
           </w:p>
@@ -2713,30 +2915,36 @@
         <w:tc>
           <w:tcPr>
             <w:tcW w:w="1365" w:type="dxa"/>
-          </w:tcPr>
-          <w:p>
-            <w:pPr>
-              <w:widowControl w:val="0"/>
-              <w:pBdr>
-                <w:top w:val="nil"/>
-                <w:left w:val="nil"/>
-                <w:bottom w:val="nil"/>
-                <w:right w:val="nil"/>
-                <w:between w:val="nil"/>
-              </w:pBdr>
-              <w:ind w:left="89" w:right="89" w:firstLine="0"/>
-              <w:jc w:val="center"/>
-              <w:rPr>
-                <w:color w:val="000000"/>
-                <w:sz w:val="24"/>
-                <w:szCs w:val="24"/>
-              </w:rPr>
-            </w:pPr>
-            <w:r>
-              <w:rPr>
-                <w:color w:val="000000"/>
-                <w:sz w:val="24"/>
-                <w:szCs w:val="24"/>
+            <w:tcBorders>
+              <w:top w:val="single" w:sz="4" w:space="0" w:color="000000"/>
+              <w:left w:val="single" w:sz="4" w:space="0" w:color="000000"/>
+              <w:bottom w:val="single" w:sz="4" w:space="0" w:color="000000"/>
+              <w:right w:val="single" w:sz="4" w:space="0" w:color="000000"/>
+            </w:tcBorders>
+            <w:hideMark/>
+          </w:tcPr>
+          <w:p>
+            <w:pPr>
+              <w:keepNext/>
+              <w:keepLines/>
+              <w:pBdr>
+                <w:top w:val="nil"/>
+                <w:left w:val="nil"/>
+                <w:bottom w:val="nil"/>
+                <w:right w:val="nil"/>
+                <w:between w:val="nil"/>
+              </w:pBdr>
+              <w:spacing w:line="240" w:lineRule="auto"/>
+              <w:ind w:firstLine="0"/>
+              <w:rPr>
+                <w:color w:val="000000"/>
+                <w:lang w:val="ru-RU"/>
+              </w:rPr>
+            </w:pPr>
+            <w:r>
+              <w:rPr>
+                <w:color w:val="000000"/>
+                <w:lang w:val="ru-RU"/>
               </w:rPr>
               <w:t>-</w:t>
             </w:r>
@@ -2751,20 +2959,36 @@
           <w:tcPr>
             <w:tcW w:w="1337" w:type="dxa"/>
             <w:vMerge w:val="restart"/>
-          </w:tcPr>
-          <w:p>
-            <w:pPr>
-              <w:ind w:firstLine="0"/>
-              <w:jc w:val="center"/>
-              <w:rPr>
-                <w:sz w:val="24"/>
-                <w:szCs w:val="24"/>
-              </w:rPr>
-            </w:pPr>
-            <w:r>
-              <w:rPr>
-                <w:sz w:val="24"/>
-                <w:szCs w:val="24"/>
+            <w:tcBorders>
+              <w:top w:val="single" w:sz="4" w:space="0" w:color="000000"/>
+              <w:left w:val="single" w:sz="4" w:space="0" w:color="000000"/>
+              <w:bottom w:val="single" w:sz="4" w:space="0" w:color="000000"/>
+              <w:right w:val="single" w:sz="4" w:space="0" w:color="000000"/>
+            </w:tcBorders>
+            <w:hideMark/>
+          </w:tcPr>
+          <w:p>
+            <w:pPr>
+              <w:keepNext/>
+              <w:keepLines/>
+              <w:pBdr>
+                <w:top w:val="nil"/>
+                <w:left w:val="nil"/>
+                <w:bottom w:val="nil"/>
+                <w:right w:val="nil"/>
+                <w:between w:val="nil"/>
+              </w:pBdr>
+              <w:spacing w:line="240" w:lineRule="auto"/>
+              <w:ind w:firstLine="0"/>
+              <w:rPr>
+                <w:color w:val="000000"/>
+                <w:lang w:val="ru-RU"/>
+              </w:rPr>
+            </w:pPr>
+            <w:r>
+              <w:rPr>
+                <w:color w:val="000000"/>
+                <w:lang w:val="ru-RU"/>
               </w:rPr>
               <w:t>HQ-RTR</w:t>
             </w:r>
@@ -2773,30 +2997,36 @@
         <w:tc>
           <w:tcPr>
             <w:tcW w:w="1705" w:type="dxa"/>
-          </w:tcPr>
-          <w:p>
-            <w:pPr>
-              <w:widowControl w:val="0"/>
-              <w:pBdr>
-                <w:top w:val="nil"/>
-                <w:left w:val="nil"/>
-                <w:bottom w:val="nil"/>
-                <w:right w:val="nil"/>
-                <w:between w:val="nil"/>
-              </w:pBdr>
-              <w:ind w:left="89" w:firstLine="0"/>
-              <w:jc w:val="center"/>
-              <w:rPr>
-                <w:color w:val="000000"/>
-                <w:sz w:val="24"/>
-                <w:szCs w:val="24"/>
-              </w:rPr>
-            </w:pPr>
-            <w:r>
-              <w:rPr>
-                <w:color w:val="000000"/>
-                <w:sz w:val="24"/>
-                <w:szCs w:val="24"/>
+            <w:tcBorders>
+              <w:top w:val="single" w:sz="4" w:space="0" w:color="000000"/>
+              <w:left w:val="single" w:sz="4" w:space="0" w:color="000000"/>
+              <w:bottom w:val="single" w:sz="4" w:space="0" w:color="000000"/>
+              <w:right w:val="single" w:sz="4" w:space="0" w:color="000000"/>
+            </w:tcBorders>
+            <w:hideMark/>
+          </w:tcPr>
+          <w:p>
+            <w:pPr>
+              <w:keepNext/>
+              <w:keepLines/>
+              <w:pBdr>
+                <w:top w:val="nil"/>
+                <w:left w:val="nil"/>
+                <w:bottom w:val="nil"/>
+                <w:right w:val="nil"/>
+                <w:between w:val="nil"/>
+              </w:pBdr>
+              <w:spacing w:line="240" w:lineRule="auto"/>
+              <w:ind w:firstLine="0"/>
+              <w:rPr>
+                <w:color w:val="000000"/>
+                <w:lang w:val="ru-RU"/>
+              </w:rPr>
+            </w:pPr>
+            <w:r>
+              <w:rPr>
+                <w:color w:val="000000"/>
+                <w:lang w:val="ru-RU"/>
               </w:rPr>
               <w:t>int0 (to ISP)</w:t>
             </w:r>
@@ -2805,31 +3035,35 @@
         <w:tc>
           <w:tcPr>
             <w:tcW w:w="1716" w:type="dxa"/>
-          </w:tcPr>
-          <w:p>
-            <w:pPr>
-              <w:widowControl w:val="0"/>
-              <w:pBdr>
-                <w:top w:val="nil"/>
-                <w:left w:val="nil"/>
-                <w:bottom w:val="nil"/>
-                <w:right w:val="nil"/>
-                <w:between w:val="nil"/>
-              </w:pBdr>
-              <w:ind w:left="89" w:firstLine="0"/>
-              <w:jc w:val="center"/>
-              <w:rPr>
-                <w:color w:val="000000"/>
-                <w:sz w:val="24"/>
-                <w:szCs w:val="24"/>
+            <w:tcBorders>
+              <w:top w:val="single" w:sz="4" w:space="0" w:color="000000"/>
+              <w:left w:val="single" w:sz="4" w:space="0" w:color="000000"/>
+              <w:bottom w:val="single" w:sz="4" w:space="0" w:color="000000"/>
+              <w:right w:val="single" w:sz="4" w:space="0" w:color="000000"/>
+            </w:tcBorders>
+            <w:hideMark/>
+          </w:tcPr>
+          <w:p>
+            <w:pPr>
+              <w:keepNext/>
+              <w:keepLines/>
+              <w:pBdr>
+                <w:top w:val="nil"/>
+                <w:left w:val="nil"/>
+                <w:bottom w:val="nil"/>
+                <w:right w:val="nil"/>
+                <w:between w:val="nil"/>
+              </w:pBdr>
+              <w:spacing w:line="240" w:lineRule="auto"/>
+              <w:ind w:firstLine="0"/>
+              <w:rPr>
+                <w:color w:val="000000"/>
                 <w:lang w:val="en-US"/>
               </w:rPr>
             </w:pPr>
             <w:r>
               <w:rPr>
                 <w:color w:val="000000"/>
-                <w:sz w:val="24"/>
-                <w:szCs w:val="24"/>
                 <w:lang w:val="ru-RU"/>
               </w:rPr>
               <w:t>172</w:t>
@@ -2837,8 +3071,6 @@
             <w:r>
               <w:rPr>
                 <w:color w:val="000000"/>
-                <w:sz w:val="24"/>
-                <w:szCs w:val="24"/>
                 <w:lang w:val="en-US"/>
               </w:rPr>
               <w:t>.16.</w:t>
@@ -2846,8 +3078,6 @@
             <w:r>
               <w:rPr>
                 <w:color w:val="000000"/>
-                <w:sz w:val="24"/>
-                <w:szCs w:val="24"/>
                 <w:lang w:val="ru-RU"/>
               </w:rPr>
               <w:t>7</w:t>
@@ -2855,8 +3085,6 @@
             <w:r>
               <w:rPr>
                 <w:color w:val="000000"/>
-                <w:sz w:val="24"/>
-                <w:szCs w:val="24"/>
                 <w:lang w:val="en-US"/>
               </w:rPr>
               <w:t>0.2</w:t>
@@ -2866,31 +3094,35 @@
         <w:tc>
           <w:tcPr>
             <w:tcW w:w="1103" w:type="dxa"/>
-          </w:tcPr>
-          <w:p>
-            <w:pPr>
-              <w:widowControl w:val="0"/>
-              <w:pBdr>
-                <w:top w:val="nil"/>
-                <w:left w:val="nil"/>
-                <w:bottom w:val="nil"/>
-                <w:right w:val="nil"/>
-                <w:between w:val="nil"/>
-              </w:pBdr>
-              <w:ind w:left="89" w:firstLine="0"/>
-              <w:jc w:val="center"/>
-              <w:rPr>
-                <w:color w:val="000000"/>
-                <w:sz w:val="24"/>
-                <w:szCs w:val="24"/>
+            <w:tcBorders>
+              <w:top w:val="single" w:sz="4" w:space="0" w:color="000000"/>
+              <w:left w:val="single" w:sz="4" w:space="0" w:color="000000"/>
+              <w:bottom w:val="single" w:sz="4" w:space="0" w:color="000000"/>
+              <w:right w:val="single" w:sz="4" w:space="0" w:color="000000"/>
+            </w:tcBorders>
+            <w:hideMark/>
+          </w:tcPr>
+          <w:p>
+            <w:pPr>
+              <w:keepNext/>
+              <w:keepLines/>
+              <w:pBdr>
+                <w:top w:val="nil"/>
+                <w:left w:val="nil"/>
+                <w:bottom w:val="nil"/>
+                <w:right w:val="nil"/>
+                <w:between w:val="nil"/>
+              </w:pBdr>
+              <w:spacing w:line="240" w:lineRule="auto"/>
+              <w:ind w:firstLine="0"/>
+              <w:rPr>
+                <w:color w:val="000000"/>
                 <w:lang w:val="en-US"/>
               </w:rPr>
             </w:pPr>
             <w:r>
               <w:rPr>
                 <w:color w:val="000000"/>
-                <w:sz w:val="24"/>
-                <w:szCs w:val="24"/>
                 <w:lang w:val="en-US"/>
               </w:rPr>
               <w:t>/28</w:t>
@@ -2900,30 +3132,36 @@
         <w:tc>
           <w:tcPr>
             <w:tcW w:w="1102" w:type="dxa"/>
-          </w:tcPr>
-          <w:p>
-            <w:pPr>
-              <w:widowControl w:val="0"/>
-              <w:pBdr>
-                <w:top w:val="nil"/>
-                <w:left w:val="nil"/>
-                <w:bottom w:val="nil"/>
-                <w:right w:val="nil"/>
-                <w:between w:val="nil"/>
-              </w:pBdr>
-              <w:ind w:left="89" w:firstLine="0"/>
-              <w:jc w:val="center"/>
-              <w:rPr>
-                <w:color w:val="000000"/>
-                <w:sz w:val="24"/>
-                <w:szCs w:val="24"/>
-              </w:rPr>
-            </w:pPr>
-            <w:r>
-              <w:rPr>
-                <w:color w:val="000000"/>
-                <w:sz w:val="24"/>
-                <w:szCs w:val="24"/>
+            <w:tcBorders>
+              <w:top w:val="single" w:sz="4" w:space="0" w:color="000000"/>
+              <w:left w:val="single" w:sz="4" w:space="0" w:color="000000"/>
+              <w:bottom w:val="single" w:sz="4" w:space="0" w:color="000000"/>
+              <w:right w:val="single" w:sz="4" w:space="0" w:color="000000"/>
+            </w:tcBorders>
+            <w:hideMark/>
+          </w:tcPr>
+          <w:p>
+            <w:pPr>
+              <w:keepNext/>
+              <w:keepLines/>
+              <w:pBdr>
+                <w:top w:val="nil"/>
+                <w:left w:val="nil"/>
+                <w:bottom w:val="nil"/>
+                <w:right w:val="nil"/>
+                <w:between w:val="nil"/>
+              </w:pBdr>
+              <w:spacing w:line="240" w:lineRule="auto"/>
+              <w:ind w:firstLine="0"/>
+              <w:rPr>
+                <w:color w:val="000000"/>
+                <w:lang w:val="ru-RU"/>
+              </w:rPr>
+            </w:pPr>
+            <w:r>
+              <w:rPr>
+                <w:color w:val="000000"/>
+                <w:lang w:val="ru-RU"/>
               </w:rPr>
               <w:t>-</w:t>
             </w:r>
@@ -2932,23 +3170,29 @@
         <w:tc>
           <w:tcPr>
             <w:tcW w:w="1243" w:type="dxa"/>
-          </w:tcPr>
-          <w:p>
-            <w:pPr>
-              <w:widowControl w:val="0"/>
-              <w:pBdr>
-                <w:top w:val="nil"/>
-                <w:left w:val="nil"/>
-                <w:bottom w:val="nil"/>
-                <w:right w:val="nil"/>
-                <w:between w:val="nil"/>
-              </w:pBdr>
-              <w:ind w:left="89" w:firstLine="0"/>
-              <w:jc w:val="center"/>
-              <w:rPr>
-                <w:color w:val="000000"/>
-                <w:sz w:val="24"/>
-                <w:szCs w:val="24"/>
+            <w:tcBorders>
+              <w:top w:val="single" w:sz="4" w:space="0" w:color="000000"/>
+              <w:left w:val="single" w:sz="4" w:space="0" w:color="000000"/>
+              <w:bottom w:val="single" w:sz="4" w:space="0" w:color="000000"/>
+              <w:right w:val="single" w:sz="4" w:space="0" w:color="000000"/>
+            </w:tcBorders>
+          </w:tcPr>
+          <w:p>
+            <w:pPr>
+              <w:keepNext/>
+              <w:keepLines/>
+              <w:pBdr>
+                <w:top w:val="nil"/>
+                <w:left w:val="nil"/>
+                <w:bottom w:val="nil"/>
+                <w:right w:val="nil"/>
+                <w:between w:val="nil"/>
+              </w:pBdr>
+              <w:spacing w:line="240" w:lineRule="auto"/>
+              <w:ind w:firstLine="0"/>
+              <w:rPr>
+                <w:color w:val="000000"/>
+                <w:lang w:val="ru-RU"/>
               </w:rPr>
             </w:pPr>
           </w:p>
@@ -2956,31 +3200,35 @@
         <w:tc>
           <w:tcPr>
             <w:tcW w:w="1365" w:type="dxa"/>
-          </w:tcPr>
-          <w:p>
-            <w:pPr>
-              <w:widowControl w:val="0"/>
-              <w:pBdr>
-                <w:top w:val="nil"/>
-                <w:left w:val="nil"/>
-                <w:bottom w:val="nil"/>
-                <w:right w:val="nil"/>
-                <w:between w:val="nil"/>
-              </w:pBdr>
-              <w:ind w:left="89" w:right="89" w:firstLine="0"/>
-              <w:jc w:val="center"/>
-              <w:rPr>
-                <w:color w:val="000000"/>
-                <w:sz w:val="24"/>
-                <w:szCs w:val="24"/>
+            <w:tcBorders>
+              <w:top w:val="single" w:sz="4" w:space="0" w:color="000000"/>
+              <w:left w:val="single" w:sz="4" w:space="0" w:color="000000"/>
+              <w:bottom w:val="single" w:sz="4" w:space="0" w:color="000000"/>
+              <w:right w:val="single" w:sz="4" w:space="0" w:color="000000"/>
+            </w:tcBorders>
+            <w:hideMark/>
+          </w:tcPr>
+          <w:p>
+            <w:pPr>
+              <w:keepNext/>
+              <w:keepLines/>
+              <w:pBdr>
+                <w:top w:val="nil"/>
+                <w:left w:val="nil"/>
+                <w:bottom w:val="nil"/>
+                <w:right w:val="nil"/>
+                <w:between w:val="nil"/>
+              </w:pBdr>
+              <w:spacing w:line="240" w:lineRule="auto"/>
+              <w:ind w:firstLine="0"/>
+              <w:rPr>
+                <w:color w:val="000000"/>
                 <w:lang w:val="en-US"/>
               </w:rPr>
             </w:pPr>
             <w:r>
               <w:rPr>
                 <w:color w:val="000000"/>
-                <w:sz w:val="24"/>
-                <w:szCs w:val="24"/>
                 <w:lang w:val="en-US"/>
               </w:rPr>
               <w:t>172.16.</w:t>
@@ -2988,8 +3236,6 @@
             <w:r>
               <w:rPr>
                 <w:color w:val="000000"/>
-                <w:sz w:val="24"/>
-                <w:szCs w:val="24"/>
                 <w:lang w:val="ru-RU"/>
               </w:rPr>
               <w:t>7</w:t>
@@ -2997,8 +3243,6 @@
             <w:r>
               <w:rPr>
                 <w:color w:val="000000"/>
-                <w:sz w:val="24"/>
-                <w:szCs w:val="24"/>
                 <w:lang w:val="en-US"/>
               </w:rPr>
               <w:t>0.1</w:t>
@@ -3011,24 +3255,31 @@
           <w:tcPr>
             <w:tcW w:w="1337" w:type="dxa"/>
             <w:vMerge/>
-          </w:tcPr>
-          <w:p>
-            <w:pPr>
-              <w:widowControl w:val="0"/>
-              <w:pBdr>
-                <w:top w:val="nil"/>
-                <w:left w:val="nil"/>
-                <w:bottom w:val="nil"/>
-                <w:right w:val="nil"/>
-                <w:between w:val="nil"/>
-              </w:pBdr>
-              <w:spacing w:line="276" w:lineRule="auto"/>
-              <w:ind w:firstLine="0"/>
-              <w:jc w:val="left"/>
-              <w:rPr>
-                <w:color w:val="000000"/>
-                <w:sz w:val="24"/>
-                <w:szCs w:val="24"/>
+            <w:tcBorders>
+              <w:top w:val="single" w:sz="4" w:space="0" w:color="000000"/>
+              <w:left w:val="single" w:sz="4" w:space="0" w:color="000000"/>
+              <w:bottom w:val="single" w:sz="4" w:space="0" w:color="000000"/>
+              <w:right w:val="single" w:sz="4" w:space="0" w:color="000000"/>
+            </w:tcBorders>
+            <w:vAlign w:val="center"/>
+            <w:hideMark/>
+          </w:tcPr>
+          <w:p>
+            <w:pPr>
+              <w:keepNext/>
+              <w:keepLines/>
+              <w:pBdr>
+                <w:top w:val="nil"/>
+                <w:left w:val="nil"/>
+                <w:bottom w:val="nil"/>
+                <w:right w:val="nil"/>
+                <w:between w:val="nil"/>
+              </w:pBdr>
+              <w:spacing w:line="240" w:lineRule="auto"/>
+              <w:ind w:firstLine="0"/>
+              <w:rPr>
+                <w:color w:val="000000"/>
+                <w:lang w:val="ru-RU"/>
               </w:rPr>
             </w:pPr>
           </w:p>
@@ -3036,30 +3287,36 @@
         <w:tc>
           <w:tcPr>
             <w:tcW w:w="1705" w:type="dxa"/>
-          </w:tcPr>
-          <w:p>
-            <w:pPr>
-              <w:widowControl w:val="0"/>
-              <w:pBdr>
-                <w:top w:val="nil"/>
-                <w:left w:val="nil"/>
-                <w:bottom w:val="nil"/>
-                <w:right w:val="nil"/>
-                <w:between w:val="nil"/>
-              </w:pBdr>
-              <w:ind w:left="89" w:firstLine="0"/>
-              <w:jc w:val="center"/>
-              <w:rPr>
-                <w:color w:val="000000"/>
-                <w:sz w:val="24"/>
-                <w:szCs w:val="24"/>
-              </w:rPr>
-            </w:pPr>
-            <w:r>
-              <w:rPr>
-                <w:color w:val="000000"/>
-                <w:sz w:val="24"/>
-                <w:szCs w:val="24"/>
+            <w:tcBorders>
+              <w:top w:val="single" w:sz="4" w:space="0" w:color="000000"/>
+              <w:left w:val="single" w:sz="4" w:space="0" w:color="000000"/>
+              <w:bottom w:val="single" w:sz="4" w:space="0" w:color="000000"/>
+              <w:right w:val="single" w:sz="4" w:space="0" w:color="000000"/>
+            </w:tcBorders>
+            <w:hideMark/>
+          </w:tcPr>
+          <w:p>
+            <w:pPr>
+              <w:keepNext/>
+              <w:keepLines/>
+              <w:pBdr>
+                <w:top w:val="nil"/>
+                <w:left w:val="nil"/>
+                <w:bottom w:val="nil"/>
+                <w:right w:val="nil"/>
+                <w:between w:val="nil"/>
+              </w:pBdr>
+              <w:spacing w:line="240" w:lineRule="auto"/>
+              <w:ind w:firstLine="0"/>
+              <w:rPr>
+                <w:color w:val="000000"/>
+                <w:lang w:val="ru-RU"/>
+              </w:rPr>
+            </w:pPr>
+            <w:r>
+              <w:rPr>
+                <w:color w:val="000000"/>
+                <w:lang w:val="ru-RU"/>
               </w:rPr>
               <w:t>int1.100</w:t>
             </w:r>
@@ -3068,31 +3325,35 @@
         <w:tc>
           <w:tcPr>
             <w:tcW w:w="1716" w:type="dxa"/>
-          </w:tcPr>
-          <w:p>
-            <w:pPr>
-              <w:widowControl w:val="0"/>
-              <w:pBdr>
-                <w:top w:val="nil"/>
-                <w:left w:val="nil"/>
-                <w:bottom w:val="nil"/>
-                <w:right w:val="nil"/>
-                <w:between w:val="nil"/>
-              </w:pBdr>
-              <w:ind w:left="89" w:firstLine="0"/>
-              <w:jc w:val="center"/>
-              <w:rPr>
-                <w:color w:val="000000"/>
-                <w:sz w:val="24"/>
-                <w:szCs w:val="24"/>
+            <w:tcBorders>
+              <w:top w:val="single" w:sz="4" w:space="0" w:color="000000"/>
+              <w:left w:val="single" w:sz="4" w:space="0" w:color="000000"/>
+              <w:bottom w:val="single" w:sz="4" w:space="0" w:color="000000"/>
+              <w:right w:val="single" w:sz="4" w:space="0" w:color="000000"/>
+            </w:tcBorders>
+            <w:hideMark/>
+          </w:tcPr>
+          <w:p>
+            <w:pPr>
+              <w:keepNext/>
+              <w:keepLines/>
+              <w:pBdr>
+                <w:top w:val="nil"/>
+                <w:left w:val="nil"/>
+                <w:bottom w:val="nil"/>
+                <w:right w:val="nil"/>
+                <w:between w:val="nil"/>
+              </w:pBdr>
+              <w:spacing w:line="240" w:lineRule="auto"/>
+              <w:ind w:firstLine="0"/>
+              <w:rPr>
+                <w:color w:val="000000"/>
                 <w:lang w:val="en-US"/>
               </w:rPr>
             </w:pPr>
             <w:r>
               <w:rPr>
                 <w:color w:val="000000"/>
-                <w:sz w:val="24"/>
-                <w:szCs w:val="24"/>
                 <w:lang w:val="en-US"/>
               </w:rPr>
               <w:t>192.168.100.1</w:t>
@@ -3102,31 +3363,35 @@
         <w:tc>
           <w:tcPr>
             <w:tcW w:w="1103" w:type="dxa"/>
-          </w:tcPr>
-          <w:p>
-            <w:pPr>
-              <w:widowControl w:val="0"/>
-              <w:pBdr>
-                <w:top w:val="nil"/>
-                <w:left w:val="nil"/>
-                <w:bottom w:val="nil"/>
-                <w:right w:val="nil"/>
-                <w:between w:val="nil"/>
-              </w:pBdr>
-              <w:ind w:left="89" w:firstLine="0"/>
-              <w:jc w:val="center"/>
-              <w:rPr>
-                <w:color w:val="000000"/>
-                <w:sz w:val="24"/>
-                <w:szCs w:val="24"/>
+            <w:tcBorders>
+              <w:top w:val="single" w:sz="4" w:space="0" w:color="000000"/>
+              <w:left w:val="single" w:sz="4" w:space="0" w:color="000000"/>
+              <w:bottom w:val="single" w:sz="4" w:space="0" w:color="000000"/>
+              <w:right w:val="single" w:sz="4" w:space="0" w:color="000000"/>
+            </w:tcBorders>
+            <w:hideMark/>
+          </w:tcPr>
+          <w:p>
+            <w:pPr>
+              <w:keepNext/>
+              <w:keepLines/>
+              <w:pBdr>
+                <w:top w:val="nil"/>
+                <w:left w:val="nil"/>
+                <w:bottom w:val="nil"/>
+                <w:right w:val="nil"/>
+                <w:between w:val="nil"/>
+              </w:pBdr>
+              <w:spacing w:line="240" w:lineRule="auto"/>
+              <w:ind w:firstLine="0"/>
+              <w:rPr>
+                <w:color w:val="000000"/>
                 <w:lang w:val="en-US"/>
               </w:rPr>
             </w:pPr>
             <w:r>
               <w:rPr>
                 <w:color w:val="000000"/>
-                <w:sz w:val="24"/>
-                <w:szCs w:val="24"/>
                 <w:lang w:val="en-US"/>
               </w:rPr>
               <w:t>/27</w:t>
@@ -3136,97 +3401,118 @@
         <w:tc>
           <w:tcPr>
             <w:tcW w:w="1102" w:type="dxa"/>
-          </w:tcPr>
-          <w:p>
-            <w:pPr>
-              <w:widowControl w:val="0"/>
-              <w:pBdr>
-                <w:top w:val="nil"/>
-                <w:left w:val="nil"/>
-                <w:bottom w:val="nil"/>
-                <w:right w:val="nil"/>
-                <w:between w:val="nil"/>
-              </w:pBdr>
-              <w:ind w:left="89" w:firstLine="0"/>
-              <w:jc w:val="center"/>
-              <w:rPr>
-                <w:color w:val="000000"/>
-                <w:sz w:val="24"/>
-                <w:szCs w:val="24"/>
+            <w:tcBorders>
+              <w:top w:val="single" w:sz="4" w:space="0" w:color="000000"/>
+              <w:left w:val="single" w:sz="4" w:space="0" w:color="000000"/>
+              <w:bottom w:val="single" w:sz="4" w:space="0" w:color="000000"/>
+              <w:right w:val="single" w:sz="4" w:space="0" w:color="000000"/>
+            </w:tcBorders>
+            <w:hideMark/>
+          </w:tcPr>
+          <w:p>
+            <w:pPr>
+              <w:keepNext/>
+              <w:keepLines/>
+              <w:pBdr>
+                <w:top w:val="nil"/>
+                <w:left w:val="nil"/>
+                <w:bottom w:val="nil"/>
+                <w:right w:val="nil"/>
+                <w:between w:val="nil"/>
+              </w:pBdr>
+              <w:spacing w:line="240" w:lineRule="auto"/>
+              <w:ind w:firstLine="0"/>
+              <w:rPr>
+                <w:color w:val="000000"/>
+                <w:lang w:val="ru-RU"/>
+              </w:rPr>
+            </w:pPr>
+            <w:r>
+              <w:rPr>
+                <w:color w:val="000000"/>
+                <w:lang w:val="ru-RU"/>
+              </w:rPr>
+              <w:t>1</w:t>
+            </w:r>
+            <w:r>
+              <w:rPr>
+                <w:color w:val="000000"/>
                 <w:lang w:val="en-US"/>
               </w:rPr>
-            </w:pPr>
-            <w:r>
-              <w:rPr>
-                <w:color w:val="000000"/>
-                <w:sz w:val="24"/>
-                <w:szCs w:val="24"/>
-              </w:rPr>
               <w:t>1</w:t>
             </w:r>
             <w:r>
               <w:rPr>
                 <w:color w:val="000000"/>
-                <w:sz w:val="24"/>
-                <w:szCs w:val="24"/>
+                <w:lang w:val="ru-RU"/>
+              </w:rPr>
+              <w:t>4</w:t>
+            </w:r>
+          </w:p>
+        </w:tc>
+        <w:tc>
+          <w:tcPr>
+            <w:tcW w:w="1243" w:type="dxa"/>
+            <w:tcBorders>
+              <w:top w:val="single" w:sz="4" w:space="0" w:color="000000"/>
+              <w:left w:val="single" w:sz="4" w:space="0" w:color="000000"/>
+              <w:bottom w:val="single" w:sz="4" w:space="0" w:color="000000"/>
+              <w:right w:val="single" w:sz="4" w:space="0" w:color="000000"/>
+            </w:tcBorders>
+          </w:tcPr>
+          <w:p>
+            <w:pPr>
+              <w:keepNext/>
+              <w:keepLines/>
+              <w:pBdr>
+                <w:top w:val="nil"/>
+                <w:left w:val="nil"/>
+                <w:bottom w:val="nil"/>
+                <w:right w:val="nil"/>
+                <w:between w:val="nil"/>
+              </w:pBdr>
+              <w:spacing w:line="240" w:lineRule="auto"/>
+              <w:ind w:firstLine="0"/>
+              <w:rPr>
+                <w:color w:val="000000"/>
                 <w:lang w:val="en-US"/>
               </w:rPr>
-              <w:t>11</w:t>
-            </w:r>
-          </w:p>
-        </w:tc>
-        <w:tc>
-          <w:tcPr>
-            <w:tcW w:w="1243" w:type="dxa"/>
-          </w:tcPr>
-          <w:p>
-            <w:pPr>
-              <w:widowControl w:val="0"/>
-              <w:pBdr>
-                <w:top w:val="nil"/>
-                <w:left w:val="nil"/>
-                <w:bottom w:val="nil"/>
-                <w:right w:val="nil"/>
-                <w:between w:val="nil"/>
-              </w:pBdr>
-              <w:ind w:left="89" w:firstLine="0"/>
-              <w:jc w:val="center"/>
-              <w:rPr>
-                <w:color w:val="000000"/>
-                <w:sz w:val="24"/>
-                <w:szCs w:val="24"/>
-                <w:lang w:val="en-US"/>
-              </w:rPr>
             </w:pPr>
           </w:p>
         </w:tc>
         <w:tc>
           <w:tcPr>
             <w:tcW w:w="1365" w:type="dxa"/>
-          </w:tcPr>
-          <w:p>
-            <w:pPr>
-              <w:widowControl w:val="0"/>
-              <w:pBdr>
-                <w:top w:val="nil"/>
-                <w:left w:val="nil"/>
-                <w:bottom w:val="nil"/>
-                <w:right w:val="nil"/>
-                <w:between w:val="nil"/>
-              </w:pBdr>
-              <w:ind w:left="89" w:right="89" w:firstLine="0"/>
-              <w:jc w:val="center"/>
-              <w:rPr>
-                <w:color w:val="000000"/>
-                <w:sz w:val="24"/>
-                <w:szCs w:val="24"/>
-              </w:rPr>
-            </w:pPr>
-            <w:r>
-              <w:rPr>
-                <w:color w:val="000000"/>
-                <w:sz w:val="24"/>
-                <w:szCs w:val="24"/>
+            <w:tcBorders>
+              <w:top w:val="single" w:sz="4" w:space="0" w:color="000000"/>
+              <w:left w:val="single" w:sz="4" w:space="0" w:color="000000"/>
+              <w:bottom w:val="single" w:sz="4" w:space="0" w:color="000000"/>
+              <w:right w:val="single" w:sz="4" w:space="0" w:color="000000"/>
+            </w:tcBorders>
+            <w:hideMark/>
+          </w:tcPr>
+          <w:p>
+            <w:pPr>
+              <w:keepNext/>
+              <w:keepLines/>
+              <w:pBdr>
+                <w:top w:val="nil"/>
+                <w:left w:val="nil"/>
+                <w:bottom w:val="nil"/>
+                <w:right w:val="nil"/>
+                <w:between w:val="nil"/>
+              </w:pBdr>
+              <w:spacing w:line="240" w:lineRule="auto"/>
+              <w:ind w:firstLine="0"/>
+              <w:rPr>
+                <w:color w:val="000000"/>
+                <w:lang w:val="ru-RU"/>
+              </w:rPr>
+            </w:pPr>
+            <w:r>
+              <w:rPr>
+                <w:color w:val="000000"/>
+                <w:lang w:val="ru-RU"/>
               </w:rPr>
               <w:t>-</w:t>
             </w:r>
@@ -3238,24 +3524,31 @@
           <w:tcPr>
             <w:tcW w:w="1337" w:type="dxa"/>
             <w:vMerge/>
-          </w:tcPr>
-          <w:p>
-            <w:pPr>
-              <w:widowControl w:val="0"/>
-              <w:pBdr>
-                <w:top w:val="nil"/>
-                <w:left w:val="nil"/>
-                <w:bottom w:val="nil"/>
-                <w:right w:val="nil"/>
-                <w:between w:val="nil"/>
-              </w:pBdr>
-              <w:spacing w:line="276" w:lineRule="auto"/>
-              <w:ind w:firstLine="0"/>
-              <w:jc w:val="left"/>
-              <w:rPr>
-                <w:color w:val="000000"/>
-                <w:sz w:val="24"/>
-                <w:szCs w:val="24"/>
+            <w:tcBorders>
+              <w:top w:val="single" w:sz="4" w:space="0" w:color="000000"/>
+              <w:left w:val="single" w:sz="4" w:space="0" w:color="000000"/>
+              <w:bottom w:val="single" w:sz="4" w:space="0" w:color="000000"/>
+              <w:right w:val="single" w:sz="4" w:space="0" w:color="000000"/>
+            </w:tcBorders>
+            <w:vAlign w:val="center"/>
+            <w:hideMark/>
+          </w:tcPr>
+          <w:p>
+            <w:pPr>
+              <w:keepNext/>
+              <w:keepLines/>
+              <w:pBdr>
+                <w:top w:val="nil"/>
+                <w:left w:val="nil"/>
+                <w:bottom w:val="nil"/>
+                <w:right w:val="nil"/>
+                <w:between w:val="nil"/>
+              </w:pBdr>
+              <w:spacing w:line="240" w:lineRule="auto"/>
+              <w:ind w:firstLine="0"/>
+              <w:rPr>
+                <w:color w:val="000000"/>
+                <w:lang w:val="ru-RU"/>
               </w:rPr>
             </w:pPr>
           </w:p>
@@ -3263,30 +3556,36 @@
         <w:tc>
           <w:tcPr>
             <w:tcW w:w="1705" w:type="dxa"/>
-          </w:tcPr>
-          <w:p>
-            <w:pPr>
-              <w:widowControl w:val="0"/>
-              <w:pBdr>
-                <w:top w:val="nil"/>
-                <w:left w:val="nil"/>
-                <w:bottom w:val="nil"/>
-                <w:right w:val="nil"/>
-                <w:between w:val="nil"/>
-              </w:pBdr>
-              <w:ind w:left="89" w:firstLine="0"/>
-              <w:jc w:val="center"/>
-              <w:rPr>
-                <w:color w:val="000000"/>
-                <w:sz w:val="24"/>
-                <w:szCs w:val="24"/>
-              </w:rPr>
-            </w:pPr>
-            <w:r>
-              <w:rPr>
-                <w:color w:val="000000"/>
-                <w:sz w:val="24"/>
-                <w:szCs w:val="24"/>
+            <w:tcBorders>
+              <w:top w:val="single" w:sz="4" w:space="0" w:color="000000"/>
+              <w:left w:val="single" w:sz="4" w:space="0" w:color="000000"/>
+              <w:bottom w:val="single" w:sz="4" w:space="0" w:color="000000"/>
+              <w:right w:val="single" w:sz="4" w:space="0" w:color="000000"/>
+            </w:tcBorders>
+            <w:hideMark/>
+          </w:tcPr>
+          <w:p>
+            <w:pPr>
+              <w:keepNext/>
+              <w:keepLines/>
+              <w:pBdr>
+                <w:top w:val="nil"/>
+                <w:left w:val="nil"/>
+                <w:bottom w:val="nil"/>
+                <w:right w:val="nil"/>
+                <w:between w:val="nil"/>
+              </w:pBdr>
+              <w:spacing w:line="240" w:lineRule="auto"/>
+              <w:ind w:firstLine="0"/>
+              <w:rPr>
+                <w:color w:val="000000"/>
+                <w:lang w:val="ru-RU"/>
+              </w:rPr>
+            </w:pPr>
+            <w:r>
+              <w:rPr>
+                <w:color w:val="000000"/>
+                <w:lang w:val="ru-RU"/>
               </w:rPr>
               <w:t>int1.200</w:t>
             </w:r>
@@ -3295,31 +3594,35 @@
         <w:tc>
           <w:tcPr>
             <w:tcW w:w="1716" w:type="dxa"/>
-          </w:tcPr>
-          <w:p>
-            <w:pPr>
-              <w:widowControl w:val="0"/>
-              <w:pBdr>
-                <w:top w:val="nil"/>
-                <w:left w:val="nil"/>
-                <w:bottom w:val="nil"/>
-                <w:right w:val="nil"/>
-                <w:between w:val="nil"/>
-              </w:pBdr>
-              <w:ind w:left="89" w:firstLine="0"/>
-              <w:jc w:val="center"/>
-              <w:rPr>
-                <w:color w:val="000000"/>
-                <w:sz w:val="24"/>
-                <w:szCs w:val="24"/>
+            <w:tcBorders>
+              <w:top w:val="single" w:sz="4" w:space="0" w:color="000000"/>
+              <w:left w:val="single" w:sz="4" w:space="0" w:color="000000"/>
+              <w:bottom w:val="single" w:sz="4" w:space="0" w:color="000000"/>
+              <w:right w:val="single" w:sz="4" w:space="0" w:color="000000"/>
+            </w:tcBorders>
+            <w:hideMark/>
+          </w:tcPr>
+          <w:p>
+            <w:pPr>
+              <w:keepNext/>
+              <w:keepLines/>
+              <w:pBdr>
+                <w:top w:val="nil"/>
+                <w:left w:val="nil"/>
+                <w:bottom w:val="nil"/>
+                <w:right w:val="nil"/>
+                <w:between w:val="nil"/>
+              </w:pBdr>
+              <w:spacing w:line="240" w:lineRule="auto"/>
+              <w:ind w:firstLine="0"/>
+              <w:rPr>
+                <w:color w:val="000000"/>
                 <w:lang w:val="en-US"/>
               </w:rPr>
             </w:pPr>
             <w:r>
               <w:rPr>
                 <w:color w:val="000000"/>
-                <w:sz w:val="24"/>
-                <w:szCs w:val="24"/>
                 <w:lang w:val="en-US"/>
               </w:rPr>
               <w:t>192.168.10.1</w:t>
@@ -3329,31 +3632,35 @@
         <w:tc>
           <w:tcPr>
             <w:tcW w:w="1103" w:type="dxa"/>
-          </w:tcPr>
-          <w:p>
-            <w:pPr>
-              <w:widowControl w:val="0"/>
-              <w:pBdr>
-                <w:top w:val="nil"/>
-                <w:left w:val="nil"/>
-                <w:bottom w:val="nil"/>
-                <w:right w:val="nil"/>
-                <w:between w:val="nil"/>
-              </w:pBdr>
-              <w:ind w:left="89" w:firstLine="0"/>
-              <w:jc w:val="center"/>
-              <w:rPr>
-                <w:color w:val="000000"/>
-                <w:sz w:val="24"/>
-                <w:szCs w:val="24"/>
+            <w:tcBorders>
+              <w:top w:val="single" w:sz="4" w:space="0" w:color="000000"/>
+              <w:left w:val="single" w:sz="4" w:space="0" w:color="000000"/>
+              <w:bottom w:val="single" w:sz="4" w:space="0" w:color="000000"/>
+              <w:right w:val="single" w:sz="4" w:space="0" w:color="000000"/>
+            </w:tcBorders>
+            <w:hideMark/>
+          </w:tcPr>
+          <w:p>
+            <w:pPr>
+              <w:keepNext/>
+              <w:keepLines/>
+              <w:pBdr>
+                <w:top w:val="nil"/>
+                <w:left w:val="nil"/>
+                <w:bottom w:val="nil"/>
+                <w:right w:val="nil"/>
+                <w:between w:val="nil"/>
+              </w:pBdr>
+              <w:spacing w:line="240" w:lineRule="auto"/>
+              <w:ind w:firstLine="0"/>
+              <w:rPr>
+                <w:color w:val="000000"/>
                 <w:lang w:val="en-US"/>
               </w:rPr>
             </w:pPr>
             <w:r>
               <w:rPr>
                 <w:color w:val="000000"/>
-                <w:sz w:val="24"/>
-                <w:szCs w:val="24"/>
                 <w:lang w:val="en-US"/>
               </w:rPr>
               <w:t>/28</w:t>
@@ -3363,65 +3670,81 @@
         <w:tc>
           <w:tcPr>
             <w:tcW w:w="1102" w:type="dxa"/>
-          </w:tcPr>
-          <w:p>
-            <w:pPr>
-              <w:widowControl w:val="0"/>
-              <w:pBdr>
-                <w:top w:val="nil"/>
-                <w:left w:val="nil"/>
-                <w:bottom w:val="nil"/>
-                <w:right w:val="nil"/>
-                <w:between w:val="nil"/>
-              </w:pBdr>
-              <w:ind w:left="89" w:firstLine="0"/>
-              <w:jc w:val="center"/>
-              <w:rPr>
-                <w:color w:val="000000"/>
-                <w:sz w:val="24"/>
-                <w:szCs w:val="24"/>
+            <w:tcBorders>
+              <w:top w:val="single" w:sz="4" w:space="0" w:color="000000"/>
+              <w:left w:val="single" w:sz="4" w:space="0" w:color="000000"/>
+              <w:bottom w:val="single" w:sz="4" w:space="0" w:color="000000"/>
+              <w:right w:val="single" w:sz="4" w:space="0" w:color="000000"/>
+            </w:tcBorders>
+            <w:hideMark/>
+          </w:tcPr>
+          <w:p>
+            <w:pPr>
+              <w:keepNext/>
+              <w:keepLines/>
+              <w:pBdr>
+                <w:top w:val="nil"/>
+                <w:left w:val="nil"/>
+                <w:bottom w:val="nil"/>
+                <w:right w:val="nil"/>
+                <w:between w:val="nil"/>
+              </w:pBdr>
+              <w:spacing w:line="240" w:lineRule="auto"/>
+              <w:ind w:firstLine="0"/>
+              <w:rPr>
+                <w:color w:val="000000"/>
+                <w:lang w:val="ru-RU"/>
+              </w:rPr>
+            </w:pPr>
+            <w:r>
+              <w:rPr>
+                <w:color w:val="000000"/>
+                <w:lang w:val="ru-RU"/>
+              </w:rPr>
+              <w:t>2</w:t>
+            </w:r>
+            <w:r>
+              <w:rPr>
+                <w:color w:val="000000"/>
                 <w:lang w:val="en-US"/>
               </w:rPr>
-            </w:pPr>
-            <w:r>
-              <w:rPr>
-                <w:color w:val="000000"/>
-                <w:sz w:val="24"/>
-                <w:szCs w:val="24"/>
-              </w:rPr>
-              <w:t>2</w:t>
-            </w:r>
-            <w:r>
-              <w:rPr>
-                <w:color w:val="000000"/>
-                <w:sz w:val="24"/>
-                <w:szCs w:val="24"/>
-                <w:lang w:val="en-US"/>
-              </w:rPr>
-              <w:t>11</w:t>
+              <w:t>1</w:t>
+            </w:r>
+            <w:r>
+              <w:rPr>
+                <w:color w:val="000000"/>
+                <w:lang w:val="ru-RU"/>
+              </w:rPr>
+              <w:t>4</w:t>
             </w:r>
           </w:p>
         </w:tc>
         <w:tc>
           <w:tcPr>
             <w:tcW w:w="1243" w:type="dxa"/>
-          </w:tcPr>
-          <w:p>
-            <w:pPr>
-              <w:widowControl w:val="0"/>
-              <w:pBdr>
-                <w:top w:val="nil"/>
-                <w:left w:val="nil"/>
-                <w:bottom w:val="nil"/>
-                <w:right w:val="nil"/>
-                <w:between w:val="nil"/>
-              </w:pBdr>
-              <w:ind w:left="89" w:firstLine="0"/>
-              <w:jc w:val="center"/>
-              <w:rPr>
-                <w:color w:val="000000"/>
-                <w:sz w:val="24"/>
-                <w:szCs w:val="24"/>
+            <w:tcBorders>
+              <w:top w:val="single" w:sz="4" w:space="0" w:color="000000"/>
+              <w:left w:val="single" w:sz="4" w:space="0" w:color="000000"/>
+              <w:bottom w:val="single" w:sz="4" w:space="0" w:color="000000"/>
+              <w:right w:val="single" w:sz="4" w:space="0" w:color="000000"/>
+            </w:tcBorders>
+          </w:tcPr>
+          <w:p>
+            <w:pPr>
+              <w:keepNext/>
+              <w:keepLines/>
+              <w:pBdr>
+                <w:top w:val="nil"/>
+                <w:left w:val="nil"/>
+                <w:bottom w:val="nil"/>
+                <w:right w:val="nil"/>
+                <w:between w:val="nil"/>
+              </w:pBdr>
+              <w:spacing w:line="240" w:lineRule="auto"/>
+              <w:ind w:firstLine="0"/>
+              <w:rPr>
+                <w:color w:val="000000"/>
+                <w:lang w:val="ru-RU"/>
               </w:rPr>
             </w:pPr>
           </w:p>
@@ -3429,30 +3752,36 @@
         <w:tc>
           <w:tcPr>
             <w:tcW w:w="1365" w:type="dxa"/>
-          </w:tcPr>
-          <w:p>
-            <w:pPr>
-              <w:widowControl w:val="0"/>
-              <w:pBdr>
-                <w:top w:val="nil"/>
-                <w:left w:val="nil"/>
-                <w:bottom w:val="nil"/>
-                <w:right w:val="nil"/>
-                <w:between w:val="nil"/>
-              </w:pBdr>
-              <w:ind w:left="89" w:right="89" w:firstLine="0"/>
-              <w:jc w:val="center"/>
-              <w:rPr>
-                <w:color w:val="000000"/>
-                <w:sz w:val="24"/>
-                <w:szCs w:val="24"/>
-              </w:rPr>
-            </w:pPr>
-            <w:r>
-              <w:rPr>
-                <w:color w:val="000000"/>
-                <w:sz w:val="24"/>
-                <w:szCs w:val="24"/>
+            <w:tcBorders>
+              <w:top w:val="single" w:sz="4" w:space="0" w:color="000000"/>
+              <w:left w:val="single" w:sz="4" w:space="0" w:color="000000"/>
+              <w:bottom w:val="single" w:sz="4" w:space="0" w:color="000000"/>
+              <w:right w:val="single" w:sz="4" w:space="0" w:color="000000"/>
+            </w:tcBorders>
+            <w:hideMark/>
+          </w:tcPr>
+          <w:p>
+            <w:pPr>
+              <w:keepNext/>
+              <w:keepLines/>
+              <w:pBdr>
+                <w:top w:val="nil"/>
+                <w:left w:val="nil"/>
+                <w:bottom w:val="nil"/>
+                <w:right w:val="nil"/>
+                <w:between w:val="nil"/>
+              </w:pBdr>
+              <w:spacing w:line="240" w:lineRule="auto"/>
+              <w:ind w:firstLine="0"/>
+              <w:rPr>
+                <w:color w:val="000000"/>
+                <w:lang w:val="ru-RU"/>
+              </w:rPr>
+            </w:pPr>
+            <w:r>
+              <w:rPr>
+                <w:color w:val="000000"/>
+                <w:lang w:val="ru-RU"/>
               </w:rPr>
               <w:t>-</w:t>
             </w:r>
@@ -3464,24 +3793,31 @@
           <w:tcPr>
             <w:tcW w:w="1337" w:type="dxa"/>
             <w:vMerge/>
-          </w:tcPr>
-          <w:p>
-            <w:pPr>
-              <w:widowControl w:val="0"/>
-              <w:pBdr>
-                <w:top w:val="nil"/>
-                <w:left w:val="nil"/>
-                <w:bottom w:val="nil"/>
-                <w:right w:val="nil"/>
-                <w:between w:val="nil"/>
-              </w:pBdr>
-              <w:spacing w:line="276" w:lineRule="auto"/>
-              <w:ind w:firstLine="0"/>
-              <w:jc w:val="left"/>
-              <w:rPr>
-                <w:color w:val="000000"/>
-                <w:sz w:val="24"/>
-                <w:szCs w:val="24"/>
+            <w:tcBorders>
+              <w:top w:val="single" w:sz="4" w:space="0" w:color="000000"/>
+              <w:left w:val="single" w:sz="4" w:space="0" w:color="000000"/>
+              <w:bottom w:val="single" w:sz="4" w:space="0" w:color="000000"/>
+              <w:right w:val="single" w:sz="4" w:space="0" w:color="000000"/>
+            </w:tcBorders>
+            <w:vAlign w:val="center"/>
+            <w:hideMark/>
+          </w:tcPr>
+          <w:p>
+            <w:pPr>
+              <w:keepNext/>
+              <w:keepLines/>
+              <w:pBdr>
+                <w:top w:val="nil"/>
+                <w:left w:val="nil"/>
+                <w:bottom w:val="nil"/>
+                <w:right w:val="nil"/>
+                <w:between w:val="nil"/>
+              </w:pBdr>
+              <w:spacing w:line="240" w:lineRule="auto"/>
+              <w:ind w:firstLine="0"/>
+              <w:rPr>
+                <w:color w:val="000000"/>
+                <w:lang w:val="ru-RU"/>
               </w:rPr>
             </w:pPr>
           </w:p>
@@ -3489,30 +3825,36 @@
         <w:tc>
           <w:tcPr>
             <w:tcW w:w="1705" w:type="dxa"/>
-          </w:tcPr>
-          <w:p>
-            <w:pPr>
-              <w:widowControl w:val="0"/>
-              <w:pBdr>
-                <w:top w:val="nil"/>
-                <w:left w:val="nil"/>
-                <w:bottom w:val="nil"/>
-                <w:right w:val="nil"/>
-                <w:between w:val="nil"/>
-              </w:pBdr>
-              <w:ind w:left="89" w:firstLine="0"/>
-              <w:jc w:val="center"/>
-              <w:rPr>
-                <w:color w:val="000000"/>
-                <w:sz w:val="24"/>
-                <w:szCs w:val="24"/>
-              </w:rPr>
-            </w:pPr>
-            <w:r>
-              <w:rPr>
-                <w:color w:val="000000"/>
-                <w:sz w:val="24"/>
-                <w:szCs w:val="24"/>
+            <w:tcBorders>
+              <w:top w:val="single" w:sz="4" w:space="0" w:color="000000"/>
+              <w:left w:val="single" w:sz="4" w:space="0" w:color="000000"/>
+              <w:bottom w:val="single" w:sz="4" w:space="0" w:color="000000"/>
+              <w:right w:val="single" w:sz="4" w:space="0" w:color="000000"/>
+            </w:tcBorders>
+            <w:hideMark/>
+          </w:tcPr>
+          <w:p>
+            <w:pPr>
+              <w:keepNext/>
+              <w:keepLines/>
+              <w:pBdr>
+                <w:top w:val="nil"/>
+                <w:left w:val="nil"/>
+                <w:bottom w:val="nil"/>
+                <w:right w:val="nil"/>
+                <w:between w:val="nil"/>
+              </w:pBdr>
+              <w:spacing w:line="240" w:lineRule="auto"/>
+              <w:ind w:firstLine="0"/>
+              <w:rPr>
+                <w:color w:val="000000"/>
+                <w:lang w:val="ru-RU"/>
+              </w:rPr>
+            </w:pPr>
+            <w:r>
+              <w:rPr>
+                <w:color w:val="000000"/>
+                <w:lang w:val="ru-RU"/>
               </w:rPr>
               <w:t>int1.999</w:t>
             </w:r>
@@ -3521,31 +3863,35 @@
         <w:tc>
           <w:tcPr>
             <w:tcW w:w="1716" w:type="dxa"/>
-          </w:tcPr>
-          <w:p>
-            <w:pPr>
-              <w:widowControl w:val="0"/>
-              <w:pBdr>
-                <w:top w:val="nil"/>
-                <w:left w:val="nil"/>
-                <w:bottom w:val="nil"/>
-                <w:right w:val="nil"/>
-                <w:between w:val="nil"/>
-              </w:pBdr>
-              <w:ind w:left="89" w:firstLine="0"/>
-              <w:jc w:val="center"/>
-              <w:rPr>
-                <w:color w:val="000000"/>
-                <w:sz w:val="24"/>
-                <w:szCs w:val="24"/>
-                <w:lang w:val="ru-RU"/>
-              </w:rPr>
-            </w:pPr>
-            <w:r>
-              <w:rPr>
-                <w:color w:val="000000"/>
-                <w:sz w:val="24"/>
-                <w:szCs w:val="24"/>
+            <w:tcBorders>
+              <w:top w:val="single" w:sz="4" w:space="0" w:color="000000"/>
+              <w:left w:val="single" w:sz="4" w:space="0" w:color="000000"/>
+              <w:bottom w:val="single" w:sz="4" w:space="0" w:color="000000"/>
+              <w:right w:val="single" w:sz="4" w:space="0" w:color="000000"/>
+            </w:tcBorders>
+            <w:hideMark/>
+          </w:tcPr>
+          <w:p>
+            <w:pPr>
+              <w:keepNext/>
+              <w:keepLines/>
+              <w:pBdr>
+                <w:top w:val="nil"/>
+                <w:left w:val="nil"/>
+                <w:bottom w:val="nil"/>
+                <w:right w:val="nil"/>
+                <w:between w:val="nil"/>
+              </w:pBdr>
+              <w:spacing w:line="240" w:lineRule="auto"/>
+              <w:ind w:firstLine="0"/>
+              <w:rPr>
+                <w:color w:val="000000"/>
+                <w:lang w:val="ru-RU"/>
+              </w:rPr>
+            </w:pPr>
+            <w:r>
+              <w:rPr>
+                <w:color w:val="000000"/>
                 <w:lang w:val="en-US"/>
               </w:rPr>
               <w:t>192.168.99.</w:t>
@@ -3553,8 +3899,6 @@
             <w:r>
               <w:rPr>
                 <w:color w:val="000000"/>
-                <w:sz w:val="24"/>
-                <w:szCs w:val="24"/>
                 <w:lang w:val="ru-RU"/>
               </w:rPr>
               <w:t>1</w:t>
@@ -3564,31 +3908,35 @@
         <w:tc>
           <w:tcPr>
             <w:tcW w:w="1103" w:type="dxa"/>
-          </w:tcPr>
-          <w:p>
-            <w:pPr>
-              <w:widowControl w:val="0"/>
-              <w:pBdr>
-                <w:top w:val="nil"/>
-                <w:left w:val="nil"/>
-                <w:bottom w:val="nil"/>
-                <w:right w:val="nil"/>
-                <w:between w:val="nil"/>
-              </w:pBdr>
-              <w:ind w:left="89" w:firstLine="0"/>
-              <w:jc w:val="center"/>
-              <w:rPr>
-                <w:color w:val="000000"/>
-                <w:sz w:val="24"/>
-                <w:szCs w:val="24"/>
+            <w:tcBorders>
+              <w:top w:val="single" w:sz="4" w:space="0" w:color="000000"/>
+              <w:left w:val="single" w:sz="4" w:space="0" w:color="000000"/>
+              <w:bottom w:val="single" w:sz="4" w:space="0" w:color="000000"/>
+              <w:right w:val="single" w:sz="4" w:space="0" w:color="000000"/>
+            </w:tcBorders>
+            <w:hideMark/>
+          </w:tcPr>
+          <w:p>
+            <w:pPr>
+              <w:keepNext/>
+              <w:keepLines/>
+              <w:pBdr>
+                <w:top w:val="nil"/>
+                <w:left w:val="nil"/>
+                <w:bottom w:val="nil"/>
+                <w:right w:val="nil"/>
+                <w:between w:val="nil"/>
+              </w:pBdr>
+              <w:spacing w:line="240" w:lineRule="auto"/>
+              <w:ind w:firstLine="0"/>
+              <w:rPr>
+                <w:color w:val="000000"/>
                 <w:lang w:val="en-US"/>
               </w:rPr>
             </w:pPr>
             <w:r>
               <w:rPr>
                 <w:color w:val="000000"/>
-                <w:sz w:val="24"/>
-                <w:szCs w:val="24"/>
                 <w:lang w:val="en-US"/>
               </w:rPr>
               <w:t>/29</w:t>
@@ -3598,57 +3946,74 @@
         <w:tc>
           <w:tcPr>
             <w:tcW w:w="1102" w:type="dxa"/>
-          </w:tcPr>
-          <w:p>
-            <w:pPr>
-              <w:widowControl w:val="0"/>
-              <w:pBdr>
-                <w:top w:val="nil"/>
-                <w:left w:val="nil"/>
-                <w:bottom w:val="nil"/>
-                <w:right w:val="nil"/>
-                <w:between w:val="nil"/>
-              </w:pBdr>
-              <w:ind w:left="89" w:firstLine="0"/>
-              <w:jc w:val="center"/>
-              <w:rPr>
-                <w:color w:val="000000"/>
-                <w:sz w:val="24"/>
-                <w:szCs w:val="24"/>
+            <w:tcBorders>
+              <w:top w:val="single" w:sz="4" w:space="0" w:color="000000"/>
+              <w:left w:val="single" w:sz="4" w:space="0" w:color="000000"/>
+              <w:bottom w:val="single" w:sz="4" w:space="0" w:color="000000"/>
+              <w:right w:val="single" w:sz="4" w:space="0" w:color="000000"/>
+            </w:tcBorders>
+            <w:hideMark/>
+          </w:tcPr>
+          <w:p>
+            <w:pPr>
+              <w:keepNext/>
+              <w:keepLines/>
+              <w:pBdr>
+                <w:top w:val="nil"/>
+                <w:left w:val="nil"/>
+                <w:bottom w:val="nil"/>
+                <w:right w:val="nil"/>
+                <w:between w:val="nil"/>
+              </w:pBdr>
+              <w:spacing w:line="240" w:lineRule="auto"/>
+              <w:ind w:firstLine="0"/>
+              <w:rPr>
+                <w:color w:val="000000"/>
+                <w:lang w:val="ru-RU"/>
+              </w:rPr>
+            </w:pPr>
+            <w:r>
+              <w:rPr>
+                <w:color w:val="000000"/>
                 <w:lang w:val="en-US"/>
               </w:rPr>
-            </w:pPr>
-            <w:r>
-              <w:rPr>
-                <w:color w:val="000000"/>
-                <w:sz w:val="24"/>
-                <w:szCs w:val="24"/>
-                <w:lang w:val="en-US"/>
-              </w:rPr>
-              <w:t>811</w:t>
+              <w:t>81</w:t>
+            </w:r>
+            <w:r>
+              <w:rPr>
+                <w:color w:val="000000"/>
+                <w:lang w:val="ru-RU"/>
+              </w:rPr>
+              <w:t>4</w:t>
             </w:r>
           </w:p>
         </w:tc>
         <w:tc>
           <w:tcPr>
             <w:tcW w:w="1243" w:type="dxa"/>
-          </w:tcPr>
-          <w:p>
-            <w:pPr>
-              <w:widowControl w:val="0"/>
-              <w:pBdr>
-                <w:top w:val="nil"/>
-                <w:left w:val="nil"/>
-                <w:bottom w:val="nil"/>
-                <w:right w:val="nil"/>
-                <w:between w:val="nil"/>
-              </w:pBdr>
-              <w:ind w:left="89" w:firstLine="0"/>
-              <w:jc w:val="center"/>
-              <w:rPr>
-                <w:color w:val="000000"/>
-                <w:sz w:val="24"/>
-                <w:szCs w:val="24"/>
+            <w:tcBorders>
+              <w:top w:val="single" w:sz="4" w:space="0" w:color="000000"/>
+              <w:left w:val="single" w:sz="4" w:space="0" w:color="000000"/>
+              <w:bottom w:val="single" w:sz="4" w:space="0" w:color="000000"/>
+              <w:right w:val="single" w:sz="4" w:space="0" w:color="000000"/>
+            </w:tcBorders>
+          </w:tcPr>
+          <w:p>
+            <w:pPr>
+              <w:keepNext/>
+              <w:keepLines/>
+              <w:pBdr>
+                <w:top w:val="nil"/>
+                <w:left w:val="nil"/>
+                <w:bottom w:val="nil"/>
+                <w:right w:val="nil"/>
+                <w:between w:val="nil"/>
+              </w:pBdr>
+              <w:spacing w:line="240" w:lineRule="auto"/>
+              <w:ind w:firstLine="0"/>
+              <w:rPr>
+                <w:color w:val="000000"/>
+                <w:lang w:val="ru-RU"/>
               </w:rPr>
             </w:pPr>
           </w:p>
@@ -3656,30 +4021,36 @@
         <w:tc>
           <w:tcPr>
             <w:tcW w:w="1365" w:type="dxa"/>
-          </w:tcPr>
-          <w:p>
-            <w:pPr>
-              <w:widowControl w:val="0"/>
-              <w:pBdr>
-                <w:top w:val="nil"/>
-                <w:left w:val="nil"/>
-                <w:bottom w:val="nil"/>
-                <w:right w:val="nil"/>
-                <w:between w:val="nil"/>
-              </w:pBdr>
-              <w:ind w:left="89" w:right="89" w:firstLine="0"/>
-              <w:jc w:val="center"/>
-              <w:rPr>
-                <w:color w:val="000000"/>
-                <w:sz w:val="24"/>
-                <w:szCs w:val="24"/>
-              </w:rPr>
-            </w:pPr>
-            <w:r>
-              <w:rPr>
-                <w:color w:val="000000"/>
-                <w:sz w:val="24"/>
-                <w:szCs w:val="24"/>
+            <w:tcBorders>
+              <w:top w:val="single" w:sz="4" w:space="0" w:color="000000"/>
+              <w:left w:val="single" w:sz="4" w:space="0" w:color="000000"/>
+              <w:bottom w:val="single" w:sz="4" w:space="0" w:color="000000"/>
+              <w:right w:val="single" w:sz="4" w:space="0" w:color="000000"/>
+            </w:tcBorders>
+            <w:hideMark/>
+          </w:tcPr>
+          <w:p>
+            <w:pPr>
+              <w:keepNext/>
+              <w:keepLines/>
+              <w:pBdr>
+                <w:top w:val="nil"/>
+                <w:left w:val="nil"/>
+                <w:bottom w:val="nil"/>
+                <w:right w:val="nil"/>
+                <w:between w:val="nil"/>
+              </w:pBdr>
+              <w:spacing w:line="240" w:lineRule="auto"/>
+              <w:ind w:firstLine="0"/>
+              <w:rPr>
+                <w:color w:val="000000"/>
+                <w:lang w:val="ru-RU"/>
+              </w:rPr>
+            </w:pPr>
+            <w:r>
+              <w:rPr>
+                <w:color w:val="000000"/>
+                <w:lang w:val="ru-RU"/>
               </w:rPr>
               <w:t>-</w:t>
             </w:r>
@@ -3691,24 +4062,31 @@
           <w:tcPr>
             <w:tcW w:w="1337" w:type="dxa"/>
             <w:vMerge/>
-          </w:tcPr>
-          <w:p>
-            <w:pPr>
-              <w:widowControl w:val="0"/>
-              <w:pBdr>
-                <w:top w:val="nil"/>
-                <w:left w:val="nil"/>
-                <w:bottom w:val="nil"/>
-                <w:right w:val="nil"/>
-                <w:between w:val="nil"/>
-              </w:pBdr>
-              <w:spacing w:line="276" w:lineRule="auto"/>
-              <w:ind w:firstLine="0"/>
-              <w:jc w:val="left"/>
-              <w:rPr>
-                <w:color w:val="000000"/>
-                <w:sz w:val="24"/>
-                <w:szCs w:val="24"/>
+            <w:tcBorders>
+              <w:top w:val="single" w:sz="4" w:space="0" w:color="000000"/>
+              <w:left w:val="single" w:sz="4" w:space="0" w:color="000000"/>
+              <w:bottom w:val="single" w:sz="4" w:space="0" w:color="000000"/>
+              <w:right w:val="single" w:sz="4" w:space="0" w:color="000000"/>
+            </w:tcBorders>
+            <w:vAlign w:val="center"/>
+            <w:hideMark/>
+          </w:tcPr>
+          <w:p>
+            <w:pPr>
+              <w:keepNext/>
+              <w:keepLines/>
+              <w:pBdr>
+                <w:top w:val="nil"/>
+                <w:left w:val="nil"/>
+                <w:bottom w:val="nil"/>
+                <w:right w:val="nil"/>
+                <w:between w:val="nil"/>
+              </w:pBdr>
+              <w:spacing w:line="240" w:lineRule="auto"/>
+              <w:ind w:firstLine="0"/>
+              <w:rPr>
+                <w:color w:val="000000"/>
+                <w:lang w:val="ru-RU"/>
               </w:rPr>
             </w:pPr>
           </w:p>
@@ -3716,57 +4094,62 @@
         <w:tc>
           <w:tcPr>
             <w:tcW w:w="1705" w:type="dxa"/>
-          </w:tcPr>
-          <w:p>
-            <w:pPr>
-              <w:widowControl w:val="0"/>
-              <w:pBdr>
-                <w:top w:val="nil"/>
-                <w:left w:val="nil"/>
-                <w:bottom w:val="nil"/>
-                <w:right w:val="nil"/>
-                <w:between w:val="nil"/>
-              </w:pBdr>
-              <w:ind w:left="89" w:firstLine="0"/>
-              <w:jc w:val="center"/>
-              <w:rPr>
-                <w:color w:val="000000"/>
-                <w:sz w:val="24"/>
-                <w:szCs w:val="24"/>
-              </w:rPr>
-            </w:pPr>
-            <w:r>
-              <w:rPr>
-                <w:color w:val="000000"/>
-                <w:sz w:val="24"/>
-                <w:szCs w:val="24"/>
+            <w:tcBorders>
+              <w:top w:val="single" w:sz="4" w:space="0" w:color="000000"/>
+              <w:left w:val="single" w:sz="4" w:space="0" w:color="000000"/>
+              <w:bottom w:val="single" w:sz="4" w:space="0" w:color="000000"/>
+              <w:right w:val="single" w:sz="4" w:space="0" w:color="000000"/>
+            </w:tcBorders>
+            <w:hideMark/>
+          </w:tcPr>
+          <w:p>
+            <w:pPr>
+              <w:keepNext/>
+              <w:keepLines/>
+              <w:pBdr>
+                <w:top w:val="nil"/>
+                <w:left w:val="nil"/>
+                <w:bottom w:val="nil"/>
+                <w:right w:val="nil"/>
+                <w:between w:val="nil"/>
+              </w:pBdr>
+              <w:spacing w:line="240" w:lineRule="auto"/>
+              <w:ind w:firstLine="0"/>
+              <w:rPr>
+                <w:color w:val="000000"/>
+                <w:lang w:val="ru-RU"/>
+              </w:rPr>
+            </w:pPr>
+            <w:r>
+              <w:rPr>
+                <w:color w:val="000000"/>
+                <w:lang w:val="ru-RU"/>
               </w:rPr>
               <w:t>Tunnel.0</w:t>
             </w:r>
           </w:p>
           <w:p>
             <w:pPr>
-              <w:widowControl w:val="0"/>
-              <w:pBdr>
-                <w:top w:val="nil"/>
-                <w:left w:val="nil"/>
-                <w:bottom w:val="nil"/>
-                <w:right w:val="nil"/>
-                <w:between w:val="nil"/>
-              </w:pBdr>
-              <w:ind w:left="89" w:firstLine="0"/>
-              <w:jc w:val="center"/>
-              <w:rPr>
-                <w:color w:val="000000"/>
-                <w:sz w:val="24"/>
-                <w:szCs w:val="24"/>
-              </w:rPr>
-            </w:pPr>
-            <w:r>
-              <w:rPr>
-                <w:color w:val="000000"/>
-                <w:sz w:val="24"/>
-                <w:szCs w:val="24"/>
+              <w:keepNext/>
+              <w:keepLines/>
+              <w:pBdr>
+                <w:top w:val="nil"/>
+                <w:left w:val="nil"/>
+                <w:bottom w:val="nil"/>
+                <w:right w:val="nil"/>
+                <w:between w:val="nil"/>
+              </w:pBdr>
+              <w:spacing w:line="240" w:lineRule="auto"/>
+              <w:ind w:firstLine="0"/>
+              <w:rPr>
+                <w:color w:val="000000"/>
+                <w:lang w:val="ru-RU"/>
+              </w:rPr>
+            </w:pPr>
+            <w:r>
+              <w:rPr>
+                <w:color w:val="000000"/>
+                <w:lang w:val="ru-RU"/>
               </w:rPr>
               <w:t>(IP туннель)</w:t>
             </w:r>
@@ -3775,31 +4158,35 @@
         <w:tc>
           <w:tcPr>
             <w:tcW w:w="1716" w:type="dxa"/>
-          </w:tcPr>
-          <w:p>
-            <w:pPr>
-              <w:widowControl w:val="0"/>
-              <w:pBdr>
-                <w:top w:val="nil"/>
-                <w:left w:val="nil"/>
-                <w:bottom w:val="nil"/>
-                <w:right w:val="nil"/>
-                <w:between w:val="nil"/>
-              </w:pBdr>
-              <w:ind w:left="89" w:firstLine="0"/>
-              <w:jc w:val="center"/>
-              <w:rPr>
-                <w:color w:val="000000"/>
-                <w:sz w:val="24"/>
-                <w:szCs w:val="24"/>
+            <w:tcBorders>
+              <w:top w:val="single" w:sz="4" w:space="0" w:color="000000"/>
+              <w:left w:val="single" w:sz="4" w:space="0" w:color="000000"/>
+              <w:bottom w:val="single" w:sz="4" w:space="0" w:color="000000"/>
+              <w:right w:val="single" w:sz="4" w:space="0" w:color="000000"/>
+            </w:tcBorders>
+            <w:hideMark/>
+          </w:tcPr>
+          <w:p>
+            <w:pPr>
+              <w:keepNext/>
+              <w:keepLines/>
+              <w:pBdr>
+                <w:top w:val="nil"/>
+                <w:left w:val="nil"/>
+                <w:bottom w:val="nil"/>
+                <w:right w:val="nil"/>
+                <w:between w:val="nil"/>
+              </w:pBdr>
+              <w:spacing w:line="240" w:lineRule="auto"/>
+              <w:ind w:firstLine="0"/>
+              <w:rPr>
+                <w:color w:val="000000"/>
                 <w:lang w:val="en-US"/>
               </w:rPr>
             </w:pPr>
             <w:r>
               <w:rPr>
                 <w:color w:val="000000"/>
-                <w:sz w:val="24"/>
-                <w:szCs w:val="24"/>
                 <w:lang w:val="en-US"/>
               </w:rPr>
               <w:t>172.16.100.1</w:t>
@@ -3809,31 +4196,35 @@
         <w:tc>
           <w:tcPr>
             <w:tcW w:w="1103" w:type="dxa"/>
-          </w:tcPr>
-          <w:p>
-            <w:pPr>
-              <w:widowControl w:val="0"/>
-              <w:pBdr>
-                <w:top w:val="nil"/>
-                <w:left w:val="nil"/>
-                <w:bottom w:val="nil"/>
-                <w:right w:val="nil"/>
-                <w:between w:val="nil"/>
-              </w:pBdr>
-              <w:ind w:left="89" w:firstLine="0"/>
-              <w:jc w:val="center"/>
-              <w:rPr>
-                <w:color w:val="000000"/>
-                <w:sz w:val="24"/>
-                <w:szCs w:val="24"/>
+            <w:tcBorders>
+              <w:top w:val="single" w:sz="4" w:space="0" w:color="000000"/>
+              <w:left w:val="single" w:sz="4" w:space="0" w:color="000000"/>
+              <w:bottom w:val="single" w:sz="4" w:space="0" w:color="000000"/>
+              <w:right w:val="single" w:sz="4" w:space="0" w:color="000000"/>
+            </w:tcBorders>
+            <w:hideMark/>
+          </w:tcPr>
+          <w:p>
+            <w:pPr>
+              <w:keepNext/>
+              <w:keepLines/>
+              <w:pBdr>
+                <w:top w:val="nil"/>
+                <w:left w:val="nil"/>
+                <w:bottom w:val="nil"/>
+                <w:right w:val="nil"/>
+                <w:between w:val="nil"/>
+              </w:pBdr>
+              <w:spacing w:line="240" w:lineRule="auto"/>
+              <w:ind w:firstLine="0"/>
+              <w:rPr>
+                <w:color w:val="000000"/>
                 <w:lang w:val="en-US"/>
               </w:rPr>
             </w:pPr>
             <w:r>
               <w:rPr>
                 <w:color w:val="000000"/>
-                <w:sz w:val="24"/>
-                <w:szCs w:val="24"/>
                 <w:lang w:val="en-US"/>
               </w:rPr>
               <w:t>/30</w:t>
@@ -3843,30 +4234,36 @@
         <w:tc>
           <w:tcPr>
             <w:tcW w:w="1102" w:type="dxa"/>
-          </w:tcPr>
-          <w:p>
-            <w:pPr>
-              <w:widowControl w:val="0"/>
-              <w:pBdr>
-                <w:top w:val="nil"/>
-                <w:left w:val="nil"/>
-                <w:bottom w:val="nil"/>
-                <w:right w:val="nil"/>
-                <w:between w:val="nil"/>
-              </w:pBdr>
-              <w:ind w:left="89" w:firstLine="0"/>
-              <w:jc w:val="center"/>
-              <w:rPr>
-                <w:color w:val="000000"/>
-                <w:sz w:val="24"/>
-                <w:szCs w:val="24"/>
-              </w:rPr>
-            </w:pPr>
-            <w:r>
-              <w:rPr>
-                <w:color w:val="000000"/>
-                <w:sz w:val="24"/>
-                <w:szCs w:val="24"/>
+            <w:tcBorders>
+              <w:top w:val="single" w:sz="4" w:space="0" w:color="000000"/>
+              <w:left w:val="single" w:sz="4" w:space="0" w:color="000000"/>
+              <w:bottom w:val="single" w:sz="4" w:space="0" w:color="000000"/>
+              <w:right w:val="single" w:sz="4" w:space="0" w:color="000000"/>
+            </w:tcBorders>
+            <w:hideMark/>
+          </w:tcPr>
+          <w:p>
+            <w:pPr>
+              <w:keepNext/>
+              <w:keepLines/>
+              <w:pBdr>
+                <w:top w:val="nil"/>
+                <w:left w:val="nil"/>
+                <w:bottom w:val="nil"/>
+                <w:right w:val="nil"/>
+                <w:between w:val="nil"/>
+              </w:pBdr>
+              <w:spacing w:line="240" w:lineRule="auto"/>
+              <w:ind w:firstLine="0"/>
+              <w:rPr>
+                <w:color w:val="000000"/>
+                <w:lang w:val="ru-RU"/>
+              </w:rPr>
+            </w:pPr>
+            <w:r>
+              <w:rPr>
+                <w:color w:val="000000"/>
+                <w:lang w:val="ru-RU"/>
               </w:rPr>
               <w:t>-</w:t>
             </w:r>
@@ -3875,23 +4272,29 @@
         <w:tc>
           <w:tcPr>
             <w:tcW w:w="1243" w:type="dxa"/>
-          </w:tcPr>
-          <w:p>
-            <w:pPr>
-              <w:widowControl w:val="0"/>
-              <w:pBdr>
-                <w:top w:val="nil"/>
-                <w:left w:val="nil"/>
-                <w:bottom w:val="nil"/>
-                <w:right w:val="nil"/>
-                <w:between w:val="nil"/>
-              </w:pBdr>
-              <w:ind w:left="89" w:firstLine="0"/>
-              <w:jc w:val="center"/>
-              <w:rPr>
-                <w:color w:val="000000"/>
-                <w:sz w:val="24"/>
-                <w:szCs w:val="24"/>
+            <w:tcBorders>
+              <w:top w:val="single" w:sz="4" w:space="0" w:color="000000"/>
+              <w:left w:val="single" w:sz="4" w:space="0" w:color="000000"/>
+              <w:bottom w:val="single" w:sz="4" w:space="0" w:color="000000"/>
+              <w:right w:val="single" w:sz="4" w:space="0" w:color="000000"/>
+            </w:tcBorders>
+          </w:tcPr>
+          <w:p>
+            <w:pPr>
+              <w:keepNext/>
+              <w:keepLines/>
+              <w:pBdr>
+                <w:top w:val="nil"/>
+                <w:left w:val="nil"/>
+                <w:bottom w:val="nil"/>
+                <w:right w:val="nil"/>
+                <w:between w:val="nil"/>
+              </w:pBdr>
+              <w:spacing w:line="240" w:lineRule="auto"/>
+              <w:ind w:firstLine="0"/>
+              <w:rPr>
+                <w:color w:val="000000"/>
+                <w:lang w:val="ru-RU"/>
               </w:rPr>
             </w:pPr>
           </w:p>
@@ -3899,30 +4302,36 @@
         <w:tc>
           <w:tcPr>
             <w:tcW w:w="1365" w:type="dxa"/>
-          </w:tcPr>
-          <w:p>
-            <w:pPr>
-              <w:widowControl w:val="0"/>
-              <w:pBdr>
-                <w:top w:val="nil"/>
-                <w:left w:val="nil"/>
-                <w:bottom w:val="nil"/>
-                <w:right w:val="nil"/>
-                <w:between w:val="nil"/>
-              </w:pBdr>
-              <w:ind w:left="89" w:right="89" w:firstLine="0"/>
-              <w:jc w:val="center"/>
-              <w:rPr>
-                <w:color w:val="000000"/>
-                <w:sz w:val="24"/>
-                <w:szCs w:val="24"/>
-              </w:rPr>
-            </w:pPr>
-            <w:r>
-              <w:rPr>
-                <w:color w:val="000000"/>
-                <w:sz w:val="24"/>
-                <w:szCs w:val="24"/>
+            <w:tcBorders>
+              <w:top w:val="single" w:sz="4" w:space="0" w:color="000000"/>
+              <w:left w:val="single" w:sz="4" w:space="0" w:color="000000"/>
+              <w:bottom w:val="single" w:sz="4" w:space="0" w:color="000000"/>
+              <w:right w:val="single" w:sz="4" w:space="0" w:color="000000"/>
+            </w:tcBorders>
+            <w:hideMark/>
+          </w:tcPr>
+          <w:p>
+            <w:pPr>
+              <w:keepNext/>
+              <w:keepLines/>
+              <w:pBdr>
+                <w:top w:val="nil"/>
+                <w:left w:val="nil"/>
+                <w:bottom w:val="nil"/>
+                <w:right w:val="nil"/>
+                <w:between w:val="nil"/>
+              </w:pBdr>
+              <w:spacing w:line="240" w:lineRule="auto"/>
+              <w:ind w:firstLine="0"/>
+              <w:rPr>
+                <w:color w:val="000000"/>
+                <w:lang w:val="ru-RU"/>
+              </w:rPr>
+            </w:pPr>
+            <w:r>
+              <w:rPr>
+                <w:color w:val="000000"/>
+                <w:lang w:val="ru-RU"/>
               </w:rPr>
               <w:t>-</w:t>
             </w:r>
@@ -3934,30 +4343,36 @@
           <w:tcPr>
             <w:tcW w:w="1337" w:type="dxa"/>
             <w:vMerge w:val="restart"/>
-          </w:tcPr>
-          <w:p>
-            <w:pPr>
-              <w:widowControl w:val="0"/>
-              <w:pBdr>
-                <w:top w:val="nil"/>
-                <w:left w:val="nil"/>
-                <w:bottom w:val="nil"/>
-                <w:right w:val="nil"/>
-                <w:between w:val="nil"/>
-              </w:pBdr>
-              <w:ind w:firstLine="0"/>
-              <w:jc w:val="center"/>
-              <w:rPr>
-                <w:color w:val="000000"/>
-                <w:sz w:val="24"/>
-                <w:szCs w:val="24"/>
-              </w:rPr>
-            </w:pPr>
-            <w:r>
-              <w:rPr>
-                <w:color w:val="000000"/>
-                <w:sz w:val="24"/>
-                <w:szCs w:val="24"/>
+            <w:tcBorders>
+              <w:top w:val="single" w:sz="4" w:space="0" w:color="000000"/>
+              <w:left w:val="single" w:sz="4" w:space="0" w:color="000000"/>
+              <w:bottom w:val="single" w:sz="4" w:space="0" w:color="000000"/>
+              <w:right w:val="single" w:sz="4" w:space="0" w:color="000000"/>
+            </w:tcBorders>
+            <w:hideMark/>
+          </w:tcPr>
+          <w:p>
+            <w:pPr>
+              <w:keepNext/>
+              <w:keepLines/>
+              <w:pBdr>
+                <w:top w:val="nil"/>
+                <w:left w:val="nil"/>
+                <w:bottom w:val="nil"/>
+                <w:right w:val="nil"/>
+                <w:between w:val="nil"/>
+              </w:pBdr>
+              <w:spacing w:line="240" w:lineRule="auto"/>
+              <w:ind w:firstLine="0"/>
+              <w:rPr>
+                <w:color w:val="000000"/>
+                <w:lang w:val="ru-RU"/>
+              </w:rPr>
+            </w:pPr>
+            <w:r>
+              <w:rPr>
+                <w:color w:val="000000"/>
+                <w:lang w:val="ru-RU"/>
               </w:rPr>
               <w:t>BR-RTR</w:t>
             </w:r>
@@ -3966,30 +4381,36 @@
         <w:tc>
           <w:tcPr>
             <w:tcW w:w="1705" w:type="dxa"/>
-          </w:tcPr>
-          <w:p>
-            <w:pPr>
-              <w:widowControl w:val="0"/>
-              <w:pBdr>
-                <w:top w:val="nil"/>
-                <w:left w:val="nil"/>
-                <w:bottom w:val="nil"/>
-                <w:right w:val="nil"/>
-                <w:between w:val="nil"/>
-              </w:pBdr>
-              <w:ind w:left="89" w:firstLine="0"/>
-              <w:jc w:val="center"/>
-              <w:rPr>
-                <w:color w:val="000000"/>
-                <w:sz w:val="24"/>
-                <w:szCs w:val="24"/>
-              </w:rPr>
-            </w:pPr>
-            <w:r>
-              <w:rPr>
-                <w:color w:val="000000"/>
-                <w:sz w:val="24"/>
-                <w:szCs w:val="24"/>
+            <w:tcBorders>
+              <w:top w:val="single" w:sz="4" w:space="0" w:color="000000"/>
+              <w:left w:val="single" w:sz="4" w:space="0" w:color="000000"/>
+              <w:bottom w:val="single" w:sz="4" w:space="0" w:color="000000"/>
+              <w:right w:val="single" w:sz="4" w:space="0" w:color="000000"/>
+            </w:tcBorders>
+            <w:hideMark/>
+          </w:tcPr>
+          <w:p>
+            <w:pPr>
+              <w:keepNext/>
+              <w:keepLines/>
+              <w:pBdr>
+                <w:top w:val="nil"/>
+                <w:left w:val="nil"/>
+                <w:bottom w:val="nil"/>
+                <w:right w:val="nil"/>
+                <w:between w:val="nil"/>
+              </w:pBdr>
+              <w:spacing w:line="240" w:lineRule="auto"/>
+              <w:ind w:firstLine="0"/>
+              <w:rPr>
+                <w:color w:val="000000"/>
+                <w:lang w:val="ru-RU"/>
+              </w:rPr>
+            </w:pPr>
+            <w:r>
+              <w:rPr>
+                <w:color w:val="000000"/>
+                <w:lang w:val="ru-RU"/>
               </w:rPr>
               <w:t>int0 (to ISP)</w:t>
             </w:r>
@@ -3998,31 +4419,35 @@
         <w:tc>
           <w:tcPr>
             <w:tcW w:w="1716" w:type="dxa"/>
-          </w:tcPr>
-          <w:p>
-            <w:pPr>
-              <w:widowControl w:val="0"/>
-              <w:pBdr>
-                <w:top w:val="nil"/>
-                <w:left w:val="nil"/>
-                <w:bottom w:val="nil"/>
-                <w:right w:val="nil"/>
-                <w:between w:val="nil"/>
-              </w:pBdr>
-              <w:ind w:left="89" w:firstLine="0"/>
-              <w:jc w:val="center"/>
-              <w:rPr>
-                <w:color w:val="000000"/>
-                <w:sz w:val="24"/>
-                <w:szCs w:val="24"/>
+            <w:tcBorders>
+              <w:top w:val="single" w:sz="4" w:space="0" w:color="000000"/>
+              <w:left w:val="single" w:sz="4" w:space="0" w:color="000000"/>
+              <w:bottom w:val="single" w:sz="4" w:space="0" w:color="000000"/>
+              <w:right w:val="single" w:sz="4" w:space="0" w:color="000000"/>
+            </w:tcBorders>
+            <w:hideMark/>
+          </w:tcPr>
+          <w:p>
+            <w:pPr>
+              <w:keepNext/>
+              <w:keepLines/>
+              <w:pBdr>
+                <w:top w:val="nil"/>
+                <w:left w:val="nil"/>
+                <w:bottom w:val="nil"/>
+                <w:right w:val="nil"/>
+                <w:between w:val="nil"/>
+              </w:pBdr>
+              <w:spacing w:line="240" w:lineRule="auto"/>
+              <w:ind w:firstLine="0"/>
+              <w:rPr>
+                <w:color w:val="000000"/>
                 <w:lang w:val="en-US"/>
               </w:rPr>
             </w:pPr>
             <w:r>
               <w:rPr>
                 <w:color w:val="000000"/>
-                <w:sz w:val="24"/>
-                <w:szCs w:val="24"/>
                 <w:lang w:val="en-US"/>
               </w:rPr>
               <w:t>172.16.</w:t>
@@ -4030,8 +4455,6 @@
             <w:r>
               <w:rPr>
                 <w:color w:val="000000"/>
-                <w:sz w:val="24"/>
-                <w:szCs w:val="24"/>
                 <w:lang w:val="ru-RU"/>
               </w:rPr>
               <w:t>8</w:t>
@@ -4039,8 +4462,6 @@
             <w:r>
               <w:rPr>
                 <w:color w:val="000000"/>
-                <w:sz w:val="24"/>
-                <w:szCs w:val="24"/>
                 <w:lang w:val="en-US"/>
               </w:rPr>
               <w:t>0.2</w:t>
@@ -4050,31 +4471,35 @@
         <w:tc>
           <w:tcPr>
             <w:tcW w:w="1103" w:type="dxa"/>
-          </w:tcPr>
-          <w:p>
-            <w:pPr>
-              <w:widowControl w:val="0"/>
-              <w:pBdr>
-                <w:top w:val="nil"/>
-                <w:left w:val="nil"/>
-                <w:bottom w:val="nil"/>
-                <w:right w:val="nil"/>
-                <w:between w:val="nil"/>
-              </w:pBdr>
-              <w:ind w:left="89" w:firstLine="0"/>
-              <w:jc w:val="center"/>
-              <w:rPr>
-                <w:color w:val="000000"/>
-                <w:sz w:val="24"/>
-                <w:szCs w:val="24"/>
+            <w:tcBorders>
+              <w:top w:val="single" w:sz="4" w:space="0" w:color="000000"/>
+              <w:left w:val="single" w:sz="4" w:space="0" w:color="000000"/>
+              <w:bottom w:val="single" w:sz="4" w:space="0" w:color="000000"/>
+              <w:right w:val="single" w:sz="4" w:space="0" w:color="000000"/>
+            </w:tcBorders>
+            <w:hideMark/>
+          </w:tcPr>
+          <w:p>
+            <w:pPr>
+              <w:keepNext/>
+              <w:keepLines/>
+              <w:pBdr>
+                <w:top w:val="nil"/>
+                <w:left w:val="nil"/>
+                <w:bottom w:val="nil"/>
+                <w:right w:val="nil"/>
+                <w:between w:val="nil"/>
+              </w:pBdr>
+              <w:spacing w:line="240" w:lineRule="auto"/>
+              <w:ind w:firstLine="0"/>
+              <w:rPr>
+                <w:color w:val="000000"/>
                 <w:lang w:val="en-US"/>
               </w:rPr>
             </w:pPr>
             <w:r>
               <w:rPr>
                 <w:color w:val="000000"/>
-                <w:sz w:val="24"/>
-                <w:szCs w:val="24"/>
                 <w:lang w:val="en-US"/>
               </w:rPr>
               <w:t>/28</w:t>
@@ -4084,30 +4509,36 @@
         <w:tc>
           <w:tcPr>
             <w:tcW w:w="1102" w:type="dxa"/>
-          </w:tcPr>
-          <w:p>
-            <w:pPr>
-              <w:widowControl w:val="0"/>
-              <w:pBdr>
-                <w:top w:val="nil"/>
-                <w:left w:val="nil"/>
-                <w:bottom w:val="nil"/>
-                <w:right w:val="nil"/>
-                <w:between w:val="nil"/>
-              </w:pBdr>
-              <w:ind w:left="89" w:firstLine="0"/>
-              <w:jc w:val="center"/>
-              <w:rPr>
-                <w:color w:val="000000"/>
-                <w:sz w:val="24"/>
-                <w:szCs w:val="24"/>
-              </w:rPr>
-            </w:pPr>
-            <w:r>
-              <w:rPr>
-                <w:color w:val="000000"/>
-                <w:sz w:val="24"/>
-                <w:szCs w:val="24"/>
+            <w:tcBorders>
+              <w:top w:val="single" w:sz="4" w:space="0" w:color="000000"/>
+              <w:left w:val="single" w:sz="4" w:space="0" w:color="000000"/>
+              <w:bottom w:val="single" w:sz="4" w:space="0" w:color="000000"/>
+              <w:right w:val="single" w:sz="4" w:space="0" w:color="000000"/>
+            </w:tcBorders>
+            <w:hideMark/>
+          </w:tcPr>
+          <w:p>
+            <w:pPr>
+              <w:keepNext/>
+              <w:keepLines/>
+              <w:pBdr>
+                <w:top w:val="nil"/>
+                <w:left w:val="nil"/>
+                <w:bottom w:val="nil"/>
+                <w:right w:val="nil"/>
+                <w:between w:val="nil"/>
+              </w:pBdr>
+              <w:spacing w:line="240" w:lineRule="auto"/>
+              <w:ind w:firstLine="0"/>
+              <w:rPr>
+                <w:color w:val="000000"/>
+                <w:lang w:val="ru-RU"/>
+              </w:rPr>
+            </w:pPr>
+            <w:r>
+              <w:rPr>
+                <w:color w:val="000000"/>
+                <w:lang w:val="ru-RU"/>
               </w:rPr>
               <w:t>-</w:t>
             </w:r>
@@ -4116,23 +4547,29 @@
         <w:tc>
           <w:tcPr>
             <w:tcW w:w="1243" w:type="dxa"/>
-          </w:tcPr>
-          <w:p>
-            <w:pPr>
-              <w:widowControl w:val="0"/>
-              <w:pBdr>
-                <w:top w:val="nil"/>
-                <w:left w:val="nil"/>
-                <w:bottom w:val="nil"/>
-                <w:right w:val="nil"/>
-                <w:between w:val="nil"/>
-              </w:pBdr>
-              <w:ind w:left="89" w:firstLine="0"/>
-              <w:jc w:val="center"/>
-              <w:rPr>
-                <w:color w:val="000000"/>
-                <w:sz w:val="24"/>
-                <w:szCs w:val="24"/>
+            <w:tcBorders>
+              <w:top w:val="single" w:sz="4" w:space="0" w:color="000000"/>
+              <w:left w:val="single" w:sz="4" w:space="0" w:color="000000"/>
+              <w:bottom w:val="single" w:sz="4" w:space="0" w:color="000000"/>
+              <w:right w:val="single" w:sz="4" w:space="0" w:color="000000"/>
+            </w:tcBorders>
+          </w:tcPr>
+          <w:p>
+            <w:pPr>
+              <w:keepNext/>
+              <w:keepLines/>
+              <w:pBdr>
+                <w:top w:val="nil"/>
+                <w:left w:val="nil"/>
+                <w:bottom w:val="nil"/>
+                <w:right w:val="nil"/>
+                <w:between w:val="nil"/>
+              </w:pBdr>
+              <w:spacing w:line="240" w:lineRule="auto"/>
+              <w:ind w:firstLine="0"/>
+              <w:rPr>
+                <w:color w:val="000000"/>
+                <w:lang w:val="ru-RU"/>
               </w:rPr>
             </w:pPr>
           </w:p>
@@ -4140,31 +4577,35 @@
         <w:tc>
           <w:tcPr>
             <w:tcW w:w="1365" w:type="dxa"/>
-          </w:tcPr>
-          <w:p>
-            <w:pPr>
-              <w:widowControl w:val="0"/>
-              <w:pBdr>
-                <w:top w:val="nil"/>
-                <w:left w:val="nil"/>
-                <w:bottom w:val="nil"/>
-                <w:right w:val="nil"/>
-                <w:between w:val="nil"/>
-              </w:pBdr>
-              <w:ind w:left="89" w:right="89" w:firstLine="0"/>
-              <w:jc w:val="center"/>
-              <w:rPr>
-                <w:color w:val="000000"/>
-                <w:sz w:val="24"/>
-                <w:szCs w:val="24"/>
+            <w:tcBorders>
+              <w:top w:val="single" w:sz="4" w:space="0" w:color="000000"/>
+              <w:left w:val="single" w:sz="4" w:space="0" w:color="000000"/>
+              <w:bottom w:val="single" w:sz="4" w:space="0" w:color="000000"/>
+              <w:right w:val="single" w:sz="4" w:space="0" w:color="000000"/>
+            </w:tcBorders>
+            <w:hideMark/>
+          </w:tcPr>
+          <w:p>
+            <w:pPr>
+              <w:keepNext/>
+              <w:keepLines/>
+              <w:pBdr>
+                <w:top w:val="nil"/>
+                <w:left w:val="nil"/>
+                <w:bottom w:val="nil"/>
+                <w:right w:val="nil"/>
+                <w:between w:val="nil"/>
+              </w:pBdr>
+              <w:spacing w:line="240" w:lineRule="auto"/>
+              <w:ind w:firstLine="0"/>
+              <w:rPr>
+                <w:color w:val="000000"/>
                 <w:lang w:val="en-US"/>
               </w:rPr>
             </w:pPr>
             <w:r>
               <w:rPr>
                 <w:color w:val="000000"/>
-                <w:sz w:val="24"/>
-                <w:szCs w:val="24"/>
                 <w:lang w:val="en-US"/>
               </w:rPr>
               <w:t>172.16.</w:t>
@@ -4172,8 +4613,6 @@
             <w:r>
               <w:rPr>
                 <w:color w:val="000000"/>
-                <w:sz w:val="24"/>
-                <w:szCs w:val="24"/>
                 <w:lang w:val="ru-RU"/>
               </w:rPr>
               <w:t>8</w:t>
@@ -4181,8 +4620,6 @@
             <w:r>
               <w:rPr>
                 <w:color w:val="000000"/>
-                <w:sz w:val="24"/>
-                <w:szCs w:val="24"/>
                 <w:lang w:val="en-US"/>
               </w:rPr>
               <w:t>0.1</w:t>
@@ -4195,24 +4632,31 @@
           <w:tcPr>
             <w:tcW w:w="1337" w:type="dxa"/>
             <w:vMerge/>
-          </w:tcPr>
-          <w:p>
-            <w:pPr>
-              <w:widowControl w:val="0"/>
-              <w:pBdr>
-                <w:top w:val="nil"/>
-                <w:left w:val="nil"/>
-                <w:bottom w:val="nil"/>
-                <w:right w:val="nil"/>
-                <w:between w:val="nil"/>
-              </w:pBdr>
-              <w:spacing w:line="276" w:lineRule="auto"/>
-              <w:ind w:firstLine="0"/>
-              <w:jc w:val="left"/>
-              <w:rPr>
-                <w:color w:val="000000"/>
-                <w:sz w:val="24"/>
-                <w:szCs w:val="24"/>
+            <w:tcBorders>
+              <w:top w:val="single" w:sz="4" w:space="0" w:color="000000"/>
+              <w:left w:val="single" w:sz="4" w:space="0" w:color="000000"/>
+              <w:bottom w:val="single" w:sz="4" w:space="0" w:color="000000"/>
+              <w:right w:val="single" w:sz="4" w:space="0" w:color="000000"/>
+            </w:tcBorders>
+            <w:vAlign w:val="center"/>
+            <w:hideMark/>
+          </w:tcPr>
+          <w:p>
+            <w:pPr>
+              <w:keepNext/>
+              <w:keepLines/>
+              <w:pBdr>
+                <w:top w:val="nil"/>
+                <w:left w:val="nil"/>
+                <w:bottom w:val="nil"/>
+                <w:right w:val="nil"/>
+                <w:between w:val="nil"/>
+              </w:pBdr>
+              <w:spacing w:line="240" w:lineRule="auto"/>
+              <w:ind w:firstLine="0"/>
+              <w:rPr>
+                <w:color w:val="000000"/>
+                <w:lang w:val="ru-RU"/>
               </w:rPr>
             </w:pPr>
           </w:p>
@@ -4220,30 +4664,36 @@
         <w:tc>
           <w:tcPr>
             <w:tcW w:w="1705" w:type="dxa"/>
-          </w:tcPr>
-          <w:p>
-            <w:pPr>
-              <w:widowControl w:val="0"/>
-              <w:pBdr>
-                <w:top w:val="nil"/>
-                <w:left w:val="nil"/>
-                <w:bottom w:val="nil"/>
-                <w:right w:val="nil"/>
-                <w:between w:val="nil"/>
-              </w:pBdr>
-              <w:ind w:left="89" w:firstLine="0"/>
-              <w:jc w:val="center"/>
-              <w:rPr>
-                <w:color w:val="000000"/>
-                <w:sz w:val="24"/>
-                <w:szCs w:val="24"/>
-              </w:rPr>
-            </w:pPr>
-            <w:r>
-              <w:rPr>
-                <w:color w:val="000000"/>
-                <w:sz w:val="24"/>
-                <w:szCs w:val="24"/>
+            <w:tcBorders>
+              <w:top w:val="single" w:sz="4" w:space="0" w:color="000000"/>
+              <w:left w:val="single" w:sz="4" w:space="0" w:color="000000"/>
+              <w:bottom w:val="single" w:sz="4" w:space="0" w:color="000000"/>
+              <w:right w:val="single" w:sz="4" w:space="0" w:color="000000"/>
+            </w:tcBorders>
+            <w:hideMark/>
+          </w:tcPr>
+          <w:p>
+            <w:pPr>
+              <w:keepNext/>
+              <w:keepLines/>
+              <w:pBdr>
+                <w:top w:val="nil"/>
+                <w:left w:val="nil"/>
+                <w:bottom w:val="nil"/>
+                <w:right w:val="nil"/>
+                <w:between w:val="nil"/>
+              </w:pBdr>
+              <w:spacing w:line="240" w:lineRule="auto"/>
+              <w:ind w:firstLine="0"/>
+              <w:rPr>
+                <w:color w:val="000000"/>
+                <w:lang w:val="ru-RU"/>
+              </w:rPr>
+            </w:pPr>
+            <w:r>
+              <w:rPr>
+                <w:color w:val="000000"/>
+                <w:lang w:val="ru-RU"/>
               </w:rPr>
               <w:t>int1 (to BR-SRV)</w:t>
             </w:r>
@@ -4252,31 +4702,35 @@
         <w:tc>
           <w:tcPr>
             <w:tcW w:w="1716" w:type="dxa"/>
-          </w:tcPr>
-          <w:p>
-            <w:pPr>
-              <w:widowControl w:val="0"/>
-              <w:pBdr>
-                <w:top w:val="nil"/>
-                <w:left w:val="nil"/>
-                <w:bottom w:val="nil"/>
-                <w:right w:val="nil"/>
-                <w:between w:val="nil"/>
-              </w:pBdr>
-              <w:ind w:left="89" w:firstLine="0"/>
-              <w:jc w:val="center"/>
-              <w:rPr>
-                <w:color w:val="000000"/>
-                <w:sz w:val="24"/>
-                <w:szCs w:val="24"/>
+            <w:tcBorders>
+              <w:top w:val="single" w:sz="4" w:space="0" w:color="000000"/>
+              <w:left w:val="single" w:sz="4" w:space="0" w:color="000000"/>
+              <w:bottom w:val="single" w:sz="4" w:space="0" w:color="000000"/>
+              <w:right w:val="single" w:sz="4" w:space="0" w:color="000000"/>
+            </w:tcBorders>
+            <w:hideMark/>
+          </w:tcPr>
+          <w:p>
+            <w:pPr>
+              <w:keepNext/>
+              <w:keepLines/>
+              <w:pBdr>
+                <w:top w:val="nil"/>
+                <w:left w:val="nil"/>
+                <w:bottom w:val="nil"/>
+                <w:right w:val="nil"/>
+                <w:between w:val="nil"/>
+              </w:pBdr>
+              <w:spacing w:line="240" w:lineRule="auto"/>
+              <w:ind w:firstLine="0"/>
+              <w:rPr>
+                <w:color w:val="000000"/>
                 <w:lang w:val="en-US"/>
               </w:rPr>
             </w:pPr>
             <w:r>
               <w:rPr>
                 <w:color w:val="000000"/>
-                <w:sz w:val="24"/>
-                <w:szCs w:val="24"/>
                 <w:lang w:val="en-US"/>
               </w:rPr>
               <w:t>192.168.200.1</w:t>
@@ -4286,31 +4740,35 @@
         <w:tc>
           <w:tcPr>
             <w:tcW w:w="1103" w:type="dxa"/>
-          </w:tcPr>
-          <w:p>
-            <w:pPr>
-              <w:widowControl w:val="0"/>
-              <w:pBdr>
-                <w:top w:val="nil"/>
-                <w:left w:val="nil"/>
-                <w:bottom w:val="nil"/>
-                <w:right w:val="nil"/>
-                <w:between w:val="nil"/>
-              </w:pBdr>
-              <w:ind w:left="89" w:firstLine="0"/>
-              <w:jc w:val="center"/>
-              <w:rPr>
-                <w:color w:val="000000"/>
-                <w:sz w:val="24"/>
-                <w:szCs w:val="24"/>
+            <w:tcBorders>
+              <w:top w:val="single" w:sz="4" w:space="0" w:color="000000"/>
+              <w:left w:val="single" w:sz="4" w:space="0" w:color="000000"/>
+              <w:bottom w:val="single" w:sz="4" w:space="0" w:color="000000"/>
+              <w:right w:val="single" w:sz="4" w:space="0" w:color="000000"/>
+            </w:tcBorders>
+            <w:hideMark/>
+          </w:tcPr>
+          <w:p>
+            <w:pPr>
+              <w:keepNext/>
+              <w:keepLines/>
+              <w:pBdr>
+                <w:top w:val="nil"/>
+                <w:left w:val="nil"/>
+                <w:bottom w:val="nil"/>
+                <w:right w:val="nil"/>
+                <w:between w:val="nil"/>
+              </w:pBdr>
+              <w:spacing w:line="240" w:lineRule="auto"/>
+              <w:ind w:firstLine="0"/>
+              <w:rPr>
+                <w:color w:val="000000"/>
                 <w:lang w:val="en-US"/>
               </w:rPr>
             </w:pPr>
             <w:r>
               <w:rPr>
                 <w:color w:val="000000"/>
-                <w:sz w:val="24"/>
-                <w:szCs w:val="24"/>
                 <w:lang w:val="en-US"/>
               </w:rPr>
               <w:t>/28</w:t>
@@ -4320,30 +4778,36 @@
         <w:tc>
           <w:tcPr>
             <w:tcW w:w="1102" w:type="dxa"/>
-          </w:tcPr>
-          <w:p>
-            <w:pPr>
-              <w:widowControl w:val="0"/>
-              <w:pBdr>
-                <w:top w:val="nil"/>
-                <w:left w:val="nil"/>
-                <w:bottom w:val="nil"/>
-                <w:right w:val="nil"/>
-                <w:between w:val="nil"/>
-              </w:pBdr>
-              <w:ind w:left="89" w:firstLine="0"/>
-              <w:jc w:val="center"/>
-              <w:rPr>
-                <w:color w:val="000000"/>
-                <w:sz w:val="24"/>
-                <w:szCs w:val="24"/>
-              </w:rPr>
-            </w:pPr>
-            <w:r>
-              <w:rPr>
-                <w:color w:val="000000"/>
-                <w:sz w:val="24"/>
-                <w:szCs w:val="24"/>
+            <w:tcBorders>
+              <w:top w:val="single" w:sz="4" w:space="0" w:color="000000"/>
+              <w:left w:val="single" w:sz="4" w:space="0" w:color="000000"/>
+              <w:bottom w:val="single" w:sz="4" w:space="0" w:color="000000"/>
+              <w:right w:val="single" w:sz="4" w:space="0" w:color="000000"/>
+            </w:tcBorders>
+            <w:hideMark/>
+          </w:tcPr>
+          <w:p>
+            <w:pPr>
+              <w:keepNext/>
+              <w:keepLines/>
+              <w:pBdr>
+                <w:top w:val="nil"/>
+                <w:left w:val="nil"/>
+                <w:bottom w:val="nil"/>
+                <w:right w:val="nil"/>
+                <w:between w:val="nil"/>
+              </w:pBdr>
+              <w:spacing w:line="240" w:lineRule="auto"/>
+              <w:ind w:firstLine="0"/>
+              <w:rPr>
+                <w:color w:val="000000"/>
+                <w:lang w:val="ru-RU"/>
+              </w:rPr>
+            </w:pPr>
+            <w:r>
+              <w:rPr>
+                <w:color w:val="000000"/>
+                <w:lang w:val="ru-RU"/>
               </w:rPr>
               <w:t>-</w:t>
             </w:r>
@@ -4352,23 +4816,29 @@
         <w:tc>
           <w:tcPr>
             <w:tcW w:w="1243" w:type="dxa"/>
-          </w:tcPr>
-          <w:p>
-            <w:pPr>
-              <w:widowControl w:val="0"/>
-              <w:pBdr>
-                <w:top w:val="nil"/>
-                <w:left w:val="nil"/>
-                <w:bottom w:val="nil"/>
-                <w:right w:val="nil"/>
-                <w:between w:val="nil"/>
-              </w:pBdr>
-              <w:ind w:left="89" w:firstLine="0"/>
-              <w:jc w:val="center"/>
-              <w:rPr>
-                <w:color w:val="000000"/>
-                <w:sz w:val="24"/>
-                <w:szCs w:val="24"/>
+            <w:tcBorders>
+              <w:top w:val="single" w:sz="4" w:space="0" w:color="000000"/>
+              <w:left w:val="single" w:sz="4" w:space="0" w:color="000000"/>
+              <w:bottom w:val="single" w:sz="4" w:space="0" w:color="000000"/>
+              <w:right w:val="single" w:sz="4" w:space="0" w:color="000000"/>
+            </w:tcBorders>
+          </w:tcPr>
+          <w:p>
+            <w:pPr>
+              <w:keepNext/>
+              <w:keepLines/>
+              <w:pBdr>
+                <w:top w:val="nil"/>
+                <w:left w:val="nil"/>
+                <w:bottom w:val="nil"/>
+                <w:right w:val="nil"/>
+                <w:between w:val="nil"/>
+              </w:pBdr>
+              <w:spacing w:line="240" w:lineRule="auto"/>
+              <w:ind w:firstLine="0"/>
+              <w:rPr>
+                <w:color w:val="000000"/>
+                <w:lang w:val="ru-RU"/>
               </w:rPr>
             </w:pPr>
           </w:p>
@@ -4376,30 +4846,36 @@
         <w:tc>
           <w:tcPr>
             <w:tcW w:w="1365" w:type="dxa"/>
-          </w:tcPr>
-          <w:p>
-            <w:pPr>
-              <w:widowControl w:val="0"/>
-              <w:pBdr>
-                <w:top w:val="nil"/>
-                <w:left w:val="nil"/>
-                <w:bottom w:val="nil"/>
-                <w:right w:val="nil"/>
-                <w:between w:val="nil"/>
-              </w:pBdr>
-              <w:ind w:left="89" w:right="89" w:firstLine="0"/>
-              <w:jc w:val="center"/>
-              <w:rPr>
-                <w:color w:val="000000"/>
-                <w:sz w:val="24"/>
-                <w:szCs w:val="24"/>
-              </w:rPr>
-            </w:pPr>
-            <w:r>
-              <w:rPr>
-                <w:color w:val="000000"/>
-                <w:sz w:val="24"/>
-                <w:szCs w:val="24"/>
+            <w:tcBorders>
+              <w:top w:val="single" w:sz="4" w:space="0" w:color="000000"/>
+              <w:left w:val="single" w:sz="4" w:space="0" w:color="000000"/>
+              <w:bottom w:val="single" w:sz="4" w:space="0" w:color="000000"/>
+              <w:right w:val="single" w:sz="4" w:space="0" w:color="000000"/>
+            </w:tcBorders>
+            <w:hideMark/>
+          </w:tcPr>
+          <w:p>
+            <w:pPr>
+              <w:keepNext/>
+              <w:keepLines/>
+              <w:pBdr>
+                <w:top w:val="nil"/>
+                <w:left w:val="nil"/>
+                <w:bottom w:val="nil"/>
+                <w:right w:val="nil"/>
+                <w:between w:val="nil"/>
+              </w:pBdr>
+              <w:spacing w:line="240" w:lineRule="auto"/>
+              <w:ind w:firstLine="0"/>
+              <w:rPr>
+                <w:color w:val="000000"/>
+                <w:lang w:val="ru-RU"/>
+              </w:rPr>
+            </w:pPr>
+            <w:r>
+              <w:rPr>
+                <w:color w:val="000000"/>
+                <w:lang w:val="ru-RU"/>
               </w:rPr>
               <w:t>-</w:t>
             </w:r>
@@ -4411,24 +4887,31 @@
           <w:tcPr>
             <w:tcW w:w="1337" w:type="dxa"/>
             <w:vMerge/>
-          </w:tcPr>
-          <w:p>
-            <w:pPr>
-              <w:widowControl w:val="0"/>
-              <w:pBdr>
-                <w:top w:val="nil"/>
-                <w:left w:val="nil"/>
-                <w:bottom w:val="nil"/>
-                <w:right w:val="nil"/>
-                <w:between w:val="nil"/>
-              </w:pBdr>
-              <w:spacing w:line="276" w:lineRule="auto"/>
-              <w:ind w:firstLine="0"/>
-              <w:jc w:val="left"/>
-              <w:rPr>
-                <w:color w:val="000000"/>
-                <w:sz w:val="24"/>
-                <w:szCs w:val="24"/>
+            <w:tcBorders>
+              <w:top w:val="single" w:sz="4" w:space="0" w:color="000000"/>
+              <w:left w:val="single" w:sz="4" w:space="0" w:color="000000"/>
+              <w:bottom w:val="single" w:sz="4" w:space="0" w:color="000000"/>
+              <w:right w:val="single" w:sz="4" w:space="0" w:color="000000"/>
+            </w:tcBorders>
+            <w:vAlign w:val="center"/>
+            <w:hideMark/>
+          </w:tcPr>
+          <w:p>
+            <w:pPr>
+              <w:keepNext/>
+              <w:keepLines/>
+              <w:pBdr>
+                <w:top w:val="nil"/>
+                <w:left w:val="nil"/>
+                <w:bottom w:val="nil"/>
+                <w:right w:val="nil"/>
+                <w:between w:val="nil"/>
+              </w:pBdr>
+              <w:spacing w:line="240" w:lineRule="auto"/>
+              <w:ind w:firstLine="0"/>
+              <w:rPr>
+                <w:color w:val="000000"/>
+                <w:lang w:val="ru-RU"/>
               </w:rPr>
             </w:pPr>
           </w:p>
@@ -4436,57 +4919,62 @@
         <w:tc>
           <w:tcPr>
             <w:tcW w:w="1705" w:type="dxa"/>
-          </w:tcPr>
-          <w:p>
-            <w:pPr>
-              <w:widowControl w:val="0"/>
-              <w:pBdr>
-                <w:top w:val="nil"/>
-                <w:left w:val="nil"/>
-                <w:bottom w:val="nil"/>
-                <w:right w:val="nil"/>
-                <w:between w:val="nil"/>
-              </w:pBdr>
-              <w:ind w:left="89" w:firstLine="0"/>
-              <w:jc w:val="center"/>
-              <w:rPr>
-                <w:color w:val="000000"/>
-                <w:sz w:val="24"/>
-                <w:szCs w:val="24"/>
-              </w:rPr>
-            </w:pPr>
-            <w:r>
-              <w:rPr>
-                <w:color w:val="000000"/>
-                <w:sz w:val="24"/>
-                <w:szCs w:val="24"/>
+            <w:tcBorders>
+              <w:top w:val="single" w:sz="4" w:space="0" w:color="000000"/>
+              <w:left w:val="single" w:sz="4" w:space="0" w:color="000000"/>
+              <w:bottom w:val="single" w:sz="4" w:space="0" w:color="000000"/>
+              <w:right w:val="single" w:sz="4" w:space="0" w:color="000000"/>
+            </w:tcBorders>
+            <w:hideMark/>
+          </w:tcPr>
+          <w:p>
+            <w:pPr>
+              <w:keepNext/>
+              <w:keepLines/>
+              <w:pBdr>
+                <w:top w:val="nil"/>
+                <w:left w:val="nil"/>
+                <w:bottom w:val="nil"/>
+                <w:right w:val="nil"/>
+                <w:between w:val="nil"/>
+              </w:pBdr>
+              <w:spacing w:line="240" w:lineRule="auto"/>
+              <w:ind w:firstLine="0"/>
+              <w:rPr>
+                <w:color w:val="000000"/>
+                <w:lang w:val="ru-RU"/>
+              </w:rPr>
+            </w:pPr>
+            <w:r>
+              <w:rPr>
+                <w:color w:val="000000"/>
+                <w:lang w:val="ru-RU"/>
               </w:rPr>
               <w:t>Tunnel.0</w:t>
             </w:r>
           </w:p>
           <w:p>
             <w:pPr>
-              <w:widowControl w:val="0"/>
-              <w:pBdr>
-                <w:top w:val="nil"/>
-                <w:left w:val="nil"/>
-                <w:bottom w:val="nil"/>
-                <w:right w:val="nil"/>
-                <w:between w:val="nil"/>
-              </w:pBdr>
-              <w:ind w:left="89" w:firstLine="0"/>
-              <w:jc w:val="center"/>
-              <w:rPr>
-                <w:color w:val="000000"/>
-                <w:sz w:val="24"/>
-                <w:szCs w:val="24"/>
-              </w:rPr>
-            </w:pPr>
-            <w:r>
-              <w:rPr>
-                <w:color w:val="000000"/>
-                <w:sz w:val="24"/>
-                <w:szCs w:val="24"/>
+              <w:keepNext/>
+              <w:keepLines/>
+              <w:pBdr>
+                <w:top w:val="nil"/>
+                <w:left w:val="nil"/>
+                <w:bottom w:val="nil"/>
+                <w:right w:val="nil"/>
+                <w:between w:val="nil"/>
+              </w:pBdr>
+              <w:spacing w:line="240" w:lineRule="auto"/>
+              <w:ind w:firstLine="0"/>
+              <w:rPr>
+                <w:color w:val="000000"/>
+                <w:lang w:val="ru-RU"/>
+              </w:rPr>
+            </w:pPr>
+            <w:r>
+              <w:rPr>
+                <w:color w:val="000000"/>
+                <w:lang w:val="ru-RU"/>
               </w:rPr>
               <w:t>(IP туннель)</w:t>
             </w:r>
@@ -4495,31 +4983,35 @@
         <w:tc>
           <w:tcPr>
             <w:tcW w:w="1716" w:type="dxa"/>
-          </w:tcPr>
-          <w:p>
-            <w:pPr>
-              <w:widowControl w:val="0"/>
-              <w:pBdr>
-                <w:top w:val="nil"/>
-                <w:left w:val="nil"/>
-                <w:bottom w:val="nil"/>
-                <w:right w:val="nil"/>
-                <w:between w:val="nil"/>
-              </w:pBdr>
-              <w:ind w:left="89" w:firstLine="0"/>
-              <w:jc w:val="center"/>
-              <w:rPr>
-                <w:color w:val="000000"/>
-                <w:sz w:val="24"/>
-                <w:szCs w:val="24"/>
+            <w:tcBorders>
+              <w:top w:val="single" w:sz="4" w:space="0" w:color="000000"/>
+              <w:left w:val="single" w:sz="4" w:space="0" w:color="000000"/>
+              <w:bottom w:val="single" w:sz="4" w:space="0" w:color="000000"/>
+              <w:right w:val="single" w:sz="4" w:space="0" w:color="000000"/>
+            </w:tcBorders>
+            <w:hideMark/>
+          </w:tcPr>
+          <w:p>
+            <w:pPr>
+              <w:keepNext/>
+              <w:keepLines/>
+              <w:pBdr>
+                <w:top w:val="nil"/>
+                <w:left w:val="nil"/>
+                <w:bottom w:val="nil"/>
+                <w:right w:val="nil"/>
+                <w:between w:val="nil"/>
+              </w:pBdr>
+              <w:spacing w:line="240" w:lineRule="auto"/>
+              <w:ind w:firstLine="0"/>
+              <w:rPr>
+                <w:color w:val="000000"/>
                 <w:lang w:val="en-US"/>
               </w:rPr>
             </w:pPr>
             <w:r>
               <w:rPr>
                 <w:color w:val="000000"/>
-                <w:sz w:val="24"/>
-                <w:szCs w:val="24"/>
                 <w:lang w:val="en-US"/>
               </w:rPr>
               <w:t>172.16.100.2</w:t>
@@ -4529,31 +5021,35 @@
         <w:tc>
           <w:tcPr>
             <w:tcW w:w="1103" w:type="dxa"/>
-          </w:tcPr>
-          <w:p>
-            <w:pPr>
-              <w:widowControl w:val="0"/>
-              <w:pBdr>
-                <w:top w:val="nil"/>
-                <w:left w:val="nil"/>
-                <w:bottom w:val="nil"/>
-                <w:right w:val="nil"/>
-                <w:between w:val="nil"/>
-              </w:pBdr>
-              <w:ind w:left="89" w:firstLine="0"/>
-              <w:jc w:val="center"/>
-              <w:rPr>
-                <w:color w:val="000000"/>
-                <w:sz w:val="24"/>
-                <w:szCs w:val="24"/>
+            <w:tcBorders>
+              <w:top w:val="single" w:sz="4" w:space="0" w:color="000000"/>
+              <w:left w:val="single" w:sz="4" w:space="0" w:color="000000"/>
+              <w:bottom w:val="single" w:sz="4" w:space="0" w:color="000000"/>
+              <w:right w:val="single" w:sz="4" w:space="0" w:color="000000"/>
+            </w:tcBorders>
+            <w:hideMark/>
+          </w:tcPr>
+          <w:p>
+            <w:pPr>
+              <w:keepNext/>
+              <w:keepLines/>
+              <w:pBdr>
+                <w:top w:val="nil"/>
+                <w:left w:val="nil"/>
+                <w:bottom w:val="nil"/>
+                <w:right w:val="nil"/>
+                <w:between w:val="nil"/>
+              </w:pBdr>
+              <w:spacing w:line="240" w:lineRule="auto"/>
+              <w:ind w:firstLine="0"/>
+              <w:rPr>
+                <w:color w:val="000000"/>
                 <w:lang w:val="en-US"/>
               </w:rPr>
             </w:pPr>
             <w:r>
               <w:rPr>
                 <w:color w:val="000000"/>
-                <w:sz w:val="24"/>
-                <w:szCs w:val="24"/>
                 <w:lang w:val="en-US"/>
               </w:rPr>
               <w:t>/30</w:t>
@@ -4563,30 +5059,36 @@
         <w:tc>
           <w:tcPr>
             <w:tcW w:w="1102" w:type="dxa"/>
-          </w:tcPr>
-          <w:p>
-            <w:pPr>
-              <w:widowControl w:val="0"/>
-              <w:pBdr>
-                <w:top w:val="nil"/>
-                <w:left w:val="nil"/>
-                <w:bottom w:val="nil"/>
-                <w:right w:val="nil"/>
-                <w:between w:val="nil"/>
-              </w:pBdr>
-              <w:ind w:left="89" w:firstLine="0"/>
-              <w:jc w:val="center"/>
-              <w:rPr>
-                <w:color w:val="000000"/>
-                <w:sz w:val="24"/>
-                <w:szCs w:val="24"/>
-              </w:rPr>
-            </w:pPr>
-            <w:r>
-              <w:rPr>
-                <w:color w:val="000000"/>
-                <w:sz w:val="24"/>
-                <w:szCs w:val="24"/>
+            <w:tcBorders>
+              <w:top w:val="single" w:sz="4" w:space="0" w:color="000000"/>
+              <w:left w:val="single" w:sz="4" w:space="0" w:color="000000"/>
+              <w:bottom w:val="single" w:sz="4" w:space="0" w:color="000000"/>
+              <w:right w:val="single" w:sz="4" w:space="0" w:color="000000"/>
+            </w:tcBorders>
+            <w:hideMark/>
+          </w:tcPr>
+          <w:p>
+            <w:pPr>
+              <w:keepNext/>
+              <w:keepLines/>
+              <w:pBdr>
+                <w:top w:val="nil"/>
+                <w:left w:val="nil"/>
+                <w:bottom w:val="nil"/>
+                <w:right w:val="nil"/>
+                <w:between w:val="nil"/>
+              </w:pBdr>
+              <w:spacing w:line="240" w:lineRule="auto"/>
+              <w:ind w:firstLine="0"/>
+              <w:rPr>
+                <w:color w:val="000000"/>
+                <w:lang w:val="ru-RU"/>
+              </w:rPr>
+            </w:pPr>
+            <w:r>
+              <w:rPr>
+                <w:color w:val="000000"/>
+                <w:lang w:val="ru-RU"/>
               </w:rPr>
               <w:t>-</w:t>
             </w:r>
@@ -4595,23 +5097,29 @@
         <w:tc>
           <w:tcPr>
             <w:tcW w:w="1243" w:type="dxa"/>
-          </w:tcPr>
-          <w:p>
-            <w:pPr>
-              <w:widowControl w:val="0"/>
-              <w:pBdr>
-                <w:top w:val="nil"/>
-                <w:left w:val="nil"/>
-                <w:bottom w:val="nil"/>
-                <w:right w:val="nil"/>
-                <w:between w:val="nil"/>
-              </w:pBdr>
-              <w:ind w:left="89" w:firstLine="0"/>
-              <w:jc w:val="center"/>
-              <w:rPr>
-                <w:color w:val="000000"/>
-                <w:sz w:val="24"/>
-                <w:szCs w:val="24"/>
+            <w:tcBorders>
+              <w:top w:val="single" w:sz="4" w:space="0" w:color="000000"/>
+              <w:left w:val="single" w:sz="4" w:space="0" w:color="000000"/>
+              <w:bottom w:val="single" w:sz="4" w:space="0" w:color="000000"/>
+              <w:right w:val="single" w:sz="4" w:space="0" w:color="000000"/>
+            </w:tcBorders>
+          </w:tcPr>
+          <w:p>
+            <w:pPr>
+              <w:keepNext/>
+              <w:keepLines/>
+              <w:pBdr>
+                <w:top w:val="nil"/>
+                <w:left w:val="nil"/>
+                <w:bottom w:val="nil"/>
+                <w:right w:val="nil"/>
+                <w:between w:val="nil"/>
+              </w:pBdr>
+              <w:spacing w:line="240" w:lineRule="auto"/>
+              <w:ind w:firstLine="0"/>
+              <w:rPr>
+                <w:color w:val="000000"/>
+                <w:lang w:val="ru-RU"/>
               </w:rPr>
             </w:pPr>
           </w:p>
@@ -4619,30 +5127,36 @@
         <w:tc>
           <w:tcPr>
             <w:tcW w:w="1365" w:type="dxa"/>
-          </w:tcPr>
-          <w:p>
-            <w:pPr>
-              <w:widowControl w:val="0"/>
-              <w:pBdr>
-                <w:top w:val="nil"/>
-                <w:left w:val="nil"/>
-                <w:bottom w:val="nil"/>
-                <w:right w:val="nil"/>
-                <w:between w:val="nil"/>
-              </w:pBdr>
-              <w:ind w:left="89" w:right="89" w:firstLine="0"/>
-              <w:jc w:val="center"/>
-              <w:rPr>
-                <w:color w:val="000000"/>
-                <w:sz w:val="24"/>
-                <w:szCs w:val="24"/>
-              </w:rPr>
-            </w:pPr>
-            <w:r>
-              <w:rPr>
-                <w:color w:val="000000"/>
-                <w:sz w:val="24"/>
-                <w:szCs w:val="24"/>
+            <w:tcBorders>
+              <w:top w:val="single" w:sz="4" w:space="0" w:color="000000"/>
+              <w:left w:val="single" w:sz="4" w:space="0" w:color="000000"/>
+              <w:bottom w:val="single" w:sz="4" w:space="0" w:color="000000"/>
+              <w:right w:val="single" w:sz="4" w:space="0" w:color="000000"/>
+            </w:tcBorders>
+            <w:hideMark/>
+          </w:tcPr>
+          <w:p>
+            <w:pPr>
+              <w:keepNext/>
+              <w:keepLines/>
+              <w:pBdr>
+                <w:top w:val="nil"/>
+                <w:left w:val="nil"/>
+                <w:bottom w:val="nil"/>
+                <w:right w:val="nil"/>
+                <w:between w:val="nil"/>
+              </w:pBdr>
+              <w:spacing w:line="240" w:lineRule="auto"/>
+              <w:ind w:firstLine="0"/>
+              <w:rPr>
+                <w:color w:val="000000"/>
+                <w:lang w:val="ru-RU"/>
+              </w:rPr>
+            </w:pPr>
+            <w:r>
+              <w:rPr>
+                <w:color w:val="000000"/>
+                <w:lang w:val="ru-RU"/>
               </w:rPr>
               <w:t>-</w:t>
             </w:r>
@@ -4653,30 +5167,36 @@
         <w:tc>
           <w:tcPr>
             <w:tcW w:w="1337" w:type="dxa"/>
-          </w:tcPr>
-          <w:p>
-            <w:pPr>
-              <w:widowControl w:val="0"/>
-              <w:pBdr>
-                <w:top w:val="nil"/>
-                <w:left w:val="nil"/>
-                <w:bottom w:val="nil"/>
-                <w:right w:val="nil"/>
-                <w:between w:val="nil"/>
-              </w:pBdr>
-              <w:ind w:firstLine="0"/>
-              <w:jc w:val="center"/>
-              <w:rPr>
-                <w:color w:val="000000"/>
-                <w:sz w:val="24"/>
-                <w:szCs w:val="24"/>
-              </w:rPr>
-            </w:pPr>
-            <w:r>
-              <w:rPr>
-                <w:color w:val="000000"/>
-                <w:sz w:val="24"/>
-                <w:szCs w:val="24"/>
+            <w:tcBorders>
+              <w:top w:val="single" w:sz="4" w:space="0" w:color="000000"/>
+              <w:left w:val="single" w:sz="4" w:space="0" w:color="000000"/>
+              <w:bottom w:val="single" w:sz="4" w:space="0" w:color="000000"/>
+              <w:right w:val="single" w:sz="4" w:space="0" w:color="000000"/>
+            </w:tcBorders>
+            <w:hideMark/>
+          </w:tcPr>
+          <w:p>
+            <w:pPr>
+              <w:keepNext/>
+              <w:keepLines/>
+              <w:pBdr>
+                <w:top w:val="nil"/>
+                <w:left w:val="nil"/>
+                <w:bottom w:val="nil"/>
+                <w:right w:val="nil"/>
+                <w:between w:val="nil"/>
+              </w:pBdr>
+              <w:spacing w:line="240" w:lineRule="auto"/>
+              <w:ind w:firstLine="0"/>
+              <w:rPr>
+                <w:color w:val="000000"/>
+                <w:lang w:val="ru-RU"/>
+              </w:rPr>
+            </w:pPr>
+            <w:r>
+              <w:rPr>
+                <w:color w:val="000000"/>
+                <w:lang w:val="ru-RU"/>
               </w:rPr>
               <w:t>HQ-SRV</w:t>
             </w:r>
@@ -4685,30 +5205,36 @@
         <w:tc>
           <w:tcPr>
             <w:tcW w:w="1705" w:type="dxa"/>
-          </w:tcPr>
-          <w:p>
-            <w:pPr>
-              <w:widowControl w:val="0"/>
-              <w:pBdr>
-                <w:top w:val="nil"/>
-                <w:left w:val="nil"/>
-                <w:bottom w:val="nil"/>
-                <w:right w:val="nil"/>
-                <w:between w:val="nil"/>
-              </w:pBdr>
-              <w:ind w:left="89" w:firstLine="0"/>
-              <w:jc w:val="center"/>
-              <w:rPr>
-                <w:color w:val="000000"/>
-                <w:sz w:val="24"/>
-                <w:szCs w:val="24"/>
-              </w:rPr>
-            </w:pPr>
-            <w:r>
-              <w:rPr>
-                <w:color w:val="000000"/>
-                <w:sz w:val="24"/>
-                <w:szCs w:val="24"/>
+            <w:tcBorders>
+              <w:top w:val="single" w:sz="4" w:space="0" w:color="000000"/>
+              <w:left w:val="single" w:sz="4" w:space="0" w:color="000000"/>
+              <w:bottom w:val="single" w:sz="4" w:space="0" w:color="000000"/>
+              <w:right w:val="single" w:sz="4" w:space="0" w:color="000000"/>
+            </w:tcBorders>
+            <w:hideMark/>
+          </w:tcPr>
+          <w:p>
+            <w:pPr>
+              <w:keepNext/>
+              <w:keepLines/>
+              <w:pBdr>
+                <w:top w:val="nil"/>
+                <w:left w:val="nil"/>
+                <w:bottom w:val="nil"/>
+                <w:right w:val="nil"/>
+                <w:between w:val="nil"/>
+              </w:pBdr>
+              <w:spacing w:line="240" w:lineRule="auto"/>
+              <w:ind w:firstLine="0"/>
+              <w:rPr>
+                <w:color w:val="000000"/>
+                <w:lang w:val="ru-RU"/>
+              </w:rPr>
+            </w:pPr>
+            <w:r>
+              <w:rPr>
+                <w:color w:val="000000"/>
+                <w:lang w:val="ru-RU"/>
               </w:rPr>
               <w:t>ens18 (to HQ-RTR)</w:t>
             </w:r>
@@ -4717,31 +5243,35 @@
         <w:tc>
           <w:tcPr>
             <w:tcW w:w="1716" w:type="dxa"/>
-          </w:tcPr>
-          <w:p>
-            <w:pPr>
-              <w:widowControl w:val="0"/>
-              <w:pBdr>
-                <w:top w:val="nil"/>
-                <w:left w:val="nil"/>
-                <w:bottom w:val="nil"/>
-                <w:right w:val="nil"/>
-                <w:between w:val="nil"/>
-              </w:pBdr>
-              <w:ind w:left="89" w:firstLine="0"/>
-              <w:jc w:val="center"/>
-              <w:rPr>
-                <w:color w:val="000000"/>
-                <w:sz w:val="24"/>
-                <w:szCs w:val="24"/>
+            <w:tcBorders>
+              <w:top w:val="single" w:sz="4" w:space="0" w:color="000000"/>
+              <w:left w:val="single" w:sz="4" w:space="0" w:color="000000"/>
+              <w:bottom w:val="single" w:sz="4" w:space="0" w:color="000000"/>
+              <w:right w:val="single" w:sz="4" w:space="0" w:color="000000"/>
+            </w:tcBorders>
+            <w:hideMark/>
+          </w:tcPr>
+          <w:p>
+            <w:pPr>
+              <w:keepNext/>
+              <w:keepLines/>
+              <w:pBdr>
+                <w:top w:val="nil"/>
+                <w:left w:val="nil"/>
+                <w:bottom w:val="nil"/>
+                <w:right w:val="nil"/>
+                <w:between w:val="nil"/>
+              </w:pBdr>
+              <w:spacing w:line="240" w:lineRule="auto"/>
+              <w:ind w:firstLine="0"/>
+              <w:rPr>
+                <w:color w:val="000000"/>
                 <w:lang w:val="en-US"/>
               </w:rPr>
             </w:pPr>
             <w:r>
               <w:rPr>
                 <w:color w:val="000000"/>
-                <w:sz w:val="24"/>
-                <w:szCs w:val="24"/>
                 <w:lang w:val="en-US"/>
               </w:rPr>
               <w:t>192.168.100.2</w:t>
@@ -4751,31 +5281,35 @@
         <w:tc>
           <w:tcPr>
             <w:tcW w:w="1103" w:type="dxa"/>
-          </w:tcPr>
-          <w:p>
-            <w:pPr>
-              <w:widowControl w:val="0"/>
-              <w:pBdr>
-                <w:top w:val="nil"/>
-                <w:left w:val="nil"/>
-                <w:bottom w:val="nil"/>
-                <w:right w:val="nil"/>
-                <w:between w:val="nil"/>
-              </w:pBdr>
-              <w:ind w:left="89" w:firstLine="0"/>
-              <w:jc w:val="center"/>
-              <w:rPr>
-                <w:color w:val="000000"/>
-                <w:sz w:val="24"/>
-                <w:szCs w:val="24"/>
+            <w:tcBorders>
+              <w:top w:val="single" w:sz="4" w:space="0" w:color="000000"/>
+              <w:left w:val="single" w:sz="4" w:space="0" w:color="000000"/>
+              <w:bottom w:val="single" w:sz="4" w:space="0" w:color="000000"/>
+              <w:right w:val="single" w:sz="4" w:space="0" w:color="000000"/>
+            </w:tcBorders>
+            <w:hideMark/>
+          </w:tcPr>
+          <w:p>
+            <w:pPr>
+              <w:keepNext/>
+              <w:keepLines/>
+              <w:pBdr>
+                <w:top w:val="nil"/>
+                <w:left w:val="nil"/>
+                <w:bottom w:val="nil"/>
+                <w:right w:val="nil"/>
+                <w:between w:val="nil"/>
+              </w:pBdr>
+              <w:spacing w:line="240" w:lineRule="auto"/>
+              <w:ind w:firstLine="0"/>
+              <w:rPr>
+                <w:color w:val="000000"/>
                 <w:lang w:val="en-US"/>
               </w:rPr>
             </w:pPr>
             <w:r>
               <w:rPr>
                 <w:color w:val="000000"/>
-                <w:sz w:val="24"/>
-                <w:szCs w:val="24"/>
                 <w:lang w:val="en-US"/>
               </w:rPr>
               <w:t>/27</w:t>
@@ -4785,89 +5319,110 @@
         <w:tc>
           <w:tcPr>
             <w:tcW w:w="1102" w:type="dxa"/>
-          </w:tcPr>
-          <w:p>
-            <w:pPr>
-              <w:widowControl w:val="0"/>
-              <w:pBdr>
-                <w:top w:val="nil"/>
-                <w:left w:val="nil"/>
-                <w:bottom w:val="nil"/>
-                <w:right w:val="nil"/>
-                <w:between w:val="nil"/>
-              </w:pBdr>
-              <w:ind w:left="89" w:firstLine="0"/>
-              <w:jc w:val="center"/>
-              <w:rPr>
-                <w:color w:val="000000"/>
-                <w:sz w:val="24"/>
-                <w:szCs w:val="24"/>
+            <w:tcBorders>
+              <w:top w:val="single" w:sz="4" w:space="0" w:color="000000"/>
+              <w:left w:val="single" w:sz="4" w:space="0" w:color="000000"/>
+              <w:bottom w:val="single" w:sz="4" w:space="0" w:color="000000"/>
+              <w:right w:val="single" w:sz="4" w:space="0" w:color="000000"/>
+            </w:tcBorders>
+            <w:hideMark/>
+          </w:tcPr>
+          <w:p>
+            <w:pPr>
+              <w:keepNext/>
+              <w:keepLines/>
+              <w:pBdr>
+                <w:top w:val="nil"/>
+                <w:left w:val="nil"/>
+                <w:bottom w:val="nil"/>
+                <w:right w:val="nil"/>
+                <w:between w:val="nil"/>
+              </w:pBdr>
+              <w:spacing w:line="240" w:lineRule="auto"/>
+              <w:ind w:firstLine="0"/>
+              <w:rPr>
+                <w:color w:val="000000"/>
+                <w:lang w:val="ru-RU"/>
+              </w:rPr>
+            </w:pPr>
+            <w:r>
+              <w:rPr>
+                <w:color w:val="000000"/>
                 <w:lang w:val="en-US"/>
               </w:rPr>
-            </w:pPr>
-            <w:r>
-              <w:rPr>
-                <w:color w:val="000000"/>
-                <w:sz w:val="24"/>
-                <w:szCs w:val="24"/>
+              <w:t>11</w:t>
+            </w:r>
+            <w:r>
+              <w:rPr>
+                <w:color w:val="000000"/>
+                <w:lang w:val="ru-RU"/>
+              </w:rPr>
+              <w:t>4</w:t>
+            </w:r>
+          </w:p>
+        </w:tc>
+        <w:tc>
+          <w:tcPr>
+            <w:tcW w:w="1243" w:type="dxa"/>
+            <w:tcBorders>
+              <w:top w:val="single" w:sz="4" w:space="0" w:color="000000"/>
+              <w:left w:val="single" w:sz="4" w:space="0" w:color="000000"/>
+              <w:bottom w:val="single" w:sz="4" w:space="0" w:color="000000"/>
+              <w:right w:val="single" w:sz="4" w:space="0" w:color="000000"/>
+            </w:tcBorders>
+          </w:tcPr>
+          <w:p>
+            <w:pPr>
+              <w:keepNext/>
+              <w:keepLines/>
+              <w:pBdr>
+                <w:top w:val="nil"/>
+                <w:left w:val="nil"/>
+                <w:bottom w:val="nil"/>
+                <w:right w:val="nil"/>
+                <w:between w:val="nil"/>
+              </w:pBdr>
+              <w:spacing w:line="240" w:lineRule="auto"/>
+              <w:ind w:firstLine="0"/>
+              <w:rPr>
+                <w:color w:val="000000"/>
+                <w:lang w:val="ru-RU"/>
+              </w:rPr>
+            </w:pPr>
+          </w:p>
+        </w:tc>
+        <w:tc>
+          <w:tcPr>
+            <w:tcW w:w="1365" w:type="dxa"/>
+            <w:tcBorders>
+              <w:top w:val="single" w:sz="4" w:space="0" w:color="000000"/>
+              <w:left w:val="single" w:sz="4" w:space="0" w:color="000000"/>
+              <w:bottom w:val="single" w:sz="4" w:space="0" w:color="000000"/>
+              <w:right w:val="single" w:sz="4" w:space="0" w:color="000000"/>
+            </w:tcBorders>
+            <w:hideMark/>
+          </w:tcPr>
+          <w:p>
+            <w:pPr>
+              <w:keepNext/>
+              <w:keepLines/>
+              <w:pBdr>
+                <w:top w:val="nil"/>
+                <w:left w:val="nil"/>
+                <w:bottom w:val="nil"/>
+                <w:right w:val="nil"/>
+                <w:between w:val="nil"/>
+              </w:pBdr>
+              <w:spacing w:line="240" w:lineRule="auto"/>
+              <w:ind w:firstLine="0"/>
+              <w:rPr>
+                <w:color w:val="000000"/>
                 <w:lang w:val="en-US"/>
               </w:rPr>
-              <w:t>111</w:t>
-            </w:r>
-          </w:p>
-        </w:tc>
-        <w:tc>
-          <w:tcPr>
-            <w:tcW w:w="1243" w:type="dxa"/>
-          </w:tcPr>
-          <w:p>
-            <w:pPr>
-              <w:widowControl w:val="0"/>
-              <w:pBdr>
-                <w:top w:val="nil"/>
-                <w:left w:val="nil"/>
-                <w:bottom w:val="nil"/>
-                <w:right w:val="nil"/>
-                <w:between w:val="nil"/>
-              </w:pBdr>
-              <w:ind w:left="89" w:firstLine="0"/>
-              <w:jc w:val="center"/>
-              <w:rPr>
-                <w:color w:val="000000"/>
-                <w:sz w:val="24"/>
-                <w:szCs w:val="24"/>
-              </w:rPr>
-            </w:pPr>
-          </w:p>
-        </w:tc>
-        <w:tc>
-          <w:tcPr>
-            <w:tcW w:w="1365" w:type="dxa"/>
-          </w:tcPr>
-          <w:p>
-            <w:pPr>
-              <w:widowControl w:val="0"/>
-              <w:pBdr>
-                <w:top w:val="nil"/>
-                <w:left w:val="nil"/>
-                <w:bottom w:val="nil"/>
-                <w:right w:val="nil"/>
-                <w:between w:val="nil"/>
-              </w:pBdr>
-              <w:ind w:left="89" w:right="89" w:firstLine="0"/>
-              <w:jc w:val="center"/>
-              <w:rPr>
-                <w:color w:val="000000"/>
-                <w:sz w:val="24"/>
-                <w:szCs w:val="24"/>
-                <w:lang w:val="en-US"/>
-              </w:rPr>
-            </w:pPr>
-            <w:r>
-              <w:rPr>
-                <w:color w:val="000000"/>
-                <w:sz w:val="24"/>
-                <w:szCs w:val="24"/>
+            </w:pPr>
+            <w:r>
+              <w:rPr>
+                <w:color w:val="000000"/>
                 <w:lang w:val="en-US"/>
               </w:rPr>
               <w:t>192.168.100.1</w:t>
@@ -4879,30 +5434,36 @@
         <w:tc>
           <w:tcPr>
             <w:tcW w:w="1337" w:type="dxa"/>
-          </w:tcPr>
-          <w:p>
-            <w:pPr>
-              <w:widowControl w:val="0"/>
-              <w:pBdr>
-                <w:top w:val="nil"/>
-                <w:left w:val="nil"/>
-                <w:bottom w:val="nil"/>
-                <w:right w:val="nil"/>
-                <w:between w:val="nil"/>
-              </w:pBdr>
-              <w:ind w:firstLine="0"/>
-              <w:jc w:val="center"/>
-              <w:rPr>
-                <w:color w:val="000000"/>
-                <w:sz w:val="24"/>
-                <w:szCs w:val="24"/>
-              </w:rPr>
-            </w:pPr>
-            <w:r>
-              <w:rPr>
-                <w:color w:val="000000"/>
-                <w:sz w:val="24"/>
-                <w:szCs w:val="24"/>
+            <w:tcBorders>
+              <w:top w:val="single" w:sz="4" w:space="0" w:color="000000"/>
+              <w:left w:val="single" w:sz="4" w:space="0" w:color="000000"/>
+              <w:bottom w:val="single" w:sz="4" w:space="0" w:color="000000"/>
+              <w:right w:val="single" w:sz="4" w:space="0" w:color="000000"/>
+            </w:tcBorders>
+            <w:hideMark/>
+          </w:tcPr>
+          <w:p>
+            <w:pPr>
+              <w:keepNext/>
+              <w:keepLines/>
+              <w:pBdr>
+                <w:top w:val="nil"/>
+                <w:left w:val="nil"/>
+                <w:bottom w:val="nil"/>
+                <w:right w:val="nil"/>
+                <w:between w:val="nil"/>
+              </w:pBdr>
+              <w:spacing w:line="240" w:lineRule="auto"/>
+              <w:ind w:firstLine="0"/>
+              <w:rPr>
+                <w:color w:val="000000"/>
+                <w:lang w:val="ru-RU"/>
+              </w:rPr>
+            </w:pPr>
+            <w:r>
+              <w:rPr>
+                <w:color w:val="000000"/>
+                <w:lang w:val="ru-RU"/>
               </w:rPr>
               <w:t>BR-SRV</w:t>
             </w:r>
@@ -4911,30 +5472,36 @@
         <w:tc>
           <w:tcPr>
             <w:tcW w:w="1705" w:type="dxa"/>
-          </w:tcPr>
-          <w:p>
-            <w:pPr>
-              <w:widowControl w:val="0"/>
-              <w:pBdr>
-                <w:top w:val="nil"/>
-                <w:left w:val="nil"/>
-                <w:bottom w:val="nil"/>
-                <w:right w:val="nil"/>
-                <w:between w:val="nil"/>
-              </w:pBdr>
-              <w:ind w:left="89" w:firstLine="0"/>
-              <w:jc w:val="center"/>
-              <w:rPr>
-                <w:color w:val="000000"/>
-                <w:sz w:val="24"/>
-                <w:szCs w:val="24"/>
-              </w:rPr>
-            </w:pPr>
-            <w:r>
-              <w:rPr>
-                <w:color w:val="000000"/>
-                <w:sz w:val="24"/>
-                <w:szCs w:val="24"/>
+            <w:tcBorders>
+              <w:top w:val="single" w:sz="4" w:space="0" w:color="000000"/>
+              <w:left w:val="single" w:sz="4" w:space="0" w:color="000000"/>
+              <w:bottom w:val="single" w:sz="4" w:space="0" w:color="000000"/>
+              <w:right w:val="single" w:sz="4" w:space="0" w:color="000000"/>
+            </w:tcBorders>
+            <w:hideMark/>
+          </w:tcPr>
+          <w:p>
+            <w:pPr>
+              <w:keepNext/>
+              <w:keepLines/>
+              <w:pBdr>
+                <w:top w:val="nil"/>
+                <w:left w:val="nil"/>
+                <w:bottom w:val="nil"/>
+                <w:right w:val="nil"/>
+                <w:between w:val="nil"/>
+              </w:pBdr>
+              <w:spacing w:line="240" w:lineRule="auto"/>
+              <w:ind w:firstLine="0"/>
+              <w:rPr>
+                <w:color w:val="000000"/>
+                <w:lang w:val="ru-RU"/>
+              </w:rPr>
+            </w:pPr>
+            <w:r>
+              <w:rPr>
+                <w:color w:val="000000"/>
+                <w:lang w:val="ru-RU"/>
               </w:rPr>
               <w:t>ens18 (to BR-RTR)</w:t>
             </w:r>
@@ -4943,31 +5510,35 @@
         <w:tc>
           <w:tcPr>
             <w:tcW w:w="1716" w:type="dxa"/>
-          </w:tcPr>
-          <w:p>
-            <w:pPr>
-              <w:widowControl w:val="0"/>
-              <w:pBdr>
-                <w:top w:val="nil"/>
-                <w:left w:val="nil"/>
-                <w:bottom w:val="nil"/>
-                <w:right w:val="nil"/>
-                <w:between w:val="nil"/>
-              </w:pBdr>
-              <w:ind w:left="89" w:firstLine="0"/>
-              <w:jc w:val="center"/>
-              <w:rPr>
-                <w:color w:val="000000"/>
-                <w:sz w:val="24"/>
-                <w:szCs w:val="24"/>
+            <w:tcBorders>
+              <w:top w:val="single" w:sz="4" w:space="0" w:color="000000"/>
+              <w:left w:val="single" w:sz="4" w:space="0" w:color="000000"/>
+              <w:bottom w:val="single" w:sz="4" w:space="0" w:color="000000"/>
+              <w:right w:val="single" w:sz="4" w:space="0" w:color="000000"/>
+            </w:tcBorders>
+            <w:hideMark/>
+          </w:tcPr>
+          <w:p>
+            <w:pPr>
+              <w:keepNext/>
+              <w:keepLines/>
+              <w:pBdr>
+                <w:top w:val="nil"/>
+                <w:left w:val="nil"/>
+                <w:bottom w:val="nil"/>
+                <w:right w:val="nil"/>
+                <w:between w:val="nil"/>
+              </w:pBdr>
+              <w:spacing w:line="240" w:lineRule="auto"/>
+              <w:ind w:firstLine="0"/>
+              <w:rPr>
+                <w:color w:val="000000"/>
                 <w:lang w:val="en-US"/>
               </w:rPr>
             </w:pPr>
             <w:r>
               <w:rPr>
                 <w:color w:val="000000"/>
-                <w:sz w:val="24"/>
-                <w:szCs w:val="24"/>
                 <w:lang w:val="en-US"/>
               </w:rPr>
               <w:t>192.168.200.2</w:t>
@@ -4977,31 +5548,35 @@
         <w:tc>
           <w:tcPr>
             <w:tcW w:w="1103" w:type="dxa"/>
-          </w:tcPr>
-          <w:p>
-            <w:pPr>
-              <w:widowControl w:val="0"/>
-              <w:pBdr>
-                <w:top w:val="nil"/>
-                <w:left w:val="nil"/>
-                <w:bottom w:val="nil"/>
-                <w:right w:val="nil"/>
-                <w:between w:val="nil"/>
-              </w:pBdr>
-              <w:ind w:left="89" w:firstLine="0"/>
-              <w:jc w:val="center"/>
-              <w:rPr>
-                <w:color w:val="000000"/>
-                <w:sz w:val="24"/>
-                <w:szCs w:val="24"/>
+            <w:tcBorders>
+              <w:top w:val="single" w:sz="4" w:space="0" w:color="000000"/>
+              <w:left w:val="single" w:sz="4" w:space="0" w:color="000000"/>
+              <w:bottom w:val="single" w:sz="4" w:space="0" w:color="000000"/>
+              <w:right w:val="single" w:sz="4" w:space="0" w:color="000000"/>
+            </w:tcBorders>
+            <w:hideMark/>
+          </w:tcPr>
+          <w:p>
+            <w:pPr>
+              <w:keepNext/>
+              <w:keepLines/>
+              <w:pBdr>
+                <w:top w:val="nil"/>
+                <w:left w:val="nil"/>
+                <w:bottom w:val="nil"/>
+                <w:right w:val="nil"/>
+                <w:between w:val="nil"/>
+              </w:pBdr>
+              <w:spacing w:line="240" w:lineRule="auto"/>
+              <w:ind w:firstLine="0"/>
+              <w:rPr>
+                <w:color w:val="000000"/>
                 <w:lang w:val="en-US"/>
               </w:rPr>
             </w:pPr>
             <w:r>
               <w:rPr>
                 <w:color w:val="000000"/>
-                <w:sz w:val="24"/>
-                <w:szCs w:val="24"/>
                 <w:lang w:val="en-US"/>
               </w:rPr>
               <w:t>/28</w:t>
@@ -5011,30 +5586,36 @@
         <w:tc>
           <w:tcPr>
             <w:tcW w:w="1102" w:type="dxa"/>
-          </w:tcPr>
-          <w:p>
-            <w:pPr>
-              <w:widowControl w:val="0"/>
-              <w:pBdr>
-                <w:top w:val="nil"/>
-                <w:left w:val="nil"/>
-                <w:bottom w:val="nil"/>
-                <w:right w:val="nil"/>
-                <w:between w:val="nil"/>
-              </w:pBdr>
-              <w:ind w:left="89" w:firstLine="0"/>
-              <w:jc w:val="center"/>
-              <w:rPr>
-                <w:color w:val="000000"/>
-                <w:sz w:val="24"/>
-                <w:szCs w:val="24"/>
-              </w:rPr>
-            </w:pPr>
-            <w:r>
-              <w:rPr>
-                <w:color w:val="000000"/>
-                <w:sz w:val="24"/>
-                <w:szCs w:val="24"/>
+            <w:tcBorders>
+              <w:top w:val="single" w:sz="4" w:space="0" w:color="000000"/>
+              <w:left w:val="single" w:sz="4" w:space="0" w:color="000000"/>
+              <w:bottom w:val="single" w:sz="4" w:space="0" w:color="000000"/>
+              <w:right w:val="single" w:sz="4" w:space="0" w:color="000000"/>
+            </w:tcBorders>
+            <w:hideMark/>
+          </w:tcPr>
+          <w:p>
+            <w:pPr>
+              <w:keepNext/>
+              <w:keepLines/>
+              <w:pBdr>
+                <w:top w:val="nil"/>
+                <w:left w:val="nil"/>
+                <w:bottom w:val="nil"/>
+                <w:right w:val="nil"/>
+                <w:between w:val="nil"/>
+              </w:pBdr>
+              <w:spacing w:line="240" w:lineRule="auto"/>
+              <w:ind w:firstLine="0"/>
+              <w:rPr>
+                <w:color w:val="000000"/>
+                <w:lang w:val="ru-RU"/>
+              </w:rPr>
+            </w:pPr>
+            <w:r>
+              <w:rPr>
+                <w:color w:val="000000"/>
+                <w:lang w:val="ru-RU"/>
               </w:rPr>
               <w:t>-</w:t>
             </w:r>
@@ -5043,23 +5624,29 @@
         <w:tc>
           <w:tcPr>
             <w:tcW w:w="1243" w:type="dxa"/>
-          </w:tcPr>
-          <w:p>
-            <w:pPr>
-              <w:widowControl w:val="0"/>
-              <w:pBdr>
-                <w:top w:val="nil"/>
-                <w:left w:val="nil"/>
-                <w:bottom w:val="nil"/>
-                <w:right w:val="nil"/>
-                <w:between w:val="nil"/>
-              </w:pBdr>
-              <w:ind w:left="89" w:firstLine="0"/>
-              <w:jc w:val="center"/>
-              <w:rPr>
-                <w:color w:val="000000"/>
-                <w:sz w:val="24"/>
-                <w:szCs w:val="24"/>
+            <w:tcBorders>
+              <w:top w:val="single" w:sz="4" w:space="0" w:color="000000"/>
+              <w:left w:val="single" w:sz="4" w:space="0" w:color="000000"/>
+              <w:bottom w:val="single" w:sz="4" w:space="0" w:color="000000"/>
+              <w:right w:val="single" w:sz="4" w:space="0" w:color="000000"/>
+            </w:tcBorders>
+          </w:tcPr>
+          <w:p>
+            <w:pPr>
+              <w:keepNext/>
+              <w:keepLines/>
+              <w:pBdr>
+                <w:top w:val="nil"/>
+                <w:left w:val="nil"/>
+                <w:bottom w:val="nil"/>
+                <w:right w:val="nil"/>
+                <w:between w:val="nil"/>
+              </w:pBdr>
+              <w:spacing w:line="240" w:lineRule="auto"/>
+              <w:ind w:firstLine="0"/>
+              <w:rPr>
+                <w:color w:val="000000"/>
+                <w:lang w:val="ru-RU"/>
               </w:rPr>
             </w:pPr>
           </w:p>
@@ -5067,31 +5654,35 @@
         <w:tc>
           <w:tcPr>
             <w:tcW w:w="1365" w:type="dxa"/>
-          </w:tcPr>
-          <w:p>
-            <w:pPr>
-              <w:widowControl w:val="0"/>
-              <w:pBdr>
-                <w:top w:val="nil"/>
-                <w:left w:val="nil"/>
-                <w:bottom w:val="nil"/>
-                <w:right w:val="nil"/>
-                <w:between w:val="nil"/>
-              </w:pBdr>
-              <w:ind w:left="89" w:right="89" w:firstLine="0"/>
-              <w:jc w:val="center"/>
-              <w:rPr>
-                <w:color w:val="000000"/>
-                <w:sz w:val="24"/>
-                <w:szCs w:val="24"/>
+            <w:tcBorders>
+              <w:top w:val="single" w:sz="4" w:space="0" w:color="000000"/>
+              <w:left w:val="single" w:sz="4" w:space="0" w:color="000000"/>
+              <w:bottom w:val="single" w:sz="4" w:space="0" w:color="000000"/>
+              <w:right w:val="single" w:sz="4" w:space="0" w:color="000000"/>
+            </w:tcBorders>
+            <w:hideMark/>
+          </w:tcPr>
+          <w:p>
+            <w:pPr>
+              <w:keepNext/>
+              <w:keepLines/>
+              <w:pBdr>
+                <w:top w:val="nil"/>
+                <w:left w:val="nil"/>
+                <w:bottom w:val="nil"/>
+                <w:right w:val="nil"/>
+                <w:between w:val="nil"/>
+              </w:pBdr>
+              <w:spacing w:line="240" w:lineRule="auto"/>
+              <w:ind w:firstLine="0"/>
+              <w:rPr>
+                <w:color w:val="000000"/>
                 <w:lang w:val="en-US"/>
               </w:rPr>
             </w:pPr>
             <w:r>
               <w:rPr>
                 <w:color w:val="000000"/>
-                <w:sz w:val="24"/>
-                <w:szCs w:val="24"/>
                 <w:lang w:val="en-US"/>
               </w:rPr>
               <w:t>192.168.200.2</w:t>
@@ -5103,30 +5694,36 @@
         <w:tc>
           <w:tcPr>
             <w:tcW w:w="1337" w:type="dxa"/>
-          </w:tcPr>
-          <w:p>
-            <w:pPr>
-              <w:widowControl w:val="0"/>
-              <w:pBdr>
-                <w:top w:val="nil"/>
-                <w:left w:val="nil"/>
-                <w:bottom w:val="nil"/>
-                <w:right w:val="nil"/>
-                <w:between w:val="nil"/>
-              </w:pBdr>
-              <w:ind w:firstLine="0"/>
-              <w:jc w:val="center"/>
-              <w:rPr>
-                <w:color w:val="000000"/>
-                <w:sz w:val="24"/>
-                <w:szCs w:val="24"/>
-              </w:rPr>
-            </w:pPr>
-            <w:r>
-              <w:rPr>
-                <w:color w:val="000000"/>
-                <w:sz w:val="24"/>
-                <w:szCs w:val="24"/>
+            <w:tcBorders>
+              <w:top w:val="single" w:sz="4" w:space="0" w:color="000000"/>
+              <w:left w:val="single" w:sz="4" w:space="0" w:color="000000"/>
+              <w:bottom w:val="single" w:sz="4" w:space="0" w:color="000000"/>
+              <w:right w:val="single" w:sz="4" w:space="0" w:color="000000"/>
+            </w:tcBorders>
+            <w:hideMark/>
+          </w:tcPr>
+          <w:p>
+            <w:pPr>
+              <w:keepNext/>
+              <w:keepLines/>
+              <w:pBdr>
+                <w:top w:val="nil"/>
+                <w:left w:val="nil"/>
+                <w:bottom w:val="nil"/>
+                <w:right w:val="nil"/>
+                <w:between w:val="nil"/>
+              </w:pBdr>
+              <w:spacing w:line="240" w:lineRule="auto"/>
+              <w:ind w:firstLine="0"/>
+              <w:rPr>
+                <w:color w:val="000000"/>
+                <w:lang w:val="ru-RU"/>
+              </w:rPr>
+            </w:pPr>
+            <w:r>
+              <w:rPr>
+                <w:color w:val="000000"/>
+                <w:lang w:val="ru-RU"/>
               </w:rPr>
               <w:t>HQ-CLI</w:t>
             </w:r>
@@ -5135,30 +5732,36 @@
         <w:tc>
           <w:tcPr>
             <w:tcW w:w="1705" w:type="dxa"/>
-          </w:tcPr>
-          <w:p>
-            <w:pPr>
-              <w:widowControl w:val="0"/>
-              <w:pBdr>
-                <w:top w:val="nil"/>
-                <w:left w:val="nil"/>
-                <w:bottom w:val="nil"/>
-                <w:right w:val="nil"/>
-                <w:between w:val="nil"/>
-              </w:pBdr>
-              <w:ind w:left="89" w:firstLine="0"/>
-              <w:jc w:val="center"/>
-              <w:rPr>
-                <w:color w:val="000000"/>
-                <w:sz w:val="24"/>
-                <w:szCs w:val="24"/>
-              </w:rPr>
-            </w:pPr>
-            <w:r>
-              <w:rPr>
-                <w:color w:val="000000"/>
-                <w:sz w:val="24"/>
-                <w:szCs w:val="24"/>
+            <w:tcBorders>
+              <w:top w:val="single" w:sz="4" w:space="0" w:color="000000"/>
+              <w:left w:val="single" w:sz="4" w:space="0" w:color="000000"/>
+              <w:bottom w:val="single" w:sz="4" w:space="0" w:color="000000"/>
+              <w:right w:val="single" w:sz="4" w:space="0" w:color="000000"/>
+            </w:tcBorders>
+            <w:hideMark/>
+          </w:tcPr>
+          <w:p>
+            <w:pPr>
+              <w:keepNext/>
+              <w:keepLines/>
+              <w:pBdr>
+                <w:top w:val="nil"/>
+                <w:left w:val="nil"/>
+                <w:bottom w:val="nil"/>
+                <w:right w:val="nil"/>
+                <w:between w:val="nil"/>
+              </w:pBdr>
+              <w:spacing w:line="240" w:lineRule="auto"/>
+              <w:ind w:firstLine="0"/>
+              <w:rPr>
+                <w:color w:val="000000"/>
+                <w:lang w:val="ru-RU"/>
+              </w:rPr>
+            </w:pPr>
+            <w:r>
+              <w:rPr>
+                <w:color w:val="000000"/>
+                <w:lang w:val="ru-RU"/>
               </w:rPr>
               <w:t>ens18 (to HQ-RTR)</w:t>
             </w:r>
@@ -5167,31 +5770,35 @@
         <w:tc>
           <w:tcPr>
             <w:tcW w:w="1716" w:type="dxa"/>
-          </w:tcPr>
-          <w:p>
-            <w:pPr>
-              <w:widowControl w:val="0"/>
-              <w:pBdr>
-                <w:top w:val="nil"/>
-                <w:left w:val="nil"/>
-                <w:bottom w:val="nil"/>
-                <w:right w:val="nil"/>
-                <w:between w:val="nil"/>
-              </w:pBdr>
-              <w:ind w:left="89" w:firstLine="0"/>
-              <w:jc w:val="center"/>
-              <w:rPr>
-                <w:color w:val="000000"/>
-                <w:sz w:val="24"/>
-                <w:szCs w:val="24"/>
+            <w:tcBorders>
+              <w:top w:val="single" w:sz="4" w:space="0" w:color="000000"/>
+              <w:left w:val="single" w:sz="4" w:space="0" w:color="000000"/>
+              <w:bottom w:val="single" w:sz="4" w:space="0" w:color="000000"/>
+              <w:right w:val="single" w:sz="4" w:space="0" w:color="000000"/>
+            </w:tcBorders>
+            <w:hideMark/>
+          </w:tcPr>
+          <w:p>
+            <w:pPr>
+              <w:keepNext/>
+              <w:keepLines/>
+              <w:pBdr>
+                <w:top w:val="nil"/>
+                <w:left w:val="nil"/>
+                <w:bottom w:val="nil"/>
+                <w:right w:val="nil"/>
+                <w:between w:val="nil"/>
+              </w:pBdr>
+              <w:spacing w:line="240" w:lineRule="auto"/>
+              <w:ind w:firstLine="0"/>
+              <w:rPr>
+                <w:color w:val="000000"/>
                 <w:lang w:val="en-US"/>
               </w:rPr>
             </w:pPr>
             <w:r>
               <w:rPr>
                 <w:color w:val="000000"/>
-                <w:sz w:val="24"/>
-                <w:szCs w:val="24"/>
                 <w:lang w:val="en-US"/>
               </w:rPr>
               <w:t>192.168.10.2</w:t>
@@ -5201,31 +5808,35 @@
         <w:tc>
           <w:tcPr>
             <w:tcW w:w="1103" w:type="dxa"/>
-          </w:tcPr>
-          <w:p>
-            <w:pPr>
-              <w:widowControl w:val="0"/>
-              <w:pBdr>
-                <w:top w:val="nil"/>
-                <w:left w:val="nil"/>
-                <w:bottom w:val="nil"/>
-                <w:right w:val="nil"/>
-                <w:between w:val="nil"/>
-              </w:pBdr>
-              <w:ind w:left="89" w:firstLine="0"/>
-              <w:jc w:val="center"/>
-              <w:rPr>
-                <w:color w:val="000000"/>
-                <w:sz w:val="24"/>
-                <w:szCs w:val="24"/>
+            <w:tcBorders>
+              <w:top w:val="single" w:sz="4" w:space="0" w:color="000000"/>
+              <w:left w:val="single" w:sz="4" w:space="0" w:color="000000"/>
+              <w:bottom w:val="single" w:sz="4" w:space="0" w:color="000000"/>
+              <w:right w:val="single" w:sz="4" w:space="0" w:color="000000"/>
+            </w:tcBorders>
+            <w:hideMark/>
+          </w:tcPr>
+          <w:p>
+            <w:pPr>
+              <w:keepNext/>
+              <w:keepLines/>
+              <w:pBdr>
+                <w:top w:val="nil"/>
+                <w:left w:val="nil"/>
+                <w:bottom w:val="nil"/>
+                <w:right w:val="nil"/>
+                <w:between w:val="nil"/>
+              </w:pBdr>
+              <w:spacing w:line="240" w:lineRule="auto"/>
+              <w:ind w:firstLine="0"/>
+              <w:rPr>
+                <w:color w:val="000000"/>
                 <w:lang w:val="en-US"/>
               </w:rPr>
             </w:pPr>
             <w:r>
               <w:rPr>
                 <w:color w:val="000000"/>
-                <w:sz w:val="24"/>
-                <w:szCs w:val="24"/>
                 <w:lang w:val="en-US"/>
               </w:rPr>
               <w:t>/28</w:t>
@@ -5235,88 +5846,110 @@
         <w:tc>
           <w:tcPr>
             <w:tcW w:w="1102" w:type="dxa"/>
-          </w:tcPr>
-          <w:p>
-            <w:pPr>
-              <w:widowControl w:val="0"/>
-              <w:pBdr>
-                <w:top w:val="nil"/>
-                <w:left w:val="nil"/>
-                <w:bottom w:val="nil"/>
-                <w:right w:val="nil"/>
-                <w:between w:val="nil"/>
-              </w:pBdr>
-              <w:ind w:left="89" w:firstLine="0"/>
-              <w:jc w:val="center"/>
-              <w:rPr>
-                <w:color w:val="000000"/>
-                <w:sz w:val="24"/>
-                <w:szCs w:val="24"/>
+            <w:tcBorders>
+              <w:top w:val="single" w:sz="4" w:space="0" w:color="000000"/>
+              <w:left w:val="single" w:sz="4" w:space="0" w:color="000000"/>
+              <w:bottom w:val="single" w:sz="4" w:space="0" w:color="000000"/>
+              <w:right w:val="single" w:sz="4" w:space="0" w:color="000000"/>
+            </w:tcBorders>
+            <w:hideMark/>
+          </w:tcPr>
+          <w:p>
+            <w:pPr>
+              <w:keepNext/>
+              <w:keepLines/>
+              <w:pBdr>
+                <w:top w:val="nil"/>
+                <w:left w:val="nil"/>
+                <w:bottom w:val="nil"/>
+                <w:right w:val="nil"/>
+                <w:between w:val="nil"/>
+              </w:pBdr>
+              <w:spacing w:line="240" w:lineRule="auto"/>
+              <w:ind w:firstLine="0"/>
+              <w:rPr>
+                <w:color w:val="000000"/>
+                <w:lang w:val="ru-RU"/>
+              </w:rPr>
+            </w:pPr>
+            <w:r>
+              <w:rPr>
+                <w:color w:val="000000"/>
                 <w:lang w:val="en-US"/>
               </w:rPr>
-            </w:pPr>
-            <w:r>
-              <w:rPr>
-                <w:color w:val="000000"/>
-                <w:sz w:val="24"/>
-                <w:szCs w:val="24"/>
+              <w:t>21</w:t>
+            </w:r>
+            <w:r>
+              <w:rPr>
+                <w:color w:val="000000"/>
+                <w:lang w:val="ru-RU"/>
+              </w:rPr>
+              <w:t>4</w:t>
+            </w:r>
+          </w:p>
+        </w:tc>
+        <w:tc>
+          <w:tcPr>
+            <w:tcW w:w="1243" w:type="dxa"/>
+            <w:tcBorders>
+              <w:top w:val="single" w:sz="4" w:space="0" w:color="000000"/>
+              <w:left w:val="single" w:sz="4" w:space="0" w:color="000000"/>
+              <w:bottom w:val="single" w:sz="4" w:space="0" w:color="000000"/>
+              <w:right w:val="single" w:sz="4" w:space="0" w:color="000000"/>
+            </w:tcBorders>
+          </w:tcPr>
+          <w:p>
+            <w:pPr>
+              <w:keepNext/>
+              <w:keepLines/>
+              <w:pBdr>
+                <w:top w:val="nil"/>
+                <w:left w:val="nil"/>
+                <w:bottom w:val="nil"/>
+                <w:right w:val="nil"/>
+                <w:between w:val="nil"/>
+              </w:pBdr>
+              <w:spacing w:line="240" w:lineRule="auto"/>
+              <w:ind w:firstLine="0"/>
+              <w:rPr>
+                <w:color w:val="000000"/>
+                <w:lang w:val="ru-RU"/>
+              </w:rPr>
+            </w:pPr>
+          </w:p>
+        </w:tc>
+        <w:tc>
+          <w:tcPr>
+            <w:tcW w:w="1365" w:type="dxa"/>
+            <w:tcBorders>
+              <w:top w:val="single" w:sz="4" w:space="0" w:color="000000"/>
+              <w:left w:val="single" w:sz="4" w:space="0" w:color="000000"/>
+              <w:bottom w:val="single" w:sz="4" w:space="0" w:color="000000"/>
+              <w:right w:val="single" w:sz="4" w:space="0" w:color="000000"/>
+            </w:tcBorders>
+            <w:hideMark/>
+          </w:tcPr>
+          <w:p>
+            <w:pPr>
+              <w:keepNext/>
+              <w:keepLines/>
+              <w:pBdr>
+                <w:top w:val="nil"/>
+                <w:left w:val="nil"/>
+                <w:bottom w:val="nil"/>
+                <w:right w:val="nil"/>
+                <w:between w:val="nil"/>
+              </w:pBdr>
+              <w:spacing w:line="240" w:lineRule="auto"/>
+              <w:ind w:firstLine="0"/>
+              <w:rPr>
+                <w:color w:val="000000"/>
                 <w:lang w:val="en-US"/>
               </w:rPr>
-              <w:t>211</w:t>
-            </w:r>
-          </w:p>
-        </w:tc>
-        <w:tc>
-          <w:tcPr>
-            <w:tcW w:w="1243" w:type="dxa"/>
-          </w:tcPr>
-          <w:p>
-            <w:pPr>
-              <w:widowControl w:val="0"/>
-              <w:pBdr>
-                <w:top w:val="nil"/>
-                <w:left w:val="nil"/>
-                <w:bottom w:val="nil"/>
-                <w:right w:val="nil"/>
-                <w:between w:val="nil"/>
-              </w:pBdr>
-              <w:jc w:val="center"/>
-              <w:rPr>
-                <w:color w:val="000000"/>
-                <w:sz w:val="24"/>
-                <w:szCs w:val="24"/>
-              </w:rPr>
-            </w:pPr>
-          </w:p>
-        </w:tc>
-        <w:tc>
-          <w:tcPr>
-            <w:tcW w:w="1365" w:type="dxa"/>
-          </w:tcPr>
-          <w:p>
-            <w:pPr>
-              <w:widowControl w:val="0"/>
-              <w:pBdr>
-                <w:top w:val="nil"/>
-                <w:left w:val="nil"/>
-                <w:bottom w:val="nil"/>
-                <w:right w:val="nil"/>
-                <w:between w:val="nil"/>
-              </w:pBdr>
-              <w:ind w:left="89" w:right="89" w:firstLine="0"/>
-              <w:jc w:val="center"/>
-              <w:rPr>
-                <w:color w:val="000000"/>
-                <w:sz w:val="24"/>
-                <w:szCs w:val="24"/>
-                <w:lang w:val="en-US"/>
-              </w:rPr>
-            </w:pPr>
-            <w:r>
-              <w:rPr>
-                <w:color w:val="000000"/>
-                <w:sz w:val="24"/>
-                <w:szCs w:val="24"/>
+            </w:pPr>
+            <w:r>
+              <w:rPr>
+                <w:color w:val="000000"/>
                 <w:lang w:val="en-US"/>
               </w:rPr>
               <w:t>192.168.10.1</w:t>
@@ -5340,8 +5973,6 @@
           <w:color w:val="000000"/>
         </w:rPr>
       </w:pPr>
-      <w:bookmarkStart w:id="3" w:name="_heading=h.c9nqep64kxe4" w:colFirst="0" w:colLast="0"/>
-      <w:bookmarkEnd w:id="3"/>
     </w:p>
     <w:p>
       <w:pPr>
@@ -5359,14 +5990,14 @@
           <w:color w:val="000000"/>
         </w:rPr>
       </w:pPr>
-      <w:bookmarkStart w:id="4" w:name="_Toc232440383"/>
+      <w:bookmarkStart w:id="3" w:name="_Toc232440383"/>
       <w:r>
         <w:rPr>
           <w:color w:val="000000"/>
         </w:rPr>
         <w:t>1.2.  Основные сведения о настройке коммутатора и выбора реализации разделения на VLAN.</w:t>
       </w:r>
-      <w:bookmarkEnd w:id="4"/>
+      <w:bookmarkEnd w:id="3"/>
     </w:p>
     <w:p>
       <w:pPr>
@@ -5430,6 +6061,7 @@
         <w:rPr>
           <w:lang w:val="ru-RU"/>
         </w:rPr>
+        <w:lastRenderedPageBreak/>
         <w:t>Рисунок</w:t>
       </w:r>
       <w:r>
@@ -5671,17 +6303,16 @@
           <w:lang w:val="ru-RU"/>
         </w:rPr>
       </w:pPr>
-      <w:bookmarkStart w:id="5" w:name="_heading=h.h6eu6y4jvdgk" w:colFirst="0" w:colLast="0"/>
-      <w:bookmarkStart w:id="6" w:name="_Toc232440384"/>
+      <w:bookmarkStart w:id="4" w:name="_heading=h.h6eu6y4jvdgk" w:colFirst="0" w:colLast="0"/>
+      <w:bookmarkStart w:id="5" w:name="_Toc232440384"/>
+      <w:bookmarkEnd w:id="4"/>
+      <w:r>
+        <w:rPr>
+          <w:color w:val="000000"/>
+        </w:rPr>
+        <w:t>1.3. Конфигурация IP туннеля между офисами HQ и BR.</w:t>
+      </w:r>
       <w:bookmarkEnd w:id="5"/>
-      <w:r>
-        <w:rPr>
-          <w:color w:val="000000"/>
-        </w:rPr>
-        <w:lastRenderedPageBreak/>
-        <w:t>1.3. Конфигурация IP туннеля между офисами HQ и BR.</w:t>
-      </w:r>
-      <w:bookmarkEnd w:id="6"/>
     </w:p>
     <w:p>
       <w:pPr>
@@ -5790,6 +6421,7 @@
           <w:noProof/>
           <w:lang w:val="en-US"/>
         </w:rPr>
+        <w:lastRenderedPageBreak/>
         <w:drawing>
           <wp:inline distT="0" distB="0" distL="0" distR="0" wp14:anchorId="483261D1" wp14:editId="4FDF5BE0">
             <wp:extent cx="3981450" cy="3867150"/>
@@ -5876,9 +6508,9 @@
           <w:color w:val="000000"/>
         </w:rPr>
       </w:pPr>
-      <w:bookmarkStart w:id="7" w:name="_heading=h.ltqrupituowd" w:colFirst="0" w:colLast="0"/>
-      <w:bookmarkStart w:id="8" w:name="_Toc232440385"/>
-      <w:bookmarkEnd w:id="7"/>
+      <w:bookmarkStart w:id="6" w:name="_heading=h.ltqrupituowd" w:colFirst="0" w:colLast="0"/>
+      <w:bookmarkStart w:id="7" w:name="_Toc232440385"/>
+      <w:bookmarkEnd w:id="6"/>
       <w:r>
         <w:rPr>
           <w:color w:val="000000"/>
@@ -5886,7 +6518,7 @@
         <w:lastRenderedPageBreak/>
         <w:t>1.4. Настройка динамической маршрутизации с использованием протокола Link State.</w:t>
       </w:r>
-      <w:bookmarkEnd w:id="8"/>
+      <w:bookmarkEnd w:id="7"/>
     </w:p>
     <w:p>
       <w:pPr>
@@ -5906,8 +6538,8 @@
           <w:lang w:val="en-US"/>
         </w:rPr>
       </w:pPr>
-      <w:bookmarkStart w:id="9" w:name="_heading=h.shdm4vvvrbff" w:colFirst="0" w:colLast="0"/>
-      <w:bookmarkEnd w:id="9"/>
+      <w:bookmarkStart w:id="8" w:name="_heading=h.shdm4vvvrbff" w:colFirst="0" w:colLast="0"/>
+      <w:bookmarkEnd w:id="8"/>
       <w:r>
         <w:rPr>
           <w:noProof/>
@@ -6125,7 +6757,7 @@
           <w:color w:val="000000"/>
         </w:rPr>
       </w:pPr>
-      <w:bookmarkStart w:id="10" w:name="_Toc232440386"/>
+      <w:bookmarkStart w:id="9" w:name="_Toc232440386"/>
       <w:r>
         <w:rPr>
           <w:color w:val="000000"/>
@@ -6133,7 +6765,7 @@
         <w:lastRenderedPageBreak/>
         <w:t>1.5. Настройка протокола динамической конфигурации хостов.</w:t>
       </w:r>
-      <w:bookmarkEnd w:id="10"/>
+      <w:bookmarkEnd w:id="9"/>
     </w:p>
     <w:p>
       <w:pPr>
@@ -6143,8 +6775,8 @@
           <w:lang w:val="en-US"/>
         </w:rPr>
       </w:pPr>
-      <w:bookmarkStart w:id="11" w:name="_heading=h.kfmosekrpq7p" w:colFirst="0" w:colLast="0"/>
-      <w:bookmarkEnd w:id="11"/>
+      <w:bookmarkStart w:id="10" w:name="_heading=h.kfmosekrpq7p" w:colFirst="0" w:colLast="0"/>
+      <w:bookmarkEnd w:id="10"/>
       <w:r>
         <w:rPr>
           <w:noProof/>
@@ -6229,9 +6861,9 @@
           <w:color w:val="000000"/>
         </w:rPr>
       </w:pPr>
-      <w:bookmarkStart w:id="12" w:name="_heading=h.gitrzg8iyqsi" w:colFirst="0" w:colLast="0"/>
-      <w:bookmarkStart w:id="13" w:name="_Toc232440387"/>
-      <w:bookmarkEnd w:id="12"/>
+      <w:bookmarkStart w:id="11" w:name="_heading=h.gitrzg8iyqsi" w:colFirst="0" w:colLast="0"/>
+      <w:bookmarkStart w:id="12" w:name="_Toc232440387"/>
+      <w:bookmarkEnd w:id="11"/>
       <w:r>
         <w:rPr>
           <w:b/>
@@ -6240,7 +6872,7 @@
         <w:lastRenderedPageBreak/>
         <w:t>МОДУЛЬ 2</w:t>
       </w:r>
-      <w:bookmarkEnd w:id="13"/>
+      <w:bookmarkEnd w:id="12"/>
     </w:p>
     <w:p>
       <w:pPr>
@@ -6260,16 +6892,16 @@
           <w:lang w:val="ru-RU"/>
         </w:rPr>
       </w:pPr>
-      <w:bookmarkStart w:id="14" w:name="_heading=h.fbqp26rfvllt" w:colFirst="0" w:colLast="0"/>
-      <w:bookmarkStart w:id="15" w:name="_Toc232440388"/>
+      <w:bookmarkStart w:id="13" w:name="_heading=h.fbqp26rfvllt" w:colFirst="0" w:colLast="0"/>
+      <w:bookmarkStart w:id="14" w:name="_Toc232440388"/>
+      <w:bookmarkEnd w:id="13"/>
+      <w:r>
+        <w:rPr>
+          <w:color w:val="000000"/>
+        </w:rPr>
+        <w:t>2.1. Конфигурация сервера сетевой файловой системы (NFS) на HQ-SRV</w:t>
+      </w:r>
       <w:bookmarkEnd w:id="14"/>
-      <w:r>
-        <w:rPr>
-          <w:color w:val="000000"/>
-        </w:rPr>
-        <w:t>2.1. Конфигурация сервера сетевой файловой системы (NFS) на HQ-SRV</w:t>
-      </w:r>
-      <w:bookmarkEnd w:id="15"/>
     </w:p>
     <w:p>
       <w:pPr>
@@ -6322,8 +6954,8 @@
           </wp:inline>
         </w:drawing>
       </w:r>
-      <w:bookmarkStart w:id="16" w:name="_heading=h.ithtizn6nrin" w:colFirst="0" w:colLast="0"/>
-      <w:bookmarkEnd w:id="16"/>
+      <w:bookmarkStart w:id="15" w:name="_heading=h.ithtizn6nrin" w:colFirst="0" w:colLast="0"/>
+      <w:bookmarkEnd w:id="15"/>
       <w:r>
         <w:rPr>
           <w:color w:val="000000"/>
@@ -6341,16 +6973,16 @@
           <w:lang w:val="ru-RU"/>
         </w:rPr>
       </w:pPr>
-      <w:bookmarkStart w:id="17" w:name="_Toc232440389"/>
+      <w:bookmarkStart w:id="16" w:name="_Toc232440389"/>
       <w:r>
         <w:rPr>
           <w:color w:val="000000"/>
         </w:rPr>
         <w:t>2.2. Веб приложение на сервере HQ-SRV</w:t>
       </w:r>
-      <w:bookmarkStart w:id="18" w:name="_heading=h.qyam6u6mqh6p" w:colFirst="0" w:colLast="0"/>
+      <w:bookmarkStart w:id="17" w:name="_heading=h.qyam6u6mqh6p" w:colFirst="0" w:colLast="0"/>
+      <w:bookmarkEnd w:id="16"/>
       <w:bookmarkEnd w:id="17"/>
-      <w:bookmarkEnd w:id="18"/>
     </w:p>
     <w:p>
       <w:pPr>
@@ -6469,7 +7101,7 @@
           <w:color w:val="000000"/>
         </w:rPr>
       </w:pPr>
-      <w:bookmarkStart w:id="19" w:name="_Toc232440390"/>
+      <w:bookmarkStart w:id="18" w:name="_Toc232440390"/>
       <w:r>
         <w:rPr>
           <w:color w:val="000000"/>
@@ -6477,7 +7109,7 @@
         <w:lastRenderedPageBreak/>
         <w:t>2.3. Установка приложения Яндекс Браузер на HQ-CLI</w:t>
       </w:r>
-      <w:bookmarkEnd w:id="19"/>
+      <w:bookmarkEnd w:id="18"/>
     </w:p>
     <w:p>
       <w:pPr>
@@ -6550,8 +7182,8 @@
           <w:color w:val="000000"/>
         </w:rPr>
       </w:pPr>
-      <w:bookmarkStart w:id="20" w:name="_heading=h.teqeukcq59lo" w:colFirst="0" w:colLast="0"/>
-      <w:bookmarkEnd w:id="20"/>
+      <w:bookmarkStart w:id="19" w:name="_heading=h.teqeukcq59lo" w:colFirst="0" w:colLast="0"/>
+      <w:bookmarkEnd w:id="19"/>
       <w:r>
         <w:rPr>
           <w:b/>
@@ -6578,7 +7210,7 @@
           <w:color w:val="000000"/>
         </w:rPr>
       </w:pPr>
-      <w:bookmarkStart w:id="21" w:name="_Toc232440391"/>
+      <w:bookmarkStart w:id="20" w:name="_Toc232440391"/>
       <w:r>
         <w:rPr>
           <w:b/>
@@ -6587,7 +7219,7 @@
         <w:lastRenderedPageBreak/>
         <w:t>МОДУЛЬ 3</w:t>
       </w:r>
-      <w:bookmarkEnd w:id="21"/>
+      <w:bookmarkEnd w:id="20"/>
     </w:p>
     <w:p>
       <w:pPr>
@@ -6605,16 +7237,16 @@
           <w:color w:val="000000"/>
         </w:rPr>
       </w:pPr>
-      <w:bookmarkStart w:id="22" w:name="_heading=h.92190y3bsekw" w:colFirst="0" w:colLast="0"/>
-      <w:bookmarkStart w:id="23" w:name="_Toc232440392"/>
+      <w:bookmarkStart w:id="21" w:name="_heading=h.92190y3bsekw" w:colFirst="0" w:colLast="0"/>
+      <w:bookmarkStart w:id="22" w:name="_Toc232440392"/>
+      <w:bookmarkEnd w:id="21"/>
+      <w:r>
+        <w:rPr>
+          <w:color w:val="000000"/>
+        </w:rPr>
+        <w:t>3.1. Настройка защищенного туннеля между HQ-RTR и BR-RTR</w:t>
+      </w:r>
       <w:bookmarkEnd w:id="22"/>
-      <w:r>
-        <w:rPr>
-          <w:color w:val="000000"/>
-        </w:rPr>
-        <w:t>3.1. Настройка защищенного туннеля между HQ-RTR и BR-RTR</w:t>
-      </w:r>
-      <w:bookmarkEnd w:id="23"/>
     </w:p>
     <w:p>
       <w:pPr>
@@ -6823,8 +7455,8 @@
           <w:lang w:val="ru-RU"/>
         </w:rPr>
       </w:pPr>
-      <w:bookmarkStart w:id="24" w:name="_heading=h.x0vx6qxcl3yv" w:colFirst="0" w:colLast="0"/>
-      <w:bookmarkEnd w:id="24"/>
+      <w:bookmarkStart w:id="23" w:name="_heading=h.x0vx6qxcl3yv" w:colFirst="0" w:colLast="0"/>
+      <w:bookmarkEnd w:id="23"/>
       <w:r>
         <w:rPr>
           <w:color w:val="000000"/>
@@ -6870,16 +7502,16 @@
           <w:color w:val="000000"/>
         </w:rPr>
       </w:pPr>
-      <w:bookmarkStart w:id="25" w:name="_heading=h.11o7s4lwftwv" w:colFirst="0" w:colLast="0"/>
-      <w:bookmarkStart w:id="26" w:name="_Toc232440393"/>
+      <w:bookmarkStart w:id="24" w:name="_heading=h.11o7s4lwftwv" w:colFirst="0" w:colLast="0"/>
+      <w:bookmarkStart w:id="25" w:name="_Toc232440393"/>
+      <w:bookmarkEnd w:id="24"/>
+      <w:r>
+        <w:rPr>
+          <w:color w:val="000000"/>
+        </w:rPr>
+        <w:t>3.2. Мониторинг устройств с помощью открытого программного обеспечения</w:t>
+      </w:r>
       <w:bookmarkEnd w:id="25"/>
-      <w:r>
-        <w:rPr>
-          <w:color w:val="000000"/>
-        </w:rPr>
-        <w:t>3.2. Мониторинг устройств с помощью открытого программного обеспечения</w:t>
-      </w:r>
-      <w:bookmarkEnd w:id="26"/>
     </w:p>
     <w:p>
       <w:pPr>
@@ -7754,7 +8386,6 @@
   <w:style w:type="character" w:default="1" w:styleId="a0">
     <w:name w:val="Default Paragraph Font"/>
     <w:uiPriority w:val="1"/>
-    <w:semiHidden/>
     <w:unhideWhenUsed/>
   </w:style>
   <w:style w:type="table" w:default="1" w:styleId="a1">
@@ -8403,28 +9034,28 @@
 </file>
 
 <file path=customXml/item1.xml><?xml version="1.0" encoding="utf-8"?>
-<b:Sources xmlns:b="http://schemas.openxmlformats.org/officeDocument/2006/bibliography" xmlns="http://schemas.openxmlformats.org/officeDocument/2006/bibliography" SelectedStyle="\APA.XSL" StyleName="APA"/>
-</file>
-
-<file path=customXml/item2.xml><?xml version="1.0" encoding="utf-8"?>
 <go:gDocsCustomXmlDataStorage xmlns:go="http://customooxmlschemas.google.com/" xmlns:r="http://schemas.openxmlformats.org/officeDocument/2006/relationships" uri="GoogleDocsCustomDataVersion2">
   <go:docsCustomData xmlns:go="http://customooxmlschemas.google.com/" roundtripDataSignature="AMtx7mhqWHGFhzFKBdDgdGqMDypiuy0LcA==">CgMxLjAyDmguOGZyM3Y0dG9vejhnMg5oLmV1dGp0bzhibGVrNzIOaC5jOW5xZXA2NGt4ZTQyDmguaDZldTZ5NGp2ZGdrMg5oLmx0cXJ1cGl0dW93ZDIOaC5zaGRtNHZ2dnJiZmYyDmgua2Ztb3Nla3JwcTdwMg5oLmdpdHJ6ZzhpeXFzaTIOaC5mYnFwMjZyZnZsbHQyDmguaXRodGl6bjZucmluMg5oLnF5YW02dTZtcWg2cDIOaC50ZXFldWtjcTU5bG8yDmguOTIxOTB5M2JzZWt3Mg5oLngwdng2cXhjbDN5djIOaC4xMW83czRsd2Z0d3Y4AHIhMVl2UVA3dzlRdENYRTd1bmcxb3hsaXJDclpjMzU0Tncx</go:docsCustomData>
 </go:gDocsCustomXmlDataStorage>
 </file>
 
-<file path=customXml/itemProps1.xml><?xml version="1.0" encoding="utf-8"?>
-<ds:datastoreItem xmlns:ds="http://schemas.openxmlformats.org/officeDocument/2006/customXml" ds:itemID="{73D6B838-1AA7-4562-9CAC-FAE212A13DA6}">
-  <ds:schemaRefs>
-    <ds:schemaRef ds:uri="http://schemas.openxmlformats.org/officeDocument/2006/bibliography"/>
-  </ds:schemaRefs>
-</ds:datastoreItem>
+<file path=customXml/item2.xml><?xml version="1.0" encoding="utf-8"?>
+<b:Sources xmlns:b="http://schemas.openxmlformats.org/officeDocument/2006/bibliography" xmlns="http://schemas.openxmlformats.org/officeDocument/2006/bibliography" SelectedStyle="\APA.XSL" StyleName="APA"/>
 </file>
 
-<file path=customXml/itemProps2.xml><?xml version="1.0" encoding="utf-8"?>
+<file path=customXml/itemProps1.xml><?xml version="1.0" encoding="utf-8"?>
 <ds:datastoreItem xmlns:ds="http://schemas.openxmlformats.org/officeDocument/2006/customXml" ds:itemID="{11111111-1234-1234-1234-123412341234}">
   <ds:schemaRefs>
     <ds:schemaRef ds:uri="http://customooxmlschemas.google.com/"/>
     <ds:schemaRef ds:uri="http://schemas.openxmlformats.org/officeDocument/2006/relationships"/>
   </ds:schemaRefs>
 </ds:datastoreItem>
+</file>
+
+<file path=customXml/itemProps2.xml><?xml version="1.0" encoding="utf-8"?>
+<ds:datastoreItem xmlns:ds="http://schemas.openxmlformats.org/officeDocument/2006/customXml" ds:itemID="{73D6B838-1AA7-4562-9CAC-FAE212A13DA6}">
+  <ds:schemaRefs>
+    <ds:schemaRef ds:uri="http://schemas.openxmlformats.org/officeDocument/2006/bibliography"/>
+  </ds:schemaRefs>
+</ds:datastoreItem>
 </file>